--- a/files/發包工程(作)告知承攬商每日作業前安全衛生紀錄表.docx
+++ b/files/發包工程(作)告知承攬商每日作業前安全衛生紀錄表.docx
@@ -7,30 +7,29 @@
         <w:spacing w:line="500" w:lineRule="exact"/>
         <w:jc w:val="center"/>
         <w:rPr>
-          <w:rFonts w:ascii="標楷體" w:eastAsia="標楷體" w:hAnsi="標楷體"/>
+          <w:rFonts w:eastAsia="標楷體"/>
           <w:b/>
-          <w:bCs/>
           <w:color w:val="000000" w:themeColor="text1"/>
           <w:sz w:val="36"/>
-          <w:szCs w:val="36"/>
         </w:rPr>
       </w:pPr>
       <w:r>
         <w:rPr>
-          <w:rFonts w:ascii="標楷體" w:eastAsia="標楷體" w:hAnsi="標楷體"/>
+          <w:rFonts w:eastAsia="標楷體"/>
           <w:noProof/>
           <w:color w:val="000000" w:themeColor="text1"/>
         </w:rPr>
+        <w:lastRenderedPageBreak/>
         <mc:AlternateContent>
           <mc:Choice Requires="wps">
             <w:drawing>
-              <wp:anchor distT="0" distB="0" distL="114300" distR="114300" simplePos="0" relativeHeight="251648000" behindDoc="0" locked="0" layoutInCell="1" allowOverlap="1" wp14:anchorId="5DFE3B8A" wp14:editId="23CCF9E8">
+              <wp:anchor distT="0" distB="0" distL="114300" distR="114300" simplePos="0" relativeHeight="251648000" behindDoc="0" locked="0" layoutInCell="1" allowOverlap="1" wp14:anchorId="5DFE3B8A" wp14:editId="564202DC">
                 <wp:simplePos x="0" y="0"/>
                 <wp:positionH relativeFrom="column">
-                  <wp:posOffset>5751195</wp:posOffset>
+                  <wp:posOffset>5707652</wp:posOffset>
                 </wp:positionH>
                 <wp:positionV relativeFrom="paragraph">
-                  <wp:posOffset>-13970</wp:posOffset>
+                  <wp:posOffset>107587</wp:posOffset>
                 </wp:positionV>
                 <wp:extent cx="611505" cy="342900"/>
                 <wp:effectExtent l="0" t="0" r="17145" b="19050"/>
@@ -105,11 +104,7 @@
           </mc:Choice>
           <mc:Fallback>
             <w:pict>
-              <v:shapetype w14:anchorId="5DFE3B8A" id="_x0000_t202" coordsize="21600,21600" o:spt="202" path="m,l,21600r21600,l21600,xe">
-                <v:stroke joinstyle="miter"/>
-                <v:path gradientshapeok="t" o:connecttype="rect"/>
-              </v:shapetype>
-              <v:shape id="Text Box 36" o:spid="_x0000_s1026" type="#_x0000_t202" style="position:absolute;left:0;text-align:left;margin-left:452.85pt;margin-top:-1.1pt;width:48.15pt;height:27pt;z-index:251648000;visibility:visible;mso-wrap-style:square;mso-width-percent:0;mso-height-percent:0;mso-wrap-distance-left:9pt;mso-wrap-distance-top:0;mso-wrap-distance-right:9pt;mso-wrap-distance-bottom:0;mso-position-horizontal:absolute;mso-position-horizontal-relative:text;mso-position-vertical:absolute;mso-position-vertical-relative:text;mso-width-percent:0;mso-height-percent:0;mso-width-relative:page;mso-height-relative:page;v-text-anchor:top" o:gfxdata="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">
+              <v:shape w14:anchorId="5DFE3B8A" id="Text Box 36" o:spid="_x0000_s1059" type="#_x0000_t202" style="position:absolute;left:0;text-align:left;margin-left:449.4pt;margin-top:8.45pt;width:48.15pt;height:27pt;z-index:251648000;visibility:visible;mso-wrap-style:square;mso-width-percent:0;mso-height-percent:0;mso-wrap-distance-left:9pt;mso-wrap-distance-top:0;mso-wrap-distance-right:9pt;mso-wrap-distance-bottom:0;mso-position-horizontal:absolute;mso-position-horizontal-relative:text;mso-position-vertical:absolute;mso-position-vertical-relative:text;mso-width-percent:0;mso-height-percent:0;mso-width-relative:page;mso-height-relative:page;v-text-anchor:top" o:gfxdata="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">
                 <v:textbox>
                   <w:txbxContent>
                     <w:p>
@@ -138,20 +133,34 @@
           </mc:Fallback>
         </mc:AlternateContent>
       </w:r>
+    </w:p>
+    <w:p>
+      <w:pPr>
+        <w:ind w:leftChars="900" w:left="2160" w:rightChars="900" w:right="2160"/>
+        <w:jc w:val="center"/>
+        <w:outlineLvl w:val="0"/>
+        <w:rPr>
+          <w:rFonts w:eastAsia="標楷體"/>
+          <w:b/>
+          <w:color w:val="000000" w:themeColor="text1"/>
+          <w:sz w:val="36"/>
+        </w:rPr>
+      </w:pPr>
+      <w:bookmarkStart w:id="75" w:name="_Toc242179500"/>
+      <w:bookmarkStart w:id="76" w:name="_Toc242179559"/>
+      <w:bookmarkStart w:id="77" w:name="_Toc242179762"/>
       <w:r>
         <w:rPr>
-          <w:rFonts w:ascii="標楷體" w:eastAsia="標楷體" w:hAnsi="標楷體" w:cs="標楷體" w:hint="eastAsia"/>
+          <w:rFonts w:eastAsia="標楷體" w:hint="eastAsia"/>
           <w:b/>
-          <w:bCs/>
           <w:color w:val="000000" w:themeColor="text1"/>
           <w:sz w:val="36"/>
-          <w:szCs w:val="36"/>
         </w:rPr>
         <w:t>興達發電廠發包工程</w:t>
       </w:r>
       <w:r>
         <w:rPr>
-          <w:rFonts w:ascii="標楷體" w:eastAsia="標楷體" w:hAnsi="標楷體" w:hint="eastAsia"/>
+          <w:rFonts w:eastAsia="標楷體"/>
           <w:b/>
           <w:color w:val="000000" w:themeColor="text1"/>
           <w:sz w:val="36"/>
@@ -160,155 +169,358 @@
       </w:r>
       <w:r>
         <w:rPr>
-          <w:rFonts w:ascii="標楷體" w:eastAsia="標楷體" w:hAnsi="標楷體" w:cs="標楷體" w:hint="eastAsia"/>
+          <w:rFonts w:eastAsia="標楷體" w:hint="eastAsia"/>
           <w:b/>
-          <w:bCs/>
           <w:color w:val="000000" w:themeColor="text1"/>
           <w:sz w:val="36"/>
-          <w:szCs w:val="36"/>
         </w:rPr>
-        <w:t>作)</w:t>
+        <w:t>作</w:t>
       </w:r>
-    </w:p>
-    <w:p>
-      <w:pPr>
-        <w:spacing w:after="100" w:line="500" w:lineRule="exact"/>
-        <w:jc w:val="center"/>
+      <w:r>
         <w:rPr>
-          <w:rFonts w:ascii="標楷體" w:eastAsia="標楷體" w:hAnsi="標楷體"/>
+          <w:rFonts w:eastAsia="標楷體"/>
           <w:b/>
-          <w:bCs/>
           <w:color w:val="000000" w:themeColor="text1"/>
           <w:sz w:val="36"/>
-          <w:szCs w:val="36"/>
         </w:rPr>
-      </w:pPr>
+        <w:t>)</w:t>
+      </w:r>
       <w:r>
         <w:rPr>
-          <w:rFonts w:ascii="標楷體" w:eastAsia="標楷體" w:hAnsi="標楷體" w:cs="標楷體" w:hint="eastAsia"/>
+          <w:rFonts w:eastAsia="標楷體" w:hint="eastAsia"/>
           <w:b/>
-          <w:bCs/>
           <w:color w:val="000000" w:themeColor="text1"/>
           <w:sz w:val="36"/>
-          <w:szCs w:val="36"/>
         </w:rPr>
         <w:t>告知承攬商每日作業前安全衛生紀錄表</w:t>
       </w:r>
+      <w:bookmarkEnd w:id="75"/>
+      <w:bookmarkEnd w:id="76"/>
+      <w:bookmarkEnd w:id="77"/>
     </w:p>
     <w:p>
       <w:pPr>
         <w:spacing w:line="400" w:lineRule="exact"/>
         <w:rPr>
-          <w:rFonts w:ascii="標楷體" w:eastAsia="標楷體" w:hAnsi="標楷體"/>
+          <w:rFonts w:eastAsia="標楷體"/>
           <w:color w:val="000000" w:themeColor="text1"/>
           <w:sz w:val="20"/>
-          <w:szCs w:val="20"/>
         </w:rPr>
       </w:pPr>
       <w:r>
         <w:rPr>
-          <w:rFonts w:ascii="標楷體" w:eastAsia="標楷體" w:hAnsi="標楷體" w:cs="標楷體" w:hint="eastAsia"/>
+          <w:rFonts w:eastAsia="標楷體" w:hint="eastAsia"/>
           <w:color w:val="000000" w:themeColor="text1"/>
           <w:sz w:val="20"/>
-          <w:szCs w:val="20"/>
         </w:rPr>
         <w:t>一、</w:t>
       </w:r>
       <w:r>
         <w:rPr>
-          <w:rFonts w:ascii="標楷體" w:eastAsia="標楷體" w:hAnsi="標楷體" w:cs="標楷體" w:hint="eastAsia"/>
+          <w:rFonts w:eastAsia="標楷體" w:hint="eastAsia"/>
           <w:b/>
           <w:color w:val="000000" w:themeColor="text1"/>
           <w:sz w:val="20"/>
-          <w:szCs w:val="20"/>
         </w:rPr>
-        <w:t>工程(作)名稱：</w:t>
+        <w:t>工程</w:t>
+      </w:r>
+      <w:r>
+        <w:rPr>
+          <w:rFonts w:eastAsia="標楷體"/>
+          <w:b/>
+          <w:color w:val="000000" w:themeColor="text1"/>
+          <w:sz w:val="20"/>
+        </w:rPr>
+        <w:t>(</w:t>
+      </w:r>
+      <w:r>
+        <w:rPr>
+          <w:rFonts w:eastAsia="標楷體" w:hint="eastAsia"/>
+          <w:b/>
+          <w:color w:val="000000" w:themeColor="text1"/>
+          <w:sz w:val="20"/>
+        </w:rPr>
+        <w:t>作</w:t>
+      </w:r>
+      <w:r>
+        <w:rPr>
+          <w:rFonts w:eastAsia="標楷體"/>
+          <w:b/>
+          <w:color w:val="000000" w:themeColor="text1"/>
+          <w:sz w:val="20"/>
+        </w:rPr>
+        <w:t>)</w:t>
+      </w:r>
+      <w:r>
+        <w:rPr>
+          <w:rFonts w:eastAsia="標楷體" w:hint="eastAsia"/>
+          <w:b/>
+          <w:color w:val="000000" w:themeColor="text1"/>
+          <w:sz w:val="20"/>
+        </w:rPr>
+        <w:t>名稱：</w:t>
       </w:r>
     </w:p>
     <w:p>
       <w:pPr>
         <w:spacing w:line="400" w:lineRule="exact"/>
         <w:rPr>
-          <w:rFonts w:ascii="標楷體" w:eastAsia="標楷體" w:hAnsi="標楷體"/>
+          <w:rFonts w:eastAsia="標楷體"/>
           <w:color w:val="000000" w:themeColor="text1"/>
           <w:sz w:val="20"/>
-          <w:szCs w:val="20"/>
         </w:rPr>
       </w:pPr>
       <w:r>
         <w:rPr>
-          <w:rFonts w:ascii="標楷體" w:eastAsia="標楷體" w:hAnsi="標楷體" w:cs="標楷體" w:hint="eastAsia"/>
+          <w:rFonts w:eastAsia="標楷體" w:hint="eastAsia"/>
           <w:color w:val="000000" w:themeColor="text1"/>
           <w:sz w:val="20"/>
-          <w:szCs w:val="20"/>
         </w:rPr>
         <w:t>二、</w:t>
       </w:r>
       <w:r>
         <w:rPr>
-          <w:rFonts w:ascii="標楷體" w:eastAsia="標楷體" w:hAnsi="標楷體" w:cs="標楷體" w:hint="eastAsia"/>
+          <w:rFonts w:eastAsia="標楷體" w:hint="eastAsia"/>
           <w:b/>
           <w:color w:val="000000" w:themeColor="text1"/>
           <w:sz w:val="20"/>
-          <w:szCs w:val="20"/>
         </w:rPr>
         <w:t>時間：</w:t>
       </w:r>
       <w:r>
         <w:rPr>
-          <w:rFonts w:ascii="標楷體" w:eastAsia="標楷體" w:hAnsi="標楷體" w:cs="標楷體" w:hint="eastAsia"/>
+          <w:rFonts w:eastAsia="標楷體"/>
           <w:color w:val="000000" w:themeColor="text1"/>
           <w:sz w:val="20"/>
-          <w:szCs w:val="20"/>
         </w:rPr>
-        <w:t xml:space="preserve">    年    月    日    時    分    </w:t>
+        <w:t xml:space="preserve">    </w:t>
       </w:r>
       <w:r>
         <w:rPr>
-          <w:rFonts w:ascii="標楷體" w:eastAsia="標楷體" w:hAnsi="標楷體" w:cs="標楷體" w:hint="eastAsia"/>
+          <w:rFonts w:eastAsia="標楷體" w:hint="eastAsia"/>
+          <w:color w:val="000000" w:themeColor="text1"/>
+          <w:sz w:val="20"/>
+        </w:rPr>
+        <w:t>年</w:t>
+      </w:r>
+      <w:r>
+        <w:rPr>
+          <w:rFonts w:eastAsia="標楷體"/>
+          <w:color w:val="000000" w:themeColor="text1"/>
+          <w:sz w:val="20"/>
+        </w:rPr>
+        <w:t xml:space="preserve">    </w:t>
+      </w:r>
+      <w:r>
+        <w:rPr>
+          <w:rFonts w:eastAsia="標楷體" w:hint="eastAsia"/>
+          <w:color w:val="000000" w:themeColor="text1"/>
+          <w:sz w:val="20"/>
+        </w:rPr>
+        <w:t>月</w:t>
+      </w:r>
+      <w:r>
+        <w:rPr>
+          <w:rFonts w:eastAsia="標楷體"/>
+          <w:color w:val="000000" w:themeColor="text1"/>
+          <w:sz w:val="20"/>
+        </w:rPr>
+        <w:t xml:space="preserve">    </w:t>
+      </w:r>
+      <w:r>
+        <w:rPr>
+          <w:rFonts w:eastAsia="標楷體" w:hint="eastAsia"/>
+          <w:color w:val="000000" w:themeColor="text1"/>
+          <w:sz w:val="20"/>
+        </w:rPr>
+        <w:t>日</w:t>
+      </w:r>
+      <w:r>
+        <w:rPr>
+          <w:rFonts w:eastAsia="標楷體"/>
+          <w:color w:val="000000" w:themeColor="text1"/>
+          <w:sz w:val="20"/>
+        </w:rPr>
+        <w:t xml:space="preserve">    </w:t>
+      </w:r>
+      <w:r>
+        <w:rPr>
+          <w:rFonts w:eastAsia="標楷體" w:hint="eastAsia"/>
+          <w:color w:val="000000" w:themeColor="text1"/>
+          <w:sz w:val="20"/>
+        </w:rPr>
+        <w:t>時</w:t>
+      </w:r>
+      <w:r>
+        <w:rPr>
+          <w:rFonts w:eastAsia="標楷體"/>
+          <w:color w:val="000000" w:themeColor="text1"/>
+          <w:sz w:val="20"/>
+        </w:rPr>
+        <w:t xml:space="preserve">    </w:t>
+      </w:r>
+      <w:r>
+        <w:rPr>
+          <w:rFonts w:eastAsia="標楷體" w:hint="eastAsia"/>
+          <w:color w:val="000000" w:themeColor="text1"/>
+          <w:sz w:val="20"/>
+        </w:rPr>
+        <w:t>分</w:t>
+      </w:r>
+      <w:r>
+        <w:rPr>
+          <w:rFonts w:eastAsia="標楷體"/>
+          <w:color w:val="000000" w:themeColor="text1"/>
+          <w:sz w:val="20"/>
+        </w:rPr>
+        <w:t xml:space="preserve">    </w:t>
+      </w:r>
+      <w:r>
+        <w:rPr>
+          <w:rFonts w:eastAsia="標楷體" w:hint="eastAsia"/>
           <w:b/>
           <w:color w:val="000000" w:themeColor="text1"/>
           <w:sz w:val="20"/>
-          <w:szCs w:val="20"/>
         </w:rPr>
-        <w:t xml:space="preserve">工期：    </w:t>
+        <w:t>工期：</w:t>
       </w:r>
       <w:r>
         <w:rPr>
-          <w:rFonts w:ascii="標楷體" w:eastAsia="標楷體" w:hAnsi="標楷體" w:cs="標楷體" w:hint="eastAsia"/>
+          <w:rFonts w:eastAsia="標楷體"/>
+          <w:b/>
           <w:color w:val="000000" w:themeColor="text1"/>
           <w:sz w:val="20"/>
-          <w:szCs w:val="20"/>
         </w:rPr>
-        <w:t>年    月    日    起    年    月    日止</w:t>
+        <w:t xml:space="preserve">    </w:t>
+      </w:r>
+      <w:r>
+        <w:rPr>
+          <w:rFonts w:eastAsia="標楷體" w:hint="eastAsia"/>
+          <w:color w:val="000000" w:themeColor="text1"/>
+          <w:sz w:val="20"/>
+        </w:rPr>
+        <w:t>年</w:t>
+      </w:r>
+      <w:r>
+        <w:rPr>
+          <w:rFonts w:eastAsia="標楷體"/>
+          <w:color w:val="000000" w:themeColor="text1"/>
+          <w:sz w:val="20"/>
+        </w:rPr>
+        <w:t xml:space="preserve">    </w:t>
+      </w:r>
+      <w:r>
+        <w:rPr>
+          <w:rFonts w:eastAsia="標楷體" w:hint="eastAsia"/>
+          <w:color w:val="000000" w:themeColor="text1"/>
+          <w:sz w:val="20"/>
+        </w:rPr>
+        <w:t>月</w:t>
+      </w:r>
+      <w:r>
+        <w:rPr>
+          <w:rFonts w:eastAsia="標楷體"/>
+          <w:color w:val="000000" w:themeColor="text1"/>
+          <w:sz w:val="20"/>
+        </w:rPr>
+        <w:t xml:space="preserve">    </w:t>
+      </w:r>
+      <w:r>
+        <w:rPr>
+          <w:rFonts w:eastAsia="標楷體" w:hint="eastAsia"/>
+          <w:color w:val="000000" w:themeColor="text1"/>
+          <w:sz w:val="20"/>
+        </w:rPr>
+        <w:t>日</w:t>
+      </w:r>
+      <w:r>
+        <w:rPr>
+          <w:rFonts w:eastAsia="標楷體"/>
+          <w:color w:val="000000" w:themeColor="text1"/>
+          <w:sz w:val="20"/>
+        </w:rPr>
+        <w:t xml:space="preserve">    </w:t>
+      </w:r>
+      <w:r>
+        <w:rPr>
+          <w:rFonts w:eastAsia="標楷體" w:hint="eastAsia"/>
+          <w:color w:val="000000" w:themeColor="text1"/>
+          <w:sz w:val="20"/>
+        </w:rPr>
+        <w:t>起</w:t>
+      </w:r>
+      <w:r>
+        <w:rPr>
+          <w:rFonts w:eastAsia="標楷體"/>
+          <w:color w:val="000000" w:themeColor="text1"/>
+          <w:sz w:val="20"/>
+        </w:rPr>
+        <w:t xml:space="preserve">    </w:t>
+      </w:r>
+      <w:r>
+        <w:rPr>
+          <w:rFonts w:eastAsia="標楷體" w:hint="eastAsia"/>
+          <w:color w:val="000000" w:themeColor="text1"/>
+          <w:sz w:val="20"/>
+        </w:rPr>
+        <w:t>年</w:t>
+      </w:r>
+      <w:r>
+        <w:rPr>
+          <w:rFonts w:eastAsia="標楷體"/>
+          <w:color w:val="000000" w:themeColor="text1"/>
+          <w:sz w:val="20"/>
+        </w:rPr>
+        <w:t xml:space="preserve">    </w:t>
+      </w:r>
+      <w:r>
+        <w:rPr>
+          <w:rFonts w:eastAsia="標楷體" w:hint="eastAsia"/>
+          <w:color w:val="000000" w:themeColor="text1"/>
+          <w:sz w:val="20"/>
+        </w:rPr>
+        <w:t>月</w:t>
+      </w:r>
+      <w:r>
+        <w:rPr>
+          <w:rFonts w:eastAsia="標楷體"/>
+          <w:color w:val="000000" w:themeColor="text1"/>
+          <w:sz w:val="20"/>
+        </w:rPr>
+        <w:t xml:space="preserve">    </w:t>
+      </w:r>
+      <w:r>
+        <w:rPr>
+          <w:rFonts w:eastAsia="標楷體" w:hint="eastAsia"/>
+          <w:color w:val="000000" w:themeColor="text1"/>
+          <w:sz w:val="20"/>
+        </w:rPr>
+        <w:t>日止</w:t>
       </w:r>
     </w:p>
     <w:p>
       <w:pPr>
         <w:spacing w:line="400" w:lineRule="exact"/>
         <w:rPr>
-          <w:rFonts w:ascii="標楷體" w:eastAsia="標楷體" w:hAnsi="標楷體"/>
+          <w:rFonts w:eastAsia="標楷體"/>
           <w:color w:val="000000" w:themeColor="text1"/>
           <w:sz w:val="20"/>
-          <w:szCs w:val="20"/>
         </w:rPr>
       </w:pPr>
       <w:r>
         <w:rPr>
-          <w:rFonts w:ascii="標楷體" w:eastAsia="標楷體" w:hAnsi="標楷體" w:cs="標楷體" w:hint="eastAsia"/>
+          <w:rFonts w:eastAsia="標楷體" w:hint="eastAsia"/>
           <w:color w:val="000000" w:themeColor="text1"/>
           <w:sz w:val="20"/>
-          <w:szCs w:val="20"/>
         </w:rPr>
         <w:t>三、</w:t>
       </w:r>
       <w:r>
         <w:rPr>
-          <w:rFonts w:ascii="標楷體" w:eastAsia="標楷體" w:hAnsi="標楷體" w:cs="標楷體" w:hint="eastAsia"/>
+          <w:rFonts w:eastAsia="標楷體" w:hint="eastAsia"/>
           <w:b/>
           <w:color w:val="000000" w:themeColor="text1"/>
           <w:sz w:val="20"/>
-          <w:szCs w:val="20"/>
         </w:rPr>
         <w:t>地點：</w:t>
       </w:r>
@@ -317,35 +529,32 @@
       <w:pPr>
         <w:spacing w:after="60" w:line="400" w:lineRule="exact"/>
         <w:rPr>
-          <w:rFonts w:ascii="標楷體" w:eastAsia="標楷體" w:hAnsi="標楷體"/>
+          <w:rFonts w:eastAsia="標楷體"/>
           <w:color w:val="000000" w:themeColor="text1"/>
           <w:sz w:val="20"/>
-          <w:szCs w:val="20"/>
         </w:rPr>
       </w:pPr>
       <w:r>
         <w:rPr>
-          <w:rFonts w:ascii="標楷體" w:eastAsia="標楷體" w:hAnsi="標楷體" w:cs="標楷體" w:hint="eastAsia"/>
+          <w:rFonts w:eastAsia="標楷體" w:hint="eastAsia"/>
           <w:color w:val="000000" w:themeColor="text1"/>
           <w:sz w:val="20"/>
-          <w:szCs w:val="20"/>
         </w:rPr>
         <w:t>四、</w:t>
       </w:r>
       <w:r>
         <w:rPr>
-          <w:rFonts w:ascii="標楷體" w:eastAsia="標楷體" w:hAnsi="標楷體" w:cs="標楷體" w:hint="eastAsia"/>
+          <w:rFonts w:eastAsia="標楷體" w:hint="eastAsia"/>
           <w:b/>
           <w:color w:val="000000" w:themeColor="text1"/>
           <w:sz w:val="20"/>
-          <w:szCs w:val="20"/>
         </w:rPr>
         <w:t>參加人員：</w:t>
       </w:r>
     </w:p>
     <w:tbl>
       <w:tblPr>
-        <w:tblW w:w="0" w:type="auto"/>
+        <w:tblW w:w="10048" w:type="dxa"/>
         <w:tblInd w:w="2" w:type="dxa"/>
         <w:tblBorders>
           <w:top w:val="single" w:sz="12" w:space="0" w:color="auto"/>
@@ -365,10 +574,10 @@
       <w:tblGrid>
         <w:gridCol w:w="2234"/>
         <w:gridCol w:w="1084"/>
-        <w:gridCol w:w="1456"/>
-        <w:gridCol w:w="1455"/>
-        <w:gridCol w:w="1442"/>
-        <w:gridCol w:w="1442"/>
+        <w:gridCol w:w="1682"/>
+        <w:gridCol w:w="1683"/>
+        <w:gridCol w:w="1682"/>
+        <w:gridCol w:w="1683"/>
       </w:tblGrid>
       <w:tr>
         <w:trPr>
@@ -387,20 +596,50 @@
               <w:spacing w:after="40" w:line="320" w:lineRule="exact"/>
               <w:jc w:val="center"/>
               <w:rPr>
-                <w:rFonts w:ascii="標楷體" w:eastAsia="標楷體" w:hAnsi="標楷體"/>
+                <w:rFonts w:eastAsia="標楷體"/>
                 <w:color w:val="000000" w:themeColor="text1"/>
                 <w:sz w:val="20"/>
-                <w:szCs w:val="20"/>
               </w:rPr>
             </w:pPr>
             <w:r>
               <w:rPr>
-                <w:rFonts w:ascii="標楷體" w:eastAsia="標楷體" w:hAnsi="標楷體" w:cs="標楷體" w:hint="eastAsia"/>
+                <w:rFonts w:eastAsia="標楷體" w:hint="eastAsia"/>
                 <w:color w:val="000000" w:themeColor="text1"/>
                 <w:sz w:val="20"/>
-                <w:szCs w:val="20"/>
-              </w:rPr>
-              <w:t>本廠工程(作)檢驗員</w:t>
+              </w:rPr>
+              <w:t>本廠工程</w:t>
+            </w:r>
+            <w:r>
+              <w:rPr>
+                <w:rFonts w:eastAsia="標楷體"/>
+                <w:color w:val="000000" w:themeColor="text1"/>
+                <w:sz w:val="20"/>
+              </w:rPr>
+              <w:t>(</w:t>
+            </w:r>
+            <w:r>
+              <w:rPr>
+                <w:rFonts w:eastAsia="標楷體" w:hint="eastAsia"/>
+                <w:color w:val="000000" w:themeColor="text1"/>
+                <w:sz w:val="20"/>
+              </w:rPr>
+              <w:t>作</w:t>
+            </w:r>
+            <w:r>
+              <w:rPr>
+                <w:rFonts w:eastAsia="標楷體"/>
+                <w:color w:val="000000" w:themeColor="text1"/>
+                <w:sz w:val="20"/>
+              </w:rPr>
+              <w:t>)</w:t>
+            </w:r>
+            <w:r>
+              <w:rPr>
+                <w:rFonts w:eastAsia="標楷體" w:hint="eastAsia"/>
+                <w:color w:val="000000" w:themeColor="text1"/>
+                <w:sz w:val="20"/>
+              </w:rPr>
+              <w:t>檢驗員</w:t>
             </w:r>
           </w:p>
         </w:tc>
@@ -419,10 +658,9 @@
               <w:spacing w:after="40" w:line="320" w:lineRule="exact"/>
               <w:jc w:val="center"/>
               <w:rPr>
-                <w:rFonts w:ascii="標楷體" w:eastAsia="標楷體" w:hAnsi="標楷體"/>
+                <w:rFonts w:eastAsia="標楷體"/>
                 <w:color w:val="000000" w:themeColor="text1"/>
                 <w:sz w:val="20"/>
-                <w:szCs w:val="20"/>
               </w:rPr>
             </w:pPr>
           </w:p>
@@ -431,10 +669,9 @@
               <w:spacing w:after="40" w:line="320" w:lineRule="exact"/>
               <w:jc w:val="center"/>
               <w:rPr>
-                <w:rFonts w:ascii="標楷體" w:eastAsia="標楷體" w:hAnsi="標楷體"/>
+                <w:rFonts w:eastAsia="標楷體"/>
                 <w:color w:val="000000" w:themeColor="text1"/>
                 <w:sz w:val="20"/>
-                <w:szCs w:val="20"/>
               </w:rPr>
             </w:pPr>
           </w:p>
@@ -443,10 +680,9 @@
               <w:spacing w:after="40" w:line="320" w:lineRule="exact"/>
               <w:jc w:val="center"/>
               <w:rPr>
-                <w:rFonts w:ascii="標楷體" w:eastAsia="標楷體" w:hAnsi="標楷體"/>
+                <w:rFonts w:eastAsia="標楷體"/>
                 <w:color w:val="000000" w:themeColor="text1"/>
                 <w:sz w:val="20"/>
-                <w:szCs w:val="20"/>
               </w:rPr>
             </w:pPr>
           </w:p>
@@ -455,10 +691,9 @@
               <w:spacing w:after="40" w:line="320" w:lineRule="exact"/>
               <w:jc w:val="center"/>
               <w:rPr>
-                <w:rFonts w:ascii="標楷體" w:eastAsia="標楷體" w:hAnsi="標楷體"/>
+                <w:rFonts w:eastAsia="標楷體"/>
                 <w:color w:val="000000" w:themeColor="text1"/>
                 <w:sz w:val="20"/>
-                <w:szCs w:val="20"/>
               </w:rPr>
             </w:pPr>
           </w:p>
@@ -467,10 +702,9 @@
               <w:spacing w:after="40" w:line="320" w:lineRule="exact"/>
               <w:jc w:val="center"/>
               <w:rPr>
-                <w:rFonts w:ascii="標楷體" w:eastAsia="標楷體" w:hAnsi="標楷體"/>
+                <w:rFonts w:eastAsia="標楷體"/>
                 <w:color w:val="000000" w:themeColor="text1"/>
                 <w:sz w:val="20"/>
-                <w:szCs w:val="20"/>
               </w:rPr>
             </w:pPr>
           </w:p>
@@ -479,10 +713,9 @@
               <w:spacing w:after="40" w:line="320" w:lineRule="exact"/>
               <w:jc w:val="center"/>
               <w:rPr>
-                <w:rFonts w:ascii="標楷體" w:eastAsia="標楷體" w:hAnsi="標楷體"/>
+                <w:rFonts w:eastAsia="標楷體"/>
                 <w:color w:val="000000" w:themeColor="text1"/>
                 <w:sz w:val="20"/>
-                <w:szCs w:val="20"/>
               </w:rPr>
             </w:pPr>
           </w:p>
@@ -491,10 +724,9 @@
               <w:spacing w:after="40" w:line="320" w:lineRule="exact"/>
               <w:jc w:val="center"/>
               <w:rPr>
-                <w:rFonts w:ascii="標楷體" w:eastAsia="標楷體" w:hAnsi="標楷體"/>
+                <w:rFonts w:eastAsia="標楷體"/>
                 <w:color w:val="000000" w:themeColor="text1"/>
                 <w:sz w:val="20"/>
-                <w:szCs w:val="20"/>
               </w:rPr>
             </w:pPr>
           </w:p>
@@ -503,18 +735,16 @@
               <w:spacing w:after="40" w:line="320" w:lineRule="exact"/>
               <w:jc w:val="both"/>
               <w:rPr>
-                <w:rFonts w:ascii="標楷體" w:eastAsia="標楷體" w:hAnsi="標楷體"/>
+                <w:rFonts w:eastAsia="標楷體"/>
                 <w:color w:val="000000" w:themeColor="text1"/>
                 <w:sz w:val="20"/>
-                <w:szCs w:val="20"/>
               </w:rPr>
             </w:pPr>
             <w:r>
               <w:rPr>
-                <w:rFonts w:ascii="標楷體" w:eastAsia="標楷體" w:hAnsi="標楷體" w:cs="標楷體" w:hint="eastAsia"/>
+                <w:rFonts w:eastAsia="標楷體" w:hint="eastAsia"/>
                 <w:color w:val="000000" w:themeColor="text1"/>
                 <w:sz w:val="20"/>
-                <w:szCs w:val="20"/>
               </w:rPr>
               <w:t>告知</w:t>
             </w:r>
@@ -522,7 +752,7 @@
         </w:tc>
         <w:tc>
           <w:tcPr>
-            <w:tcW w:w="5795" w:type="dxa"/>
+            <w:tcW w:w="6730" w:type="dxa"/>
             <w:gridSpan w:val="4"/>
             <w:tcBorders>
               <w:left w:val="nil"/>
@@ -534,20 +764,60 @@
               <w:spacing w:after="40" w:line="320" w:lineRule="exact"/>
               <w:jc w:val="center"/>
               <w:rPr>
-                <w:rFonts w:ascii="標楷體" w:eastAsia="標楷體" w:hAnsi="標楷體"/>
+                <w:rFonts w:eastAsia="標楷體"/>
                 <w:color w:val="000000" w:themeColor="text1"/>
                 <w:sz w:val="20"/>
-                <w:szCs w:val="20"/>
               </w:rPr>
             </w:pPr>
             <w:r>
               <w:rPr>
-                <w:rFonts w:ascii="標楷體" w:eastAsia="標楷體" w:hAnsi="標楷體" w:cs="標楷體" w:hint="eastAsia"/>
+                <w:rFonts w:eastAsia="標楷體" w:hint="eastAsia"/>
                 <w:color w:val="000000" w:themeColor="text1"/>
                 <w:sz w:val="20"/>
-                <w:szCs w:val="20"/>
               </w:rPr>
               <w:t>承攬商工作人員</w:t>
+            </w:r>
+            <w:r>
+              <w:rPr>
+                <w:rFonts w:eastAsia="標楷體" w:hint="eastAsia"/>
+                <w:color w:val="FF0000"/>
+                <w:sz w:val="20"/>
+              </w:rPr>
+              <w:t>(</w:t>
+            </w:r>
+            <w:r>
+              <w:rPr>
+                <w:rFonts w:eastAsia="標楷體" w:hint="eastAsia"/>
+                <w:color w:val="FF0000"/>
+                <w:sz w:val="20"/>
+              </w:rPr>
+              <w:t>親自簽名並標</w:t>
+            </w:r>
+            <w:proofErr w:type="gramStart"/>
+            <w:r>
+              <w:rPr>
+                <w:rFonts w:eastAsia="標楷體" w:hint="eastAsia"/>
+                <w:color w:val="FF0000"/>
+                <w:sz w:val="20"/>
+              </w:rPr>
+              <w:t>註</w:t>
+            </w:r>
+            <w:proofErr w:type="gramEnd"/>
+            <w:r>
+              <w:rPr>
+                <w:rFonts w:eastAsia="標楷體" w:hint="eastAsia"/>
+                <w:color w:val="FF0000"/>
+                <w:sz w:val="20"/>
+              </w:rPr>
+              <w:t>編號</w:t>
+            </w:r>
+            <w:r>
+              <w:rPr>
+                <w:rFonts w:eastAsia="標楷體" w:hint="eastAsia"/>
+                <w:color w:val="FF0000"/>
+                <w:sz w:val="20"/>
+              </w:rPr>
+              <w:t>)</w:t>
             </w:r>
           </w:p>
         </w:tc>
@@ -570,10 +840,9 @@
             <w:pPr>
               <w:spacing w:line="400" w:lineRule="exact"/>
               <w:rPr>
-                <w:rFonts w:ascii="標楷體" w:eastAsia="標楷體" w:hAnsi="標楷體"/>
+                <w:rFonts w:eastAsia="標楷體"/>
                 <w:color w:val="000000" w:themeColor="text1"/>
                 <w:sz w:val="20"/>
-                <w:szCs w:val="20"/>
               </w:rPr>
             </w:pPr>
           </w:p>
@@ -592,17 +861,16 @@
             <w:pPr>
               <w:spacing w:line="400" w:lineRule="exact"/>
               <w:rPr>
-                <w:rFonts w:ascii="標楷體" w:eastAsia="標楷體" w:hAnsi="標楷體"/>
+                <w:rFonts w:eastAsia="標楷體"/>
                 <w:color w:val="000000" w:themeColor="text1"/>
                 <w:sz w:val="20"/>
-                <w:szCs w:val="20"/>
               </w:rPr>
             </w:pPr>
           </w:p>
         </w:tc>
         <w:tc>
           <w:tcPr>
-            <w:tcW w:w="1456" w:type="dxa"/>
+            <w:tcW w:w="1682" w:type="dxa"/>
             <w:tcBorders>
               <w:top w:val="single" w:sz="4" w:space="0" w:color="auto"/>
               <w:left w:val="nil"/>
@@ -614,17 +882,24 @@
             <w:pPr>
               <w:spacing w:line="400" w:lineRule="exact"/>
               <w:rPr>
-                <w:rFonts w:ascii="標楷體" w:eastAsia="標楷體" w:hAnsi="標楷體"/>
-                <w:color w:val="000000" w:themeColor="text1"/>
-                <w:sz w:val="20"/>
-                <w:szCs w:val="20"/>
+                <w:rFonts w:eastAsia="標楷體"/>
+                <w:color w:val="FF0000"/>
+                <w:sz w:val="20"/>
               </w:rPr>
             </w:pPr>
+            <w:r>
+              <w:rPr>
+                <w:rFonts w:eastAsia="標楷體" w:hint="eastAsia"/>
+                <w:color w:val="FF0000"/>
+                <w:sz w:val="20"/>
+              </w:rPr>
+              <w:t>(   )</w:t>
+            </w:r>
           </w:p>
         </w:tc>
         <w:tc>
           <w:tcPr>
-            <w:tcW w:w="1455" w:type="dxa"/>
+            <w:tcW w:w="1683" w:type="dxa"/>
             <w:tcBorders>
               <w:top w:val="single" w:sz="4" w:space="0" w:color="auto"/>
               <w:left w:val="single" w:sz="4" w:space="0" w:color="auto"/>
@@ -636,17 +911,24 @@
             <w:pPr>
               <w:spacing w:line="400" w:lineRule="exact"/>
               <w:rPr>
-                <w:rFonts w:ascii="標楷體" w:eastAsia="標楷體" w:hAnsi="標楷體"/>
-                <w:color w:val="000000" w:themeColor="text1"/>
-                <w:sz w:val="20"/>
-                <w:szCs w:val="20"/>
+                <w:rFonts w:eastAsia="標楷體"/>
+                <w:color w:val="FF0000"/>
+                <w:sz w:val="20"/>
               </w:rPr>
             </w:pPr>
+            <w:r>
+              <w:rPr>
+                <w:rFonts w:eastAsia="標楷體" w:hint="eastAsia"/>
+                <w:color w:val="FF0000"/>
+                <w:sz w:val="20"/>
+              </w:rPr>
+              <w:t>(   )</w:t>
+            </w:r>
           </w:p>
         </w:tc>
         <w:tc>
           <w:tcPr>
-            <w:tcW w:w="1442" w:type="dxa"/>
+            <w:tcW w:w="1682" w:type="dxa"/>
             <w:tcBorders>
               <w:top w:val="single" w:sz="4" w:space="0" w:color="auto"/>
               <w:left w:val="single" w:sz="4" w:space="0" w:color="auto"/>
@@ -658,17 +940,24 @@
             <w:pPr>
               <w:spacing w:line="400" w:lineRule="exact"/>
               <w:rPr>
-                <w:rFonts w:ascii="標楷體" w:eastAsia="標楷體" w:hAnsi="標楷體"/>
-                <w:color w:val="000000" w:themeColor="text1"/>
-                <w:sz w:val="20"/>
-                <w:szCs w:val="20"/>
+                <w:rFonts w:eastAsia="標楷體"/>
+                <w:color w:val="FF0000"/>
+                <w:sz w:val="20"/>
               </w:rPr>
             </w:pPr>
+            <w:r>
+              <w:rPr>
+                <w:rFonts w:eastAsia="標楷體" w:hint="eastAsia"/>
+                <w:color w:val="FF0000"/>
+                <w:sz w:val="20"/>
+              </w:rPr>
+              <w:t>(   )</w:t>
+            </w:r>
           </w:p>
         </w:tc>
         <w:tc>
           <w:tcPr>
-            <w:tcW w:w="1442" w:type="dxa"/>
+            <w:tcW w:w="1683" w:type="dxa"/>
             <w:tcBorders>
               <w:top w:val="single" w:sz="4" w:space="0" w:color="auto"/>
               <w:left w:val="single" w:sz="4" w:space="0" w:color="auto"/>
@@ -679,12 +968,19 @@
             <w:pPr>
               <w:spacing w:line="400" w:lineRule="exact"/>
               <w:rPr>
-                <w:rFonts w:ascii="標楷體" w:eastAsia="標楷體" w:hAnsi="標楷體"/>
-                <w:color w:val="000000" w:themeColor="text1"/>
-                <w:sz w:val="20"/>
-                <w:szCs w:val="20"/>
+                <w:rFonts w:eastAsia="標楷體"/>
+                <w:color w:val="FF0000"/>
+                <w:sz w:val="20"/>
               </w:rPr>
             </w:pPr>
+            <w:r>
+              <w:rPr>
+                <w:rFonts w:eastAsia="標楷體" w:hint="eastAsia"/>
+                <w:color w:val="FF0000"/>
+                <w:sz w:val="20"/>
+              </w:rPr>
+              <w:t>(   )</w:t>
+            </w:r>
           </w:p>
         </w:tc>
       </w:tr>
@@ -705,10 +1001,9 @@
             <w:pPr>
               <w:spacing w:line="400" w:lineRule="exact"/>
               <w:rPr>
-                <w:rFonts w:ascii="標楷體" w:eastAsia="標楷體" w:hAnsi="標楷體"/>
+                <w:rFonts w:eastAsia="標楷體"/>
                 <w:color w:val="000000" w:themeColor="text1"/>
                 <w:sz w:val="20"/>
-                <w:szCs w:val="20"/>
               </w:rPr>
             </w:pPr>
           </w:p>
@@ -727,17 +1022,16 @@
             <w:pPr>
               <w:spacing w:line="400" w:lineRule="exact"/>
               <w:rPr>
-                <w:rFonts w:ascii="標楷體" w:eastAsia="標楷體" w:hAnsi="標楷體"/>
+                <w:rFonts w:eastAsia="標楷體"/>
                 <w:color w:val="000000" w:themeColor="text1"/>
                 <w:sz w:val="20"/>
-                <w:szCs w:val="20"/>
               </w:rPr>
             </w:pPr>
           </w:p>
         </w:tc>
         <w:tc>
           <w:tcPr>
-            <w:tcW w:w="1456" w:type="dxa"/>
+            <w:tcW w:w="1682" w:type="dxa"/>
             <w:tcBorders>
               <w:top w:val="single" w:sz="4" w:space="0" w:color="auto"/>
               <w:left w:val="nil"/>
@@ -749,17 +1043,24 @@
             <w:pPr>
               <w:spacing w:line="400" w:lineRule="exact"/>
               <w:rPr>
-                <w:rFonts w:ascii="標楷體" w:eastAsia="標楷體" w:hAnsi="標楷體"/>
-                <w:color w:val="000000" w:themeColor="text1"/>
-                <w:sz w:val="20"/>
-                <w:szCs w:val="20"/>
+                <w:rFonts w:eastAsia="標楷體"/>
+                <w:color w:val="FF0000"/>
+                <w:sz w:val="20"/>
               </w:rPr>
             </w:pPr>
+            <w:r>
+              <w:rPr>
+                <w:rFonts w:eastAsia="標楷體" w:hint="eastAsia"/>
+                <w:color w:val="FF0000"/>
+                <w:sz w:val="20"/>
+              </w:rPr>
+              <w:t>(   )</w:t>
+            </w:r>
           </w:p>
         </w:tc>
         <w:tc>
           <w:tcPr>
-            <w:tcW w:w="1455" w:type="dxa"/>
+            <w:tcW w:w="1683" w:type="dxa"/>
             <w:tcBorders>
               <w:top w:val="single" w:sz="4" w:space="0" w:color="auto"/>
               <w:left w:val="single" w:sz="4" w:space="0" w:color="auto"/>
@@ -771,17 +1072,24 @@
             <w:pPr>
               <w:spacing w:line="400" w:lineRule="exact"/>
               <w:rPr>
-                <w:rFonts w:ascii="標楷體" w:eastAsia="標楷體" w:hAnsi="標楷體"/>
-                <w:color w:val="000000" w:themeColor="text1"/>
-                <w:sz w:val="20"/>
-                <w:szCs w:val="20"/>
+                <w:rFonts w:eastAsia="標楷體"/>
+                <w:color w:val="FF0000"/>
+                <w:sz w:val="20"/>
               </w:rPr>
             </w:pPr>
+            <w:r>
+              <w:rPr>
+                <w:rFonts w:eastAsia="標楷體" w:hint="eastAsia"/>
+                <w:color w:val="FF0000"/>
+                <w:sz w:val="20"/>
+              </w:rPr>
+              <w:t>(   )</w:t>
+            </w:r>
           </w:p>
         </w:tc>
         <w:tc>
           <w:tcPr>
-            <w:tcW w:w="1442" w:type="dxa"/>
+            <w:tcW w:w="1682" w:type="dxa"/>
             <w:tcBorders>
               <w:top w:val="single" w:sz="4" w:space="0" w:color="auto"/>
               <w:left w:val="single" w:sz="4" w:space="0" w:color="auto"/>
@@ -793,17 +1101,24 @@
             <w:pPr>
               <w:spacing w:line="400" w:lineRule="exact"/>
               <w:rPr>
-                <w:rFonts w:ascii="標楷體" w:eastAsia="標楷體" w:hAnsi="標楷體"/>
-                <w:color w:val="000000" w:themeColor="text1"/>
-                <w:sz w:val="20"/>
-                <w:szCs w:val="20"/>
+                <w:rFonts w:eastAsia="標楷體"/>
+                <w:color w:val="FF0000"/>
+                <w:sz w:val="20"/>
               </w:rPr>
             </w:pPr>
+            <w:r>
+              <w:rPr>
+                <w:rFonts w:eastAsia="標楷體" w:hint="eastAsia"/>
+                <w:color w:val="FF0000"/>
+                <w:sz w:val="20"/>
+              </w:rPr>
+              <w:t>(   )</w:t>
+            </w:r>
           </w:p>
         </w:tc>
         <w:tc>
           <w:tcPr>
-            <w:tcW w:w="1442" w:type="dxa"/>
+            <w:tcW w:w="1683" w:type="dxa"/>
             <w:tcBorders>
               <w:top w:val="single" w:sz="4" w:space="0" w:color="auto"/>
               <w:left w:val="single" w:sz="4" w:space="0" w:color="auto"/>
@@ -814,12 +1129,19 @@
             <w:pPr>
               <w:spacing w:line="400" w:lineRule="exact"/>
               <w:rPr>
-                <w:rFonts w:ascii="標楷體" w:eastAsia="標楷體" w:hAnsi="標楷體"/>
-                <w:color w:val="000000" w:themeColor="text1"/>
-                <w:sz w:val="20"/>
-                <w:szCs w:val="20"/>
+                <w:rFonts w:eastAsia="標楷體"/>
+                <w:color w:val="FF0000"/>
+                <w:sz w:val="20"/>
               </w:rPr>
             </w:pPr>
+            <w:r>
+              <w:rPr>
+                <w:rFonts w:eastAsia="標楷體" w:hint="eastAsia"/>
+                <w:color w:val="FF0000"/>
+                <w:sz w:val="20"/>
+              </w:rPr>
+              <w:t>(   )</w:t>
+            </w:r>
           </w:p>
         </w:tc>
       </w:tr>
@@ -843,15 +1165,14 @@
               <w:spacing w:line="400" w:lineRule="exact"/>
               <w:jc w:val="both"/>
               <w:rPr>
-                <w:rFonts w:ascii="標楷體" w:eastAsia="標楷體" w:hAnsi="標楷體"/>
+                <w:rFonts w:eastAsia="標楷體"/>
                 <w:color w:val="000000" w:themeColor="text1"/>
                 <w:sz w:val="20"/>
-                <w:szCs w:val="20"/>
               </w:rPr>
             </w:pPr>
             <w:r>
               <w:rPr>
-                <w:rFonts w:ascii="標楷體" w:eastAsia="標楷體" w:hAnsi="標楷體"/>
+                <w:rFonts w:eastAsia="標楷體"/>
                 <w:noProof/>
                 <w:color w:val="000000" w:themeColor="text1"/>
               </w:rPr>
@@ -917,9 +1238,9 @@
                     </wp:anchor>
                   </w:drawing>
                 </mc:Choice>
-                <mc:Fallback xmlns:w16sdtfl="http://schemas.microsoft.com/office/word/2024/wordml/sdtformatlock" xmlns:w16du="http://schemas.microsoft.com/office/word/2023/wordml/word16du">
+                <mc:Fallback>
                   <w:pict>
-                    <v:line w14:anchorId="3B8257B5" id="Line 37" o:spid="_x0000_s1026" style="position:absolute;z-index:251642880;visibility:visible;mso-wrap-style:square;mso-width-percent:0;mso-height-percent:0;mso-wrap-distance-left:9pt;mso-wrap-distance-top:0;mso-wrap-distance-right:9pt;mso-wrap-distance-bottom:0;mso-position-horizontal:absolute;mso-position-horizontal-relative:text;mso-position-vertical:absolute;mso-position-vertical-relative:text;mso-width-percent:0;mso-height-percent:0;mso-width-relative:page;mso-height-relative:page" from="1in,.05pt" to="72.4pt,43.5pt" o:gfxdata="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" o:allowincell="f" strokeweight="2.25pt">
+                    <v:line w14:anchorId="2316F0CD" id="Line 37" o:spid="_x0000_s1026" style="position:absolute;z-index:251642880;visibility:visible;mso-wrap-style:square;mso-width-percent:0;mso-height-percent:0;mso-wrap-distance-left:9pt;mso-wrap-distance-top:0;mso-wrap-distance-right:9pt;mso-wrap-distance-bottom:0;mso-position-horizontal:absolute;mso-position-horizontal-relative:text;mso-position-vertical:absolute;mso-position-vertical-relative:text;mso-width-percent:0;mso-height-percent:0;mso-width-relative:page;mso-height-relative:page" from="1in,.05pt" to="72.4pt,43.5pt" o:gfxdata="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" o:allowincell="f" strokeweight="2.25pt">
                       <v:stroke endarrow="block"/>
                     </v:line>
                   </w:pict>
@@ -928,10 +1249,9 @@
             </w:r>
             <w:r>
               <w:rPr>
-                <w:rFonts w:ascii="標楷體" w:eastAsia="標楷體" w:hAnsi="標楷體" w:cs="標楷體" w:hint="eastAsia"/>
+                <w:rFonts w:eastAsia="標楷體" w:hint="eastAsia"/>
                 <w:color w:val="000000" w:themeColor="text1"/>
                 <w:sz w:val="20"/>
-                <w:szCs w:val="20"/>
               </w:rPr>
               <w:t xml:space="preserve">　　　告</w:t>
             </w:r>
@@ -941,18 +1261,16 @@
               <w:spacing w:line="400" w:lineRule="exact"/>
               <w:jc w:val="both"/>
               <w:rPr>
-                <w:rFonts w:ascii="標楷體" w:eastAsia="標楷體" w:hAnsi="標楷體"/>
+                <w:rFonts w:eastAsia="標楷體"/>
                 <w:color w:val="000000" w:themeColor="text1"/>
                 <w:sz w:val="20"/>
-                <w:szCs w:val="20"/>
               </w:rPr>
             </w:pPr>
             <w:r>
               <w:rPr>
-                <w:rFonts w:ascii="標楷體" w:eastAsia="標楷體" w:hAnsi="標楷體" w:cs="標楷體" w:hint="eastAsia"/>
+                <w:rFonts w:eastAsia="標楷體" w:hint="eastAsia"/>
                 <w:color w:val="000000" w:themeColor="text1"/>
                 <w:sz w:val="20"/>
-                <w:szCs w:val="20"/>
               </w:rPr>
               <w:t xml:space="preserve">　　　知</w:t>
             </w:r>
@@ -972,17 +1290,16 @@
             <w:pPr>
               <w:spacing w:line="400" w:lineRule="exact"/>
               <w:rPr>
-                <w:rFonts w:ascii="標楷體" w:eastAsia="標楷體" w:hAnsi="標楷體"/>
+                <w:rFonts w:eastAsia="標楷體"/>
                 <w:color w:val="000000" w:themeColor="text1"/>
                 <w:sz w:val="20"/>
-                <w:szCs w:val="20"/>
               </w:rPr>
             </w:pPr>
           </w:p>
         </w:tc>
         <w:tc>
           <w:tcPr>
-            <w:tcW w:w="1456" w:type="dxa"/>
+            <w:tcW w:w="1682" w:type="dxa"/>
             <w:tcBorders>
               <w:top w:val="single" w:sz="4" w:space="0" w:color="auto"/>
               <w:left w:val="nil"/>
@@ -994,17 +1311,24 @@
             <w:pPr>
               <w:spacing w:line="400" w:lineRule="exact"/>
               <w:rPr>
-                <w:rFonts w:ascii="標楷體" w:eastAsia="標楷體" w:hAnsi="標楷體"/>
-                <w:color w:val="000000" w:themeColor="text1"/>
-                <w:sz w:val="20"/>
-                <w:szCs w:val="20"/>
+                <w:rFonts w:eastAsia="標楷體"/>
+                <w:color w:val="FF0000"/>
+                <w:sz w:val="20"/>
               </w:rPr>
             </w:pPr>
+            <w:r>
+              <w:rPr>
+                <w:rFonts w:eastAsia="標楷體" w:hint="eastAsia"/>
+                <w:color w:val="FF0000"/>
+                <w:sz w:val="20"/>
+              </w:rPr>
+              <w:t>(   )</w:t>
+            </w:r>
           </w:p>
         </w:tc>
         <w:tc>
           <w:tcPr>
-            <w:tcW w:w="1455" w:type="dxa"/>
+            <w:tcW w:w="1683" w:type="dxa"/>
             <w:tcBorders>
               <w:top w:val="single" w:sz="4" w:space="0" w:color="auto"/>
               <w:left w:val="single" w:sz="4" w:space="0" w:color="auto"/>
@@ -1016,17 +1340,24 @@
             <w:pPr>
               <w:spacing w:line="400" w:lineRule="exact"/>
               <w:rPr>
-                <w:rFonts w:ascii="標楷體" w:eastAsia="標楷體" w:hAnsi="標楷體"/>
-                <w:color w:val="000000" w:themeColor="text1"/>
-                <w:sz w:val="20"/>
-                <w:szCs w:val="20"/>
+                <w:rFonts w:eastAsia="標楷體"/>
+                <w:color w:val="FF0000"/>
+                <w:sz w:val="20"/>
               </w:rPr>
             </w:pPr>
+            <w:r>
+              <w:rPr>
+                <w:rFonts w:eastAsia="標楷體" w:hint="eastAsia"/>
+                <w:color w:val="FF0000"/>
+                <w:sz w:val="20"/>
+              </w:rPr>
+              <w:t>(   )</w:t>
+            </w:r>
           </w:p>
         </w:tc>
         <w:tc>
           <w:tcPr>
-            <w:tcW w:w="1442" w:type="dxa"/>
+            <w:tcW w:w="1682" w:type="dxa"/>
             <w:tcBorders>
               <w:top w:val="single" w:sz="4" w:space="0" w:color="auto"/>
               <w:left w:val="single" w:sz="4" w:space="0" w:color="auto"/>
@@ -1038,17 +1369,24 @@
             <w:pPr>
               <w:spacing w:line="400" w:lineRule="exact"/>
               <w:rPr>
-                <w:rFonts w:ascii="標楷體" w:eastAsia="標楷體" w:hAnsi="標楷體"/>
-                <w:color w:val="000000" w:themeColor="text1"/>
-                <w:sz w:val="20"/>
-                <w:szCs w:val="20"/>
+                <w:rFonts w:eastAsia="標楷體"/>
+                <w:color w:val="FF0000"/>
+                <w:sz w:val="20"/>
               </w:rPr>
             </w:pPr>
+            <w:r>
+              <w:rPr>
+                <w:rFonts w:eastAsia="標楷體" w:hint="eastAsia"/>
+                <w:color w:val="FF0000"/>
+                <w:sz w:val="20"/>
+              </w:rPr>
+              <w:t>(   )</w:t>
+            </w:r>
           </w:p>
         </w:tc>
         <w:tc>
           <w:tcPr>
-            <w:tcW w:w="1442" w:type="dxa"/>
+            <w:tcW w:w="1683" w:type="dxa"/>
             <w:tcBorders>
               <w:top w:val="single" w:sz="4" w:space="0" w:color="auto"/>
               <w:left w:val="single" w:sz="4" w:space="0" w:color="auto"/>
@@ -1059,12 +1397,19 @@
             <w:pPr>
               <w:spacing w:line="400" w:lineRule="exact"/>
               <w:rPr>
-                <w:rFonts w:ascii="標楷體" w:eastAsia="標楷體" w:hAnsi="標楷體"/>
-                <w:color w:val="000000" w:themeColor="text1"/>
-                <w:sz w:val="20"/>
-                <w:szCs w:val="20"/>
+                <w:rFonts w:eastAsia="標楷體"/>
+                <w:color w:val="FF0000"/>
+                <w:sz w:val="20"/>
               </w:rPr>
             </w:pPr>
+            <w:r>
+              <w:rPr>
+                <w:rFonts w:eastAsia="標楷體" w:hint="eastAsia"/>
+                <w:color w:val="FF0000"/>
+                <w:sz w:val="20"/>
+              </w:rPr>
+              <w:t>(   )</w:t>
+            </w:r>
           </w:p>
         </w:tc>
       </w:tr>
@@ -1087,10 +1432,9 @@
             <w:pPr>
               <w:spacing w:line="400" w:lineRule="exact"/>
               <w:rPr>
-                <w:rFonts w:ascii="標楷體" w:eastAsia="標楷體" w:hAnsi="標楷體"/>
+                <w:rFonts w:eastAsia="標楷體"/>
                 <w:color w:val="000000" w:themeColor="text1"/>
                 <w:sz w:val="20"/>
-                <w:szCs w:val="20"/>
               </w:rPr>
             </w:pPr>
           </w:p>
@@ -1109,17 +1453,16 @@
             <w:pPr>
               <w:spacing w:line="400" w:lineRule="exact"/>
               <w:rPr>
-                <w:rFonts w:ascii="標楷體" w:eastAsia="標楷體" w:hAnsi="標楷體"/>
+                <w:rFonts w:eastAsia="標楷體"/>
                 <w:color w:val="000000" w:themeColor="text1"/>
                 <w:sz w:val="20"/>
-                <w:szCs w:val="20"/>
               </w:rPr>
             </w:pPr>
           </w:p>
         </w:tc>
         <w:tc>
           <w:tcPr>
-            <w:tcW w:w="1456" w:type="dxa"/>
+            <w:tcW w:w="1682" w:type="dxa"/>
             <w:tcBorders>
               <w:top w:val="single" w:sz="4" w:space="0" w:color="auto"/>
               <w:left w:val="nil"/>
@@ -1131,17 +1474,24 @@
             <w:pPr>
               <w:spacing w:line="400" w:lineRule="exact"/>
               <w:rPr>
-                <w:rFonts w:ascii="標楷體" w:eastAsia="標楷體" w:hAnsi="標楷體"/>
-                <w:color w:val="000000" w:themeColor="text1"/>
-                <w:sz w:val="20"/>
-                <w:szCs w:val="20"/>
+                <w:rFonts w:eastAsia="標楷體"/>
+                <w:color w:val="FF0000"/>
+                <w:sz w:val="20"/>
               </w:rPr>
             </w:pPr>
+            <w:r>
+              <w:rPr>
+                <w:rFonts w:eastAsia="標楷體" w:hint="eastAsia"/>
+                <w:color w:val="FF0000"/>
+                <w:sz w:val="20"/>
+              </w:rPr>
+              <w:t>(   )</w:t>
+            </w:r>
           </w:p>
         </w:tc>
         <w:tc>
           <w:tcPr>
-            <w:tcW w:w="1455" w:type="dxa"/>
+            <w:tcW w:w="1683" w:type="dxa"/>
             <w:tcBorders>
               <w:top w:val="single" w:sz="4" w:space="0" w:color="auto"/>
               <w:left w:val="single" w:sz="4" w:space="0" w:color="auto"/>
@@ -1153,17 +1503,24 @@
             <w:pPr>
               <w:spacing w:line="400" w:lineRule="exact"/>
               <w:rPr>
-                <w:rFonts w:ascii="標楷體" w:eastAsia="標楷體" w:hAnsi="標楷體"/>
-                <w:color w:val="000000" w:themeColor="text1"/>
-                <w:sz w:val="20"/>
-                <w:szCs w:val="20"/>
+                <w:rFonts w:eastAsia="標楷體"/>
+                <w:color w:val="FF0000"/>
+                <w:sz w:val="20"/>
               </w:rPr>
             </w:pPr>
+            <w:r>
+              <w:rPr>
+                <w:rFonts w:eastAsia="標楷體" w:hint="eastAsia"/>
+                <w:color w:val="FF0000"/>
+                <w:sz w:val="20"/>
+              </w:rPr>
+              <w:t>(   )</w:t>
+            </w:r>
           </w:p>
         </w:tc>
         <w:tc>
           <w:tcPr>
-            <w:tcW w:w="1442" w:type="dxa"/>
+            <w:tcW w:w="1682" w:type="dxa"/>
             <w:tcBorders>
               <w:top w:val="single" w:sz="4" w:space="0" w:color="auto"/>
               <w:left w:val="single" w:sz="4" w:space="0" w:color="auto"/>
@@ -1175,17 +1532,24 @@
             <w:pPr>
               <w:spacing w:line="400" w:lineRule="exact"/>
               <w:rPr>
-                <w:rFonts w:ascii="標楷體" w:eastAsia="標楷體" w:hAnsi="標楷體"/>
-                <w:color w:val="000000" w:themeColor="text1"/>
-                <w:sz w:val="20"/>
-                <w:szCs w:val="20"/>
+                <w:rFonts w:eastAsia="標楷體"/>
+                <w:color w:val="FF0000"/>
+                <w:sz w:val="20"/>
               </w:rPr>
             </w:pPr>
+            <w:r>
+              <w:rPr>
+                <w:rFonts w:eastAsia="標楷體" w:hint="eastAsia"/>
+                <w:color w:val="FF0000"/>
+                <w:sz w:val="20"/>
+              </w:rPr>
+              <w:t>(   )</w:t>
+            </w:r>
           </w:p>
         </w:tc>
         <w:tc>
           <w:tcPr>
-            <w:tcW w:w="1442" w:type="dxa"/>
+            <w:tcW w:w="1683" w:type="dxa"/>
             <w:tcBorders>
               <w:top w:val="single" w:sz="4" w:space="0" w:color="auto"/>
               <w:left w:val="single" w:sz="4" w:space="0" w:color="auto"/>
@@ -1196,12 +1560,19 @@
             <w:pPr>
               <w:spacing w:line="400" w:lineRule="exact"/>
               <w:rPr>
-                <w:rFonts w:ascii="標楷體" w:eastAsia="標楷體" w:hAnsi="標楷體"/>
-                <w:color w:val="000000" w:themeColor="text1"/>
-                <w:sz w:val="20"/>
-                <w:szCs w:val="20"/>
+                <w:rFonts w:eastAsia="標楷體"/>
+                <w:color w:val="FF0000"/>
+                <w:sz w:val="20"/>
               </w:rPr>
             </w:pPr>
+            <w:r>
+              <w:rPr>
+                <w:rFonts w:eastAsia="標楷體" w:hint="eastAsia"/>
+                <w:color w:val="FF0000"/>
+                <w:sz w:val="20"/>
+              </w:rPr>
+              <w:t>(   )</w:t>
+            </w:r>
           </w:p>
         </w:tc>
       </w:tr>
@@ -1226,29 +1597,25 @@
               <w:spacing w:line="400" w:lineRule="exact"/>
               <w:ind w:leftChars="37" w:left="105" w:hangingChars="9" w:hanging="16"/>
               <w:rPr>
-                <w:rFonts w:ascii="標楷體" w:eastAsia="標楷體" w:hAnsi="標楷體"/>
+                <w:rFonts w:eastAsia="標楷體"/>
                 <w:color w:val="000000" w:themeColor="text1"/>
                 <w:sz w:val="16"/>
-                <w:szCs w:val="16"/>
               </w:rPr>
             </w:pPr>
             <w:r>
               <w:rPr>
-                <w:rFonts w:ascii="標楷體" w:eastAsia="標楷體" w:hAnsi="標楷體" w:cs="標楷體" w:hint="eastAsia"/>
+                <w:rFonts w:eastAsia="標楷體" w:hint="eastAsia"/>
                 <w:color w:val="000000" w:themeColor="text1"/>
                 <w:sz w:val="18"/>
-                <w:szCs w:val="18"/>
               </w:rPr>
               <w:t>承攬人工作場所負責人</w:t>
             </w:r>
             <w:proofErr w:type="gramStart"/>
             <w:r>
               <w:rPr>
-                <w:rFonts w:ascii="標楷體" w:eastAsia="標楷體" w:hAnsi="標楷體" w:cs="標楷體" w:hint="eastAsia"/>
+                <w:rFonts w:eastAsia="標楷體" w:hint="eastAsia"/>
                 <w:color w:val="000000" w:themeColor="text1"/>
                 <w:sz w:val="18"/>
-                <w:szCs w:val="18"/>
-                <w:lang w:eastAsia="zh-HK"/>
               </w:rPr>
               <w:t>或職安人員</w:t>
             </w:r>
@@ -1269,17 +1636,16 @@
             <w:pPr>
               <w:spacing w:line="400" w:lineRule="exact"/>
               <w:rPr>
-                <w:rFonts w:ascii="標楷體" w:eastAsia="標楷體" w:hAnsi="標楷體"/>
+                <w:rFonts w:eastAsia="標楷體"/>
                 <w:color w:val="000000" w:themeColor="text1"/>
                 <w:sz w:val="20"/>
-                <w:szCs w:val="20"/>
               </w:rPr>
             </w:pPr>
           </w:p>
         </w:tc>
         <w:tc>
           <w:tcPr>
-            <w:tcW w:w="1456" w:type="dxa"/>
+            <w:tcW w:w="1682" w:type="dxa"/>
             <w:tcBorders>
               <w:top w:val="single" w:sz="4" w:space="0" w:color="auto"/>
               <w:left w:val="nil"/>
@@ -1291,17 +1657,24 @@
             <w:pPr>
               <w:spacing w:line="400" w:lineRule="exact"/>
               <w:rPr>
-                <w:rFonts w:ascii="標楷體" w:eastAsia="標楷體" w:hAnsi="標楷體"/>
-                <w:color w:val="000000" w:themeColor="text1"/>
-                <w:sz w:val="20"/>
-                <w:szCs w:val="20"/>
+                <w:rFonts w:eastAsia="標楷體"/>
+                <w:color w:val="FF0000"/>
+                <w:sz w:val="20"/>
               </w:rPr>
             </w:pPr>
+            <w:r>
+              <w:rPr>
+                <w:rFonts w:eastAsia="標楷體" w:hint="eastAsia"/>
+                <w:color w:val="FF0000"/>
+                <w:sz w:val="20"/>
+              </w:rPr>
+              <w:t>(   )</w:t>
+            </w:r>
           </w:p>
         </w:tc>
         <w:tc>
           <w:tcPr>
-            <w:tcW w:w="1455" w:type="dxa"/>
+            <w:tcW w:w="1683" w:type="dxa"/>
             <w:tcBorders>
               <w:top w:val="single" w:sz="4" w:space="0" w:color="auto"/>
               <w:left w:val="single" w:sz="4" w:space="0" w:color="auto"/>
@@ -1313,17 +1686,24 @@
             <w:pPr>
               <w:spacing w:line="400" w:lineRule="exact"/>
               <w:rPr>
-                <w:rFonts w:ascii="標楷體" w:eastAsia="標楷體" w:hAnsi="標楷體"/>
-                <w:color w:val="000000" w:themeColor="text1"/>
-                <w:sz w:val="20"/>
-                <w:szCs w:val="20"/>
+                <w:rFonts w:eastAsia="標楷體"/>
+                <w:color w:val="FF0000"/>
+                <w:sz w:val="20"/>
               </w:rPr>
             </w:pPr>
+            <w:r>
+              <w:rPr>
+                <w:rFonts w:eastAsia="標楷體" w:hint="eastAsia"/>
+                <w:color w:val="FF0000"/>
+                <w:sz w:val="20"/>
+              </w:rPr>
+              <w:t>(   )</w:t>
+            </w:r>
           </w:p>
         </w:tc>
         <w:tc>
           <w:tcPr>
-            <w:tcW w:w="1442" w:type="dxa"/>
+            <w:tcW w:w="1682" w:type="dxa"/>
             <w:tcBorders>
               <w:top w:val="single" w:sz="4" w:space="0" w:color="auto"/>
               <w:left w:val="single" w:sz="4" w:space="0" w:color="auto"/>
@@ -1335,17 +1715,24 @@
             <w:pPr>
               <w:spacing w:line="400" w:lineRule="exact"/>
               <w:rPr>
-                <w:rFonts w:ascii="標楷體" w:eastAsia="標楷體" w:hAnsi="標楷體"/>
-                <w:color w:val="000000" w:themeColor="text1"/>
-                <w:sz w:val="20"/>
-                <w:szCs w:val="20"/>
+                <w:rFonts w:eastAsia="標楷體"/>
+                <w:color w:val="FF0000"/>
+                <w:sz w:val="20"/>
               </w:rPr>
             </w:pPr>
+            <w:r>
+              <w:rPr>
+                <w:rFonts w:eastAsia="標楷體" w:hint="eastAsia"/>
+                <w:color w:val="FF0000"/>
+                <w:sz w:val="20"/>
+              </w:rPr>
+              <w:t>(   )</w:t>
+            </w:r>
           </w:p>
         </w:tc>
         <w:tc>
           <w:tcPr>
-            <w:tcW w:w="1442" w:type="dxa"/>
+            <w:tcW w:w="1683" w:type="dxa"/>
             <w:tcBorders>
               <w:top w:val="single" w:sz="4" w:space="0" w:color="auto"/>
               <w:left w:val="single" w:sz="4" w:space="0" w:color="auto"/>
@@ -1356,12 +1743,19 @@
             <w:pPr>
               <w:spacing w:line="400" w:lineRule="exact"/>
               <w:rPr>
-                <w:rFonts w:ascii="標楷體" w:eastAsia="標楷體" w:hAnsi="標楷體"/>
-                <w:color w:val="000000" w:themeColor="text1"/>
-                <w:sz w:val="20"/>
-                <w:szCs w:val="20"/>
+                <w:rFonts w:eastAsia="標楷體"/>
+                <w:color w:val="FF0000"/>
+                <w:sz w:val="20"/>
               </w:rPr>
             </w:pPr>
+            <w:r>
+              <w:rPr>
+                <w:rFonts w:eastAsia="標楷體" w:hint="eastAsia"/>
+                <w:color w:val="FF0000"/>
+                <w:sz w:val="20"/>
+              </w:rPr>
+              <w:t>(   )</w:t>
+            </w:r>
           </w:p>
         </w:tc>
       </w:tr>
@@ -1384,10 +1778,9 @@
             <w:pPr>
               <w:spacing w:line="400" w:lineRule="exact"/>
               <w:rPr>
-                <w:rFonts w:ascii="標楷體" w:eastAsia="標楷體" w:hAnsi="標楷體"/>
+                <w:rFonts w:eastAsia="標楷體"/>
                 <w:color w:val="000000" w:themeColor="text1"/>
                 <w:sz w:val="18"/>
-                <w:szCs w:val="18"/>
               </w:rPr>
             </w:pPr>
           </w:p>
@@ -1406,17 +1799,16 @@
             <w:pPr>
               <w:spacing w:line="400" w:lineRule="exact"/>
               <w:rPr>
-                <w:rFonts w:ascii="標楷體" w:eastAsia="標楷體" w:hAnsi="標楷體"/>
+                <w:rFonts w:eastAsia="標楷體"/>
                 <w:color w:val="000000" w:themeColor="text1"/>
                 <w:sz w:val="20"/>
-                <w:szCs w:val="20"/>
               </w:rPr>
             </w:pPr>
           </w:p>
         </w:tc>
         <w:tc>
           <w:tcPr>
-            <w:tcW w:w="1456" w:type="dxa"/>
+            <w:tcW w:w="1682" w:type="dxa"/>
             <w:tcBorders>
               <w:top w:val="single" w:sz="4" w:space="0" w:color="auto"/>
               <w:left w:val="nil"/>
@@ -1428,17 +1820,24 @@
             <w:pPr>
               <w:spacing w:line="400" w:lineRule="exact"/>
               <w:rPr>
-                <w:rFonts w:ascii="標楷體" w:eastAsia="標楷體" w:hAnsi="標楷體"/>
-                <w:color w:val="000000" w:themeColor="text1"/>
-                <w:sz w:val="20"/>
-                <w:szCs w:val="20"/>
+                <w:rFonts w:eastAsia="標楷體"/>
+                <w:color w:val="FF0000"/>
+                <w:sz w:val="20"/>
               </w:rPr>
             </w:pPr>
+            <w:r>
+              <w:rPr>
+                <w:rFonts w:eastAsia="標楷體" w:hint="eastAsia"/>
+                <w:color w:val="FF0000"/>
+                <w:sz w:val="20"/>
+              </w:rPr>
+              <w:t>(   )</w:t>
+            </w:r>
           </w:p>
         </w:tc>
         <w:tc>
           <w:tcPr>
-            <w:tcW w:w="1455" w:type="dxa"/>
+            <w:tcW w:w="1683" w:type="dxa"/>
             <w:tcBorders>
               <w:top w:val="single" w:sz="4" w:space="0" w:color="auto"/>
               <w:left w:val="single" w:sz="4" w:space="0" w:color="auto"/>
@@ -1450,17 +1849,24 @@
             <w:pPr>
               <w:spacing w:line="400" w:lineRule="exact"/>
               <w:rPr>
-                <w:rFonts w:ascii="標楷體" w:eastAsia="標楷體" w:hAnsi="標楷體"/>
-                <w:color w:val="000000" w:themeColor="text1"/>
-                <w:sz w:val="20"/>
-                <w:szCs w:val="20"/>
+                <w:rFonts w:eastAsia="標楷體"/>
+                <w:color w:val="FF0000"/>
+                <w:sz w:val="20"/>
               </w:rPr>
             </w:pPr>
+            <w:r>
+              <w:rPr>
+                <w:rFonts w:eastAsia="標楷體" w:hint="eastAsia"/>
+                <w:color w:val="FF0000"/>
+                <w:sz w:val="20"/>
+              </w:rPr>
+              <w:t>(   )</w:t>
+            </w:r>
           </w:p>
         </w:tc>
         <w:tc>
           <w:tcPr>
-            <w:tcW w:w="1442" w:type="dxa"/>
+            <w:tcW w:w="1682" w:type="dxa"/>
             <w:tcBorders>
               <w:top w:val="single" w:sz="4" w:space="0" w:color="auto"/>
               <w:left w:val="single" w:sz="4" w:space="0" w:color="auto"/>
@@ -1472,17 +1878,24 @@
             <w:pPr>
               <w:spacing w:line="400" w:lineRule="exact"/>
               <w:rPr>
-                <w:rFonts w:ascii="標楷體" w:eastAsia="標楷體" w:hAnsi="標楷體"/>
-                <w:color w:val="000000" w:themeColor="text1"/>
-                <w:sz w:val="20"/>
-                <w:szCs w:val="20"/>
+                <w:rFonts w:eastAsia="標楷體"/>
+                <w:color w:val="FF0000"/>
+                <w:sz w:val="20"/>
               </w:rPr>
             </w:pPr>
+            <w:r>
+              <w:rPr>
+                <w:rFonts w:eastAsia="標楷體" w:hint="eastAsia"/>
+                <w:color w:val="FF0000"/>
+                <w:sz w:val="20"/>
+              </w:rPr>
+              <w:t>(   )</w:t>
+            </w:r>
           </w:p>
         </w:tc>
         <w:tc>
           <w:tcPr>
-            <w:tcW w:w="1442" w:type="dxa"/>
+            <w:tcW w:w="1683" w:type="dxa"/>
             <w:tcBorders>
               <w:top w:val="single" w:sz="4" w:space="0" w:color="auto"/>
               <w:left w:val="single" w:sz="4" w:space="0" w:color="auto"/>
@@ -1493,12 +1906,19 @@
             <w:pPr>
               <w:spacing w:line="400" w:lineRule="exact"/>
               <w:rPr>
-                <w:rFonts w:ascii="標楷體" w:eastAsia="標楷體" w:hAnsi="標楷體"/>
-                <w:color w:val="000000" w:themeColor="text1"/>
-                <w:sz w:val="20"/>
-                <w:szCs w:val="20"/>
+                <w:rFonts w:eastAsia="標楷體"/>
+                <w:color w:val="FF0000"/>
+                <w:sz w:val="20"/>
               </w:rPr>
             </w:pPr>
+            <w:r>
+              <w:rPr>
+                <w:rFonts w:eastAsia="標楷體" w:hint="eastAsia"/>
+                <w:color w:val="FF0000"/>
+                <w:sz w:val="20"/>
+              </w:rPr>
+              <w:t>(   )</w:t>
+            </w:r>
           </w:p>
         </w:tc>
       </w:tr>
@@ -1522,15 +1942,14 @@
             <w:pPr>
               <w:spacing w:line="400" w:lineRule="exact"/>
               <w:rPr>
-                <w:rFonts w:ascii="標楷體" w:eastAsia="標楷體" w:hAnsi="標楷體"/>
+                <w:rFonts w:eastAsia="標楷體"/>
                 <w:color w:val="000000" w:themeColor="text1"/>
                 <w:sz w:val="20"/>
-                <w:szCs w:val="20"/>
               </w:rPr>
             </w:pPr>
             <w:r>
               <w:rPr>
-                <w:rFonts w:ascii="標楷體" w:eastAsia="標楷體" w:hAnsi="標楷體"/>
+                <w:rFonts w:eastAsia="標楷體"/>
                 <w:noProof/>
                 <w:color w:val="000000" w:themeColor="text1"/>
               </w:rPr>
@@ -1596,9 +2015,9 @@
                     </wp:anchor>
                   </w:drawing>
                 </mc:Choice>
-                <mc:Fallback xmlns:w16sdtfl="http://schemas.microsoft.com/office/word/2024/wordml/sdtformatlock" xmlns:w16du="http://schemas.microsoft.com/office/word/2023/wordml/word16du">
+                <mc:Fallback>
                   <w:pict>
-                    <v:line w14:anchorId="3DD41B75" id="Line 38" o:spid="_x0000_s1026" style="position:absolute;z-index:251644928;visibility:visible;mso-wrap-style:square;mso-width-percent:0;mso-height-percent:0;mso-wrap-distance-left:9pt;mso-wrap-distance-top:-8e-5mm;mso-wrap-distance-right:9pt;mso-wrap-distance-bottom:-8e-5mm;mso-position-horizontal:absolute;mso-position-horizontal-relative:text;mso-position-vertical:absolute;mso-position-vertical-relative:text;mso-width-percent:0;mso-height-percent:0;mso-width-relative:page;mso-height-relative:page" from="110.4pt,7.6pt" to="163.4pt,7.6pt" o:gfxdata="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" o:allowincell="f" strokeweight="2.25pt">
+                    <v:line w14:anchorId="387EB8CF" id="Line 38" o:spid="_x0000_s1026" style="position:absolute;z-index:251644928;visibility:visible;mso-wrap-style:square;mso-width-percent:0;mso-height-percent:0;mso-wrap-distance-left:9pt;mso-wrap-distance-top:-8e-5mm;mso-wrap-distance-right:9pt;mso-wrap-distance-bottom:-8e-5mm;mso-position-horizontal:absolute;mso-position-horizontal-relative:text;mso-position-vertical:absolute;mso-position-vertical-relative:text;mso-width-percent:0;mso-height-percent:0;mso-width-relative:page;mso-height-relative:page" from="110.4pt,7.6pt" to="163.4pt,7.6pt" o:gfxdata="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" o:allowincell="f" strokeweight="2.25pt">
                       <v:stroke endarrow="block"/>
                     </v:line>
                   </w:pict>
@@ -1621,17 +2040,16 @@
             <w:pPr>
               <w:spacing w:line="400" w:lineRule="exact"/>
               <w:rPr>
-                <w:rFonts w:ascii="標楷體" w:eastAsia="標楷體" w:hAnsi="標楷體"/>
+                <w:rFonts w:eastAsia="標楷體"/>
                 <w:color w:val="000000" w:themeColor="text1"/>
                 <w:sz w:val="20"/>
-                <w:szCs w:val="20"/>
               </w:rPr>
             </w:pPr>
           </w:p>
         </w:tc>
         <w:tc>
           <w:tcPr>
-            <w:tcW w:w="1456" w:type="dxa"/>
+            <w:tcW w:w="1682" w:type="dxa"/>
             <w:tcBorders>
               <w:top w:val="single" w:sz="4" w:space="0" w:color="auto"/>
               <w:left w:val="nil"/>
@@ -1643,17 +2061,24 @@
             <w:pPr>
               <w:spacing w:line="400" w:lineRule="exact"/>
               <w:rPr>
-                <w:rFonts w:ascii="標楷體" w:eastAsia="標楷體" w:hAnsi="標楷體"/>
-                <w:color w:val="000000" w:themeColor="text1"/>
-                <w:sz w:val="20"/>
-                <w:szCs w:val="20"/>
+                <w:rFonts w:eastAsia="標楷體"/>
+                <w:color w:val="FF0000"/>
+                <w:sz w:val="20"/>
               </w:rPr>
             </w:pPr>
+            <w:r>
+              <w:rPr>
+                <w:rFonts w:eastAsia="標楷體" w:hint="eastAsia"/>
+                <w:color w:val="FF0000"/>
+                <w:sz w:val="20"/>
+              </w:rPr>
+              <w:t>(   )</w:t>
+            </w:r>
           </w:p>
         </w:tc>
         <w:tc>
           <w:tcPr>
-            <w:tcW w:w="1455" w:type="dxa"/>
+            <w:tcW w:w="1683" w:type="dxa"/>
             <w:tcBorders>
               <w:top w:val="single" w:sz="4" w:space="0" w:color="auto"/>
               <w:left w:val="single" w:sz="4" w:space="0" w:color="auto"/>
@@ -1665,17 +2090,24 @@
             <w:pPr>
               <w:spacing w:line="400" w:lineRule="exact"/>
               <w:rPr>
-                <w:rFonts w:ascii="標楷體" w:eastAsia="標楷體" w:hAnsi="標楷體"/>
-                <w:color w:val="000000" w:themeColor="text1"/>
-                <w:sz w:val="20"/>
-                <w:szCs w:val="20"/>
+                <w:rFonts w:eastAsia="標楷體"/>
+                <w:color w:val="FF0000"/>
+                <w:sz w:val="20"/>
               </w:rPr>
             </w:pPr>
+            <w:r>
+              <w:rPr>
+                <w:rFonts w:eastAsia="標楷體" w:hint="eastAsia"/>
+                <w:color w:val="FF0000"/>
+                <w:sz w:val="20"/>
+              </w:rPr>
+              <w:t>(   )</w:t>
+            </w:r>
           </w:p>
         </w:tc>
         <w:tc>
           <w:tcPr>
-            <w:tcW w:w="1442" w:type="dxa"/>
+            <w:tcW w:w="1682" w:type="dxa"/>
             <w:tcBorders>
               <w:top w:val="single" w:sz="4" w:space="0" w:color="auto"/>
               <w:left w:val="single" w:sz="4" w:space="0" w:color="auto"/>
@@ -1687,17 +2119,24 @@
             <w:pPr>
               <w:spacing w:line="400" w:lineRule="exact"/>
               <w:rPr>
-                <w:rFonts w:ascii="標楷體" w:eastAsia="標楷體" w:hAnsi="標楷體"/>
-                <w:color w:val="000000" w:themeColor="text1"/>
-                <w:sz w:val="20"/>
-                <w:szCs w:val="20"/>
+                <w:rFonts w:eastAsia="標楷體"/>
+                <w:color w:val="FF0000"/>
+                <w:sz w:val="20"/>
               </w:rPr>
             </w:pPr>
+            <w:r>
+              <w:rPr>
+                <w:rFonts w:eastAsia="標楷體" w:hint="eastAsia"/>
+                <w:color w:val="FF0000"/>
+                <w:sz w:val="20"/>
+              </w:rPr>
+              <w:t>(   )</w:t>
+            </w:r>
           </w:p>
         </w:tc>
         <w:tc>
           <w:tcPr>
-            <w:tcW w:w="1442" w:type="dxa"/>
+            <w:tcW w:w="1683" w:type="dxa"/>
             <w:tcBorders>
               <w:top w:val="single" w:sz="4" w:space="0" w:color="auto"/>
               <w:left w:val="single" w:sz="4" w:space="0" w:color="auto"/>
@@ -1708,12 +2147,19 @@
             <w:pPr>
               <w:spacing w:line="400" w:lineRule="exact"/>
               <w:rPr>
-                <w:rFonts w:ascii="標楷體" w:eastAsia="標楷體" w:hAnsi="標楷體"/>
-                <w:color w:val="000000" w:themeColor="text1"/>
-                <w:sz w:val="20"/>
-                <w:szCs w:val="20"/>
+                <w:rFonts w:eastAsia="標楷體"/>
+                <w:color w:val="FF0000"/>
+                <w:sz w:val="20"/>
               </w:rPr>
             </w:pPr>
+            <w:r>
+              <w:rPr>
+                <w:rFonts w:eastAsia="標楷體" w:hint="eastAsia"/>
+                <w:color w:val="FF0000"/>
+                <w:sz w:val="20"/>
+              </w:rPr>
+              <w:t>(   )</w:t>
+            </w:r>
           </w:p>
         </w:tc>
       </w:tr>
@@ -1737,10 +2183,9 @@
             <w:pPr>
               <w:spacing w:line="400" w:lineRule="exact"/>
               <w:rPr>
-                <w:rFonts w:ascii="標楷體" w:eastAsia="標楷體" w:hAnsi="標楷體"/>
+                <w:rFonts w:eastAsia="標楷體"/>
                 <w:color w:val="000000" w:themeColor="text1"/>
                 <w:sz w:val="20"/>
-                <w:szCs w:val="20"/>
               </w:rPr>
             </w:pPr>
           </w:p>
@@ -1759,17 +2204,16 @@
             <w:pPr>
               <w:spacing w:line="400" w:lineRule="exact"/>
               <w:rPr>
-                <w:rFonts w:ascii="標楷體" w:eastAsia="標楷體" w:hAnsi="標楷體"/>
+                <w:rFonts w:eastAsia="標楷體"/>
                 <w:color w:val="000000" w:themeColor="text1"/>
                 <w:sz w:val="20"/>
-                <w:szCs w:val="20"/>
               </w:rPr>
             </w:pPr>
           </w:p>
         </w:tc>
         <w:tc>
           <w:tcPr>
-            <w:tcW w:w="1456" w:type="dxa"/>
+            <w:tcW w:w="1682" w:type="dxa"/>
             <w:tcBorders>
               <w:top w:val="single" w:sz="4" w:space="0" w:color="auto"/>
               <w:left w:val="nil"/>
@@ -1781,17 +2225,24 @@
             <w:pPr>
               <w:spacing w:line="400" w:lineRule="exact"/>
               <w:rPr>
-                <w:rFonts w:ascii="標楷體" w:eastAsia="標楷體" w:hAnsi="標楷體"/>
-                <w:color w:val="000000" w:themeColor="text1"/>
-                <w:sz w:val="20"/>
-                <w:szCs w:val="20"/>
+                <w:rFonts w:eastAsia="標楷體"/>
+                <w:color w:val="FF0000"/>
+                <w:sz w:val="20"/>
               </w:rPr>
             </w:pPr>
+            <w:r>
+              <w:rPr>
+                <w:rFonts w:eastAsia="標楷體" w:hint="eastAsia"/>
+                <w:color w:val="FF0000"/>
+                <w:sz w:val="20"/>
+              </w:rPr>
+              <w:t>(   )</w:t>
+            </w:r>
           </w:p>
         </w:tc>
         <w:tc>
           <w:tcPr>
-            <w:tcW w:w="1455" w:type="dxa"/>
+            <w:tcW w:w="1683" w:type="dxa"/>
             <w:tcBorders>
               <w:top w:val="single" w:sz="4" w:space="0" w:color="auto"/>
               <w:left w:val="single" w:sz="4" w:space="0" w:color="auto"/>
@@ -1803,17 +2254,24 @@
             <w:pPr>
               <w:spacing w:line="400" w:lineRule="exact"/>
               <w:rPr>
-                <w:rFonts w:ascii="標楷體" w:eastAsia="標楷體" w:hAnsi="標楷體"/>
-                <w:color w:val="000000" w:themeColor="text1"/>
-                <w:sz w:val="20"/>
-                <w:szCs w:val="20"/>
+                <w:rFonts w:eastAsia="標楷體"/>
+                <w:color w:val="FF0000"/>
+                <w:sz w:val="20"/>
               </w:rPr>
             </w:pPr>
+            <w:r>
+              <w:rPr>
+                <w:rFonts w:eastAsia="標楷體" w:hint="eastAsia"/>
+                <w:color w:val="FF0000"/>
+                <w:sz w:val="20"/>
+              </w:rPr>
+              <w:t>(   )</w:t>
+            </w:r>
           </w:p>
         </w:tc>
         <w:tc>
           <w:tcPr>
-            <w:tcW w:w="1442" w:type="dxa"/>
+            <w:tcW w:w="1682" w:type="dxa"/>
             <w:tcBorders>
               <w:top w:val="single" w:sz="4" w:space="0" w:color="auto"/>
               <w:left w:val="single" w:sz="4" w:space="0" w:color="auto"/>
@@ -1825,17 +2283,24 @@
             <w:pPr>
               <w:spacing w:line="400" w:lineRule="exact"/>
               <w:rPr>
-                <w:rFonts w:ascii="標楷體" w:eastAsia="標楷體" w:hAnsi="標楷體"/>
-                <w:color w:val="000000" w:themeColor="text1"/>
-                <w:sz w:val="20"/>
-                <w:szCs w:val="20"/>
+                <w:rFonts w:eastAsia="標楷體"/>
+                <w:color w:val="FF0000"/>
+                <w:sz w:val="20"/>
               </w:rPr>
             </w:pPr>
+            <w:r>
+              <w:rPr>
+                <w:rFonts w:eastAsia="標楷體" w:hint="eastAsia"/>
+                <w:color w:val="FF0000"/>
+                <w:sz w:val="20"/>
+              </w:rPr>
+              <w:t>(   )</w:t>
+            </w:r>
           </w:p>
         </w:tc>
         <w:tc>
           <w:tcPr>
-            <w:tcW w:w="1442" w:type="dxa"/>
+            <w:tcW w:w="1683" w:type="dxa"/>
             <w:tcBorders>
               <w:top w:val="single" w:sz="4" w:space="0" w:color="auto"/>
               <w:left w:val="single" w:sz="4" w:space="0" w:color="auto"/>
@@ -1846,12 +2311,19 @@
             <w:pPr>
               <w:spacing w:line="400" w:lineRule="exact"/>
               <w:rPr>
-                <w:rFonts w:ascii="標楷體" w:eastAsia="標楷體" w:hAnsi="標楷體"/>
-                <w:color w:val="000000" w:themeColor="text1"/>
-                <w:sz w:val="20"/>
-                <w:szCs w:val="20"/>
+                <w:rFonts w:eastAsia="標楷體"/>
+                <w:color w:val="FF0000"/>
+                <w:sz w:val="20"/>
               </w:rPr>
             </w:pPr>
+            <w:r>
+              <w:rPr>
+                <w:rFonts w:eastAsia="標楷體" w:hint="eastAsia"/>
+                <w:color w:val="FF0000"/>
+                <w:sz w:val="20"/>
+              </w:rPr>
+              <w:t>(   )</w:t>
+            </w:r>
           </w:p>
         </w:tc>
       </w:tr>
@@ -1860,61 +2332,55 @@
       <w:pPr>
         <w:spacing w:after="100" w:line="400" w:lineRule="exact"/>
         <w:rPr>
-          <w:rFonts w:ascii="標楷體" w:eastAsia="標楷體" w:hAnsi="標楷體"/>
+          <w:rFonts w:eastAsia="標楷體"/>
           <w:color w:val="000000" w:themeColor="text1"/>
           <w:sz w:val="20"/>
-          <w:szCs w:val="20"/>
         </w:rPr>
       </w:pPr>
       <w:r>
         <w:rPr>
-          <w:rFonts w:ascii="標楷體" w:eastAsia="標楷體" w:hAnsi="標楷體" w:cs="標楷體" w:hint="eastAsia"/>
+          <w:rFonts w:eastAsia="標楷體" w:hint="eastAsia"/>
           <w:color w:val="000000" w:themeColor="text1"/>
           <w:sz w:val="20"/>
-          <w:szCs w:val="20"/>
         </w:rPr>
         <w:t>五、告知內容</w:t>
       </w:r>
       <w:r>
         <w:rPr>
-          <w:rFonts w:ascii="標楷體" w:eastAsia="標楷體" w:hAnsi="標楷體"/>
+          <w:rFonts w:eastAsia="標楷體"/>
           <w:color w:val="000000" w:themeColor="text1"/>
           <w:sz w:val="20"/>
-          <w:szCs w:val="20"/>
         </w:rPr>
         <w:t>(</w:t>
       </w:r>
       <w:r>
         <w:rPr>
-          <w:rFonts w:ascii="標楷體" w:eastAsia="標楷體" w:hAnsi="標楷體" w:cs="標楷體" w:hint="eastAsia"/>
+          <w:rFonts w:eastAsia="標楷體" w:hint="eastAsia"/>
           <w:color w:val="000000" w:themeColor="text1"/>
           <w:sz w:val="20"/>
-          <w:szCs w:val="20"/>
         </w:rPr>
         <w:t>主辦組應確實告知承攬商工作人員下列三點事項，並記錄</w:t>
       </w:r>
       <w:r>
         <w:rPr>
-          <w:rFonts w:ascii="標楷體" w:eastAsia="標楷體" w:hAnsi="標楷體"/>
+          <w:rFonts w:eastAsia="標楷體"/>
           <w:color w:val="000000" w:themeColor="text1"/>
           <w:sz w:val="20"/>
-          <w:szCs w:val="20"/>
         </w:rPr>
         <w:t>)</w:t>
       </w:r>
       <w:r>
         <w:rPr>
-          <w:rFonts w:ascii="標楷體" w:eastAsia="標楷體" w:hAnsi="標楷體" w:cs="標楷體" w:hint="eastAsia"/>
+          <w:rFonts w:eastAsia="標楷體" w:hint="eastAsia"/>
           <w:color w:val="000000" w:themeColor="text1"/>
           <w:sz w:val="20"/>
-          <w:szCs w:val="20"/>
         </w:rPr>
         <w:t>：</w:t>
       </w:r>
     </w:p>
     <w:tbl>
       <w:tblPr>
-        <w:tblW w:w="0" w:type="auto"/>
+        <w:tblW w:w="10048" w:type="dxa"/>
         <w:tblInd w:w="2" w:type="dxa"/>
         <w:tblBorders>
           <w:top w:val="single" w:sz="12" w:space="0" w:color="auto"/>
@@ -1934,7 +2400,7 @@
       <w:tblGrid>
         <w:gridCol w:w="3066"/>
         <w:gridCol w:w="3079"/>
-        <w:gridCol w:w="3080"/>
+        <w:gridCol w:w="3903"/>
       </w:tblGrid>
       <w:tr>
         <w:trPr>
@@ -1954,47 +2420,42 @@
               <w:spacing w:after="100" w:line="440" w:lineRule="exact"/>
               <w:jc w:val="center"/>
               <w:rPr>
-                <w:rFonts w:ascii="標楷體" w:eastAsia="標楷體" w:hAnsi="標楷體"/>
+                <w:rFonts w:eastAsia="標楷體"/>
                 <w:color w:val="000000" w:themeColor="text1"/>
                 <w:sz w:val="20"/>
-                <w:szCs w:val="20"/>
               </w:rPr>
             </w:pPr>
             <w:r>
               <w:rPr>
-                <w:rFonts w:ascii="標楷體" w:eastAsia="標楷體" w:hAnsi="標楷體"/>
+                <w:rFonts w:eastAsia="標楷體"/>
                 <w:color w:val="000000" w:themeColor="text1"/>
                 <w:sz w:val="20"/>
-                <w:szCs w:val="20"/>
               </w:rPr>
               <w:t>(</w:t>
             </w:r>
             <w:proofErr w:type="gramStart"/>
             <w:r>
               <w:rPr>
-                <w:rFonts w:ascii="標楷體" w:eastAsia="標楷體" w:hAnsi="標楷體" w:cs="標楷體" w:hint="eastAsia"/>
+                <w:rFonts w:eastAsia="標楷體" w:hint="eastAsia"/>
                 <w:color w:val="000000" w:themeColor="text1"/>
                 <w:sz w:val="20"/>
-                <w:szCs w:val="20"/>
               </w:rPr>
               <w:t>一</w:t>
             </w:r>
             <w:proofErr w:type="gramEnd"/>
             <w:r>
               <w:rPr>
-                <w:rFonts w:ascii="標楷體" w:eastAsia="標楷體" w:hAnsi="標楷體"/>
+                <w:rFonts w:eastAsia="標楷體"/>
                 <w:color w:val="000000" w:themeColor="text1"/>
                 <w:sz w:val="20"/>
-                <w:szCs w:val="20"/>
               </w:rPr>
               <w:t xml:space="preserve">) </w:t>
             </w:r>
             <w:r>
               <w:rPr>
-                <w:rFonts w:ascii="標楷體" w:eastAsia="標楷體" w:hAnsi="標楷體" w:cs="標楷體" w:hint="eastAsia"/>
+                <w:rFonts w:eastAsia="標楷體" w:hint="eastAsia"/>
                 <w:color w:val="000000" w:themeColor="text1"/>
                 <w:sz w:val="20"/>
-                <w:szCs w:val="20"/>
               </w:rPr>
               <w:t>工作場所環境</w:t>
             </w:r>
@@ -2015,45 +2476,40 @@
               <w:spacing w:after="100" w:line="440" w:lineRule="exact"/>
               <w:jc w:val="center"/>
               <w:rPr>
-                <w:rFonts w:ascii="標楷體" w:eastAsia="標楷體" w:hAnsi="標楷體"/>
+                <w:rFonts w:eastAsia="標楷體"/>
                 <w:color w:val="000000" w:themeColor="text1"/>
                 <w:sz w:val="20"/>
-                <w:szCs w:val="20"/>
               </w:rPr>
             </w:pPr>
             <w:r>
               <w:rPr>
-                <w:rFonts w:ascii="標楷體" w:eastAsia="標楷體" w:hAnsi="標楷體"/>
+                <w:rFonts w:eastAsia="標楷體"/>
                 <w:color w:val="000000" w:themeColor="text1"/>
                 <w:sz w:val="20"/>
-                <w:szCs w:val="20"/>
               </w:rPr>
               <w:t>(</w:t>
             </w:r>
             <w:r>
               <w:rPr>
-                <w:rFonts w:ascii="標楷體" w:eastAsia="標楷體" w:hAnsi="標楷體" w:cs="標楷體" w:hint="eastAsia"/>
+                <w:rFonts w:eastAsia="標楷體" w:hint="eastAsia"/>
                 <w:color w:val="000000" w:themeColor="text1"/>
                 <w:sz w:val="20"/>
-                <w:szCs w:val="20"/>
               </w:rPr>
               <w:t>二</w:t>
             </w:r>
             <w:r>
               <w:rPr>
-                <w:rFonts w:ascii="標楷體" w:eastAsia="標楷體" w:hAnsi="標楷體"/>
+                <w:rFonts w:eastAsia="標楷體"/>
                 <w:color w:val="000000" w:themeColor="text1"/>
                 <w:sz w:val="20"/>
-                <w:szCs w:val="20"/>
               </w:rPr>
               <w:t xml:space="preserve">) </w:t>
             </w:r>
             <w:r>
               <w:rPr>
-                <w:rFonts w:ascii="標楷體" w:eastAsia="標楷體" w:hAnsi="標楷體" w:cs="標楷體" w:hint="eastAsia"/>
+                <w:rFonts w:eastAsia="標楷體" w:hint="eastAsia"/>
                 <w:color w:val="000000" w:themeColor="text1"/>
                 <w:sz w:val="20"/>
-                <w:szCs w:val="20"/>
               </w:rPr>
               <w:t>危害因素</w:t>
             </w:r>
@@ -2061,7 +2517,7 @@
         </w:tc>
         <w:tc>
           <w:tcPr>
-            <w:tcW w:w="3080" w:type="dxa"/>
+            <w:tcW w:w="3903" w:type="dxa"/>
             <w:tcBorders>
               <w:left w:val="single" w:sz="4" w:space="0" w:color="auto"/>
               <w:bottom w:val="single" w:sz="4" w:space="0" w:color="auto"/>
@@ -2073,45 +2529,40 @@
               <w:spacing w:after="100" w:line="440" w:lineRule="exact"/>
               <w:jc w:val="center"/>
               <w:rPr>
-                <w:rFonts w:ascii="標楷體" w:eastAsia="標楷體" w:hAnsi="標楷體"/>
+                <w:rFonts w:eastAsia="標楷體"/>
                 <w:color w:val="000000" w:themeColor="text1"/>
                 <w:sz w:val="20"/>
-                <w:szCs w:val="20"/>
               </w:rPr>
             </w:pPr>
             <w:r>
               <w:rPr>
-                <w:rFonts w:ascii="標楷體" w:eastAsia="標楷體" w:hAnsi="標楷體"/>
+                <w:rFonts w:eastAsia="標楷體"/>
                 <w:color w:val="000000" w:themeColor="text1"/>
                 <w:sz w:val="20"/>
-                <w:szCs w:val="20"/>
               </w:rPr>
               <w:t>(</w:t>
             </w:r>
             <w:r>
               <w:rPr>
-                <w:rFonts w:ascii="標楷體" w:eastAsia="標楷體" w:hAnsi="標楷體" w:cs="標楷體" w:hint="eastAsia"/>
+                <w:rFonts w:eastAsia="標楷體" w:hint="eastAsia"/>
                 <w:color w:val="000000" w:themeColor="text1"/>
                 <w:sz w:val="20"/>
-                <w:szCs w:val="20"/>
               </w:rPr>
               <w:t>三</w:t>
             </w:r>
             <w:r>
               <w:rPr>
-                <w:rFonts w:ascii="標楷體" w:eastAsia="標楷體" w:hAnsi="標楷體"/>
+                <w:rFonts w:eastAsia="標楷體"/>
                 <w:color w:val="000000" w:themeColor="text1"/>
                 <w:sz w:val="20"/>
-                <w:szCs w:val="20"/>
               </w:rPr>
               <w:t xml:space="preserve">) </w:t>
             </w:r>
             <w:r>
               <w:rPr>
-                <w:rFonts w:ascii="標楷體" w:eastAsia="標楷體" w:hAnsi="標楷體" w:cs="標楷體" w:hint="eastAsia"/>
+                <w:rFonts w:eastAsia="標楷體" w:hint="eastAsia"/>
                 <w:color w:val="000000" w:themeColor="text1"/>
                 <w:sz w:val="20"/>
-                <w:szCs w:val="20"/>
               </w:rPr>
               <w:t>應採取之措施</w:t>
             </w:r>
@@ -2135,10 +2586,9 @@
             <w:pPr>
               <w:spacing w:line="440" w:lineRule="exact"/>
               <w:rPr>
-                <w:rFonts w:ascii="標楷體" w:eastAsia="標楷體" w:hAnsi="標楷體"/>
+                <w:rFonts w:eastAsia="標楷體"/>
                 <w:color w:val="000000" w:themeColor="text1"/>
                 <w:sz w:val="20"/>
-                <w:szCs w:val="20"/>
               </w:rPr>
             </w:pPr>
           </w:p>
@@ -2157,17 +2607,16 @@
             <w:pPr>
               <w:spacing w:line="440" w:lineRule="exact"/>
               <w:rPr>
-                <w:rFonts w:ascii="標楷體" w:eastAsia="標楷體" w:hAnsi="標楷體"/>
+                <w:rFonts w:eastAsia="標楷體"/>
                 <w:color w:val="000000" w:themeColor="text1"/>
                 <w:sz w:val="20"/>
-                <w:szCs w:val="20"/>
               </w:rPr>
             </w:pPr>
           </w:p>
         </w:tc>
         <w:tc>
           <w:tcPr>
-            <w:tcW w:w="3080" w:type="dxa"/>
+            <w:tcW w:w="3903" w:type="dxa"/>
             <w:tcBorders>
               <w:top w:val="single" w:sz="4" w:space="0" w:color="auto"/>
               <w:left w:val="single" w:sz="4" w:space="0" w:color="auto"/>
@@ -2178,10 +2627,9 @@
             <w:pPr>
               <w:spacing w:line="440" w:lineRule="exact"/>
               <w:rPr>
-                <w:rFonts w:ascii="標楷體" w:eastAsia="標楷體" w:hAnsi="標楷體"/>
+                <w:rFonts w:eastAsia="標楷體"/>
                 <w:color w:val="000000" w:themeColor="text1"/>
                 <w:sz w:val="20"/>
-                <w:szCs w:val="20"/>
               </w:rPr>
             </w:pPr>
           </w:p>
@@ -2204,10 +2652,9 @@
             <w:pPr>
               <w:spacing w:line="440" w:lineRule="exact"/>
               <w:rPr>
-                <w:rFonts w:ascii="標楷體" w:eastAsia="標楷體" w:hAnsi="標楷體"/>
+                <w:rFonts w:eastAsia="標楷體"/>
                 <w:color w:val="000000" w:themeColor="text1"/>
                 <w:sz w:val="20"/>
-                <w:szCs w:val="20"/>
               </w:rPr>
             </w:pPr>
           </w:p>
@@ -2226,17 +2673,16 @@
             <w:pPr>
               <w:spacing w:line="440" w:lineRule="exact"/>
               <w:rPr>
-                <w:rFonts w:ascii="標楷體" w:eastAsia="標楷體" w:hAnsi="標楷體"/>
+                <w:rFonts w:eastAsia="標楷體"/>
                 <w:color w:val="000000" w:themeColor="text1"/>
                 <w:sz w:val="20"/>
-                <w:szCs w:val="20"/>
               </w:rPr>
             </w:pPr>
           </w:p>
         </w:tc>
         <w:tc>
           <w:tcPr>
-            <w:tcW w:w="3080" w:type="dxa"/>
+            <w:tcW w:w="3903" w:type="dxa"/>
             <w:tcBorders>
               <w:top w:val="single" w:sz="4" w:space="0" w:color="auto"/>
               <w:left w:val="single" w:sz="4" w:space="0" w:color="auto"/>
@@ -2247,10 +2693,9 @@
             <w:pPr>
               <w:spacing w:line="440" w:lineRule="exact"/>
               <w:rPr>
-                <w:rFonts w:ascii="標楷體" w:eastAsia="標楷體" w:hAnsi="標楷體"/>
+                <w:rFonts w:eastAsia="標楷體"/>
                 <w:color w:val="000000" w:themeColor="text1"/>
                 <w:sz w:val="20"/>
-                <w:szCs w:val="20"/>
               </w:rPr>
             </w:pPr>
           </w:p>
@@ -2273,10 +2718,9 @@
             <w:pPr>
               <w:spacing w:line="440" w:lineRule="exact"/>
               <w:rPr>
-                <w:rFonts w:ascii="標楷體" w:eastAsia="標楷體" w:hAnsi="標楷體"/>
+                <w:rFonts w:eastAsia="標楷體"/>
                 <w:color w:val="000000" w:themeColor="text1"/>
                 <w:sz w:val="20"/>
-                <w:szCs w:val="20"/>
               </w:rPr>
             </w:pPr>
           </w:p>
@@ -2295,17 +2739,16 @@
             <w:pPr>
               <w:spacing w:line="440" w:lineRule="exact"/>
               <w:rPr>
-                <w:rFonts w:ascii="標楷體" w:eastAsia="標楷體" w:hAnsi="標楷體"/>
+                <w:rFonts w:eastAsia="標楷體"/>
                 <w:color w:val="000000" w:themeColor="text1"/>
                 <w:sz w:val="20"/>
-                <w:szCs w:val="20"/>
               </w:rPr>
             </w:pPr>
           </w:p>
         </w:tc>
         <w:tc>
           <w:tcPr>
-            <w:tcW w:w="3080" w:type="dxa"/>
+            <w:tcW w:w="3903" w:type="dxa"/>
             <w:tcBorders>
               <w:top w:val="single" w:sz="4" w:space="0" w:color="auto"/>
               <w:left w:val="single" w:sz="4" w:space="0" w:color="auto"/>
@@ -2316,10 +2759,9 @@
             <w:pPr>
               <w:spacing w:line="440" w:lineRule="exact"/>
               <w:rPr>
-                <w:rFonts w:ascii="標楷體" w:eastAsia="標楷體" w:hAnsi="標楷體"/>
+                <w:rFonts w:eastAsia="標楷體"/>
                 <w:color w:val="000000" w:themeColor="text1"/>
                 <w:sz w:val="20"/>
-                <w:szCs w:val="20"/>
               </w:rPr>
             </w:pPr>
           </w:p>
@@ -2342,10 +2784,9 @@
             <w:pPr>
               <w:spacing w:line="440" w:lineRule="exact"/>
               <w:rPr>
-                <w:rFonts w:ascii="標楷體" w:eastAsia="標楷體" w:hAnsi="標楷體"/>
+                <w:rFonts w:eastAsia="標楷體"/>
                 <w:color w:val="000000" w:themeColor="text1"/>
                 <w:sz w:val="20"/>
-                <w:szCs w:val="20"/>
               </w:rPr>
             </w:pPr>
           </w:p>
@@ -2364,17 +2805,16 @@
             <w:pPr>
               <w:spacing w:line="440" w:lineRule="exact"/>
               <w:rPr>
-                <w:rFonts w:ascii="標楷體" w:eastAsia="標楷體" w:hAnsi="標楷體"/>
+                <w:rFonts w:eastAsia="標楷體"/>
                 <w:color w:val="000000" w:themeColor="text1"/>
                 <w:sz w:val="20"/>
-                <w:szCs w:val="20"/>
               </w:rPr>
             </w:pPr>
           </w:p>
         </w:tc>
         <w:tc>
           <w:tcPr>
-            <w:tcW w:w="3080" w:type="dxa"/>
+            <w:tcW w:w="3903" w:type="dxa"/>
             <w:tcBorders>
               <w:top w:val="single" w:sz="4" w:space="0" w:color="auto"/>
               <w:left w:val="single" w:sz="4" w:space="0" w:color="auto"/>
@@ -2385,10 +2825,9 @@
             <w:pPr>
               <w:spacing w:line="440" w:lineRule="exact"/>
               <w:rPr>
-                <w:rFonts w:ascii="標楷體" w:eastAsia="標楷體" w:hAnsi="標楷體"/>
+                <w:rFonts w:eastAsia="標楷體"/>
                 <w:color w:val="000000" w:themeColor="text1"/>
                 <w:sz w:val="20"/>
-                <w:szCs w:val="20"/>
               </w:rPr>
             </w:pPr>
           </w:p>
@@ -2411,10 +2850,9 @@
             <w:pPr>
               <w:spacing w:line="440" w:lineRule="exact"/>
               <w:rPr>
-                <w:rFonts w:ascii="標楷體" w:eastAsia="標楷體" w:hAnsi="標楷體"/>
+                <w:rFonts w:eastAsia="標楷體"/>
                 <w:color w:val="000000" w:themeColor="text1"/>
                 <w:sz w:val="20"/>
-                <w:szCs w:val="20"/>
               </w:rPr>
             </w:pPr>
           </w:p>
@@ -2433,17 +2871,16 @@
             <w:pPr>
               <w:spacing w:line="440" w:lineRule="exact"/>
               <w:rPr>
-                <w:rFonts w:ascii="標楷體" w:eastAsia="標楷體" w:hAnsi="標楷體"/>
+                <w:rFonts w:eastAsia="標楷體"/>
                 <w:color w:val="000000" w:themeColor="text1"/>
                 <w:sz w:val="20"/>
-                <w:szCs w:val="20"/>
               </w:rPr>
             </w:pPr>
           </w:p>
         </w:tc>
         <w:tc>
           <w:tcPr>
-            <w:tcW w:w="3080" w:type="dxa"/>
+            <w:tcW w:w="3903" w:type="dxa"/>
             <w:tcBorders>
               <w:top w:val="single" w:sz="4" w:space="0" w:color="auto"/>
               <w:left w:val="single" w:sz="4" w:space="0" w:color="auto"/>
@@ -2454,10 +2891,9 @@
             <w:pPr>
               <w:spacing w:line="440" w:lineRule="exact"/>
               <w:rPr>
-                <w:rFonts w:ascii="標楷體" w:eastAsia="標楷體" w:hAnsi="標楷體"/>
+                <w:rFonts w:eastAsia="標楷體"/>
                 <w:color w:val="000000" w:themeColor="text1"/>
                 <w:sz w:val="20"/>
-                <w:szCs w:val="20"/>
               </w:rPr>
             </w:pPr>
           </w:p>
@@ -2480,10 +2916,9 @@
             <w:pPr>
               <w:spacing w:line="440" w:lineRule="exact"/>
               <w:rPr>
-                <w:rFonts w:ascii="標楷體" w:eastAsia="標楷體" w:hAnsi="標楷體"/>
+                <w:rFonts w:eastAsia="標楷體"/>
                 <w:color w:val="000000" w:themeColor="text1"/>
                 <w:sz w:val="20"/>
-                <w:szCs w:val="20"/>
               </w:rPr>
             </w:pPr>
           </w:p>
@@ -2502,17 +2937,16 @@
             <w:pPr>
               <w:spacing w:line="440" w:lineRule="exact"/>
               <w:rPr>
-                <w:rFonts w:ascii="標楷體" w:eastAsia="標楷體" w:hAnsi="標楷體"/>
+                <w:rFonts w:eastAsia="標楷體"/>
                 <w:color w:val="000000" w:themeColor="text1"/>
                 <w:sz w:val="20"/>
-                <w:szCs w:val="20"/>
               </w:rPr>
             </w:pPr>
           </w:p>
         </w:tc>
         <w:tc>
           <w:tcPr>
-            <w:tcW w:w="3080" w:type="dxa"/>
+            <w:tcW w:w="3903" w:type="dxa"/>
             <w:tcBorders>
               <w:top w:val="single" w:sz="4" w:space="0" w:color="auto"/>
               <w:left w:val="single" w:sz="4" w:space="0" w:color="auto"/>
@@ -2523,10 +2957,9 @@
             <w:pPr>
               <w:spacing w:line="440" w:lineRule="exact"/>
               <w:rPr>
-                <w:rFonts w:ascii="標楷體" w:eastAsia="標楷體" w:hAnsi="標楷體"/>
+                <w:rFonts w:eastAsia="標楷體"/>
                 <w:color w:val="000000" w:themeColor="text1"/>
                 <w:sz w:val="20"/>
-                <w:szCs w:val="20"/>
               </w:rPr>
             </w:pPr>
           </w:p>
@@ -2549,10 +2982,9 @@
             <w:pPr>
               <w:spacing w:line="440" w:lineRule="exact"/>
               <w:rPr>
-                <w:rFonts w:ascii="標楷體" w:eastAsia="標楷體" w:hAnsi="標楷體"/>
+                <w:rFonts w:eastAsia="標楷體"/>
                 <w:color w:val="000000" w:themeColor="text1"/>
                 <w:sz w:val="20"/>
-                <w:szCs w:val="20"/>
               </w:rPr>
             </w:pPr>
           </w:p>
@@ -2571,17 +3003,16 @@
             <w:pPr>
               <w:spacing w:line="440" w:lineRule="exact"/>
               <w:rPr>
-                <w:rFonts w:ascii="標楷體" w:eastAsia="標楷體" w:hAnsi="標楷體"/>
+                <w:rFonts w:eastAsia="標楷體"/>
                 <w:color w:val="000000" w:themeColor="text1"/>
                 <w:sz w:val="20"/>
-                <w:szCs w:val="20"/>
               </w:rPr>
             </w:pPr>
           </w:p>
         </w:tc>
         <w:tc>
           <w:tcPr>
-            <w:tcW w:w="3080" w:type="dxa"/>
+            <w:tcW w:w="3903" w:type="dxa"/>
             <w:tcBorders>
               <w:top w:val="single" w:sz="4" w:space="0" w:color="auto"/>
               <w:left w:val="single" w:sz="4" w:space="0" w:color="auto"/>
@@ -2592,10 +3023,9 @@
             <w:pPr>
               <w:spacing w:line="440" w:lineRule="exact"/>
               <w:rPr>
-                <w:rFonts w:ascii="標楷體" w:eastAsia="標楷體" w:hAnsi="標楷體"/>
+                <w:rFonts w:eastAsia="標楷體"/>
                 <w:color w:val="000000" w:themeColor="text1"/>
                 <w:sz w:val="20"/>
-                <w:szCs w:val="20"/>
               </w:rPr>
             </w:pPr>
           </w:p>
@@ -2618,10 +3048,9 @@
             <w:pPr>
               <w:spacing w:line="440" w:lineRule="exact"/>
               <w:rPr>
-                <w:rFonts w:ascii="標楷體" w:eastAsia="標楷體" w:hAnsi="標楷體"/>
+                <w:rFonts w:eastAsia="標楷體"/>
                 <w:color w:val="000000" w:themeColor="text1"/>
                 <w:sz w:val="20"/>
-                <w:szCs w:val="20"/>
               </w:rPr>
             </w:pPr>
           </w:p>
@@ -2640,17 +3069,16 @@
             <w:pPr>
               <w:spacing w:line="440" w:lineRule="exact"/>
               <w:rPr>
-                <w:rFonts w:ascii="標楷體" w:eastAsia="標楷體" w:hAnsi="標楷體"/>
+                <w:rFonts w:eastAsia="標楷體"/>
                 <w:color w:val="000000" w:themeColor="text1"/>
                 <w:sz w:val="20"/>
-                <w:szCs w:val="20"/>
               </w:rPr>
             </w:pPr>
           </w:p>
         </w:tc>
         <w:tc>
           <w:tcPr>
-            <w:tcW w:w="3080" w:type="dxa"/>
+            <w:tcW w:w="3903" w:type="dxa"/>
             <w:tcBorders>
               <w:top w:val="single" w:sz="4" w:space="0" w:color="auto"/>
               <w:left w:val="single" w:sz="4" w:space="0" w:color="auto"/>
@@ -2661,10 +3089,9 @@
             <w:pPr>
               <w:spacing w:line="440" w:lineRule="exact"/>
               <w:rPr>
-                <w:rFonts w:ascii="標楷體" w:eastAsia="標楷體" w:hAnsi="標楷體"/>
+                <w:rFonts w:eastAsia="標楷體"/>
                 <w:color w:val="000000" w:themeColor="text1"/>
                 <w:sz w:val="20"/>
-                <w:szCs w:val="20"/>
               </w:rPr>
             </w:pPr>
           </w:p>
@@ -2687,10 +3114,9 @@
             <w:pPr>
               <w:spacing w:line="440" w:lineRule="exact"/>
               <w:rPr>
-                <w:rFonts w:ascii="標楷體" w:eastAsia="標楷體" w:hAnsi="標楷體"/>
+                <w:rFonts w:eastAsia="標楷體"/>
                 <w:color w:val="000000" w:themeColor="text1"/>
                 <w:sz w:val="20"/>
-                <w:szCs w:val="20"/>
               </w:rPr>
             </w:pPr>
           </w:p>
@@ -2709,17 +3135,16 @@
             <w:pPr>
               <w:spacing w:line="440" w:lineRule="exact"/>
               <w:rPr>
-                <w:rFonts w:ascii="標楷體" w:eastAsia="標楷體" w:hAnsi="標楷體"/>
+                <w:rFonts w:eastAsia="標楷體"/>
                 <w:color w:val="000000" w:themeColor="text1"/>
                 <w:sz w:val="20"/>
-                <w:szCs w:val="20"/>
               </w:rPr>
             </w:pPr>
           </w:p>
         </w:tc>
         <w:tc>
           <w:tcPr>
-            <w:tcW w:w="3080" w:type="dxa"/>
+            <w:tcW w:w="3903" w:type="dxa"/>
             <w:tcBorders>
               <w:top w:val="single" w:sz="4" w:space="0" w:color="auto"/>
               <w:left w:val="single" w:sz="4" w:space="0" w:color="auto"/>
@@ -2730,10 +3155,9 @@
             <w:pPr>
               <w:spacing w:line="440" w:lineRule="exact"/>
               <w:rPr>
-                <w:rFonts w:ascii="標楷體" w:eastAsia="標楷體" w:hAnsi="標楷體"/>
+                <w:rFonts w:eastAsia="標楷體"/>
                 <w:color w:val="000000" w:themeColor="text1"/>
                 <w:sz w:val="20"/>
-                <w:szCs w:val="20"/>
               </w:rPr>
             </w:pPr>
           </w:p>
@@ -2756,10 +3180,9 @@
             <w:pPr>
               <w:spacing w:line="440" w:lineRule="exact"/>
               <w:rPr>
-                <w:rFonts w:ascii="標楷體" w:eastAsia="標楷體" w:hAnsi="標楷體"/>
+                <w:rFonts w:eastAsia="標楷體"/>
                 <w:color w:val="000000" w:themeColor="text1"/>
                 <w:sz w:val="20"/>
-                <w:szCs w:val="20"/>
               </w:rPr>
             </w:pPr>
           </w:p>
@@ -2778,17 +3201,16 @@
             <w:pPr>
               <w:spacing w:line="440" w:lineRule="exact"/>
               <w:rPr>
-                <w:rFonts w:ascii="標楷體" w:eastAsia="標楷體" w:hAnsi="標楷體"/>
+                <w:rFonts w:eastAsia="標楷體"/>
                 <w:color w:val="000000" w:themeColor="text1"/>
                 <w:sz w:val="20"/>
-                <w:szCs w:val="20"/>
               </w:rPr>
             </w:pPr>
           </w:p>
         </w:tc>
         <w:tc>
           <w:tcPr>
-            <w:tcW w:w="3080" w:type="dxa"/>
+            <w:tcW w:w="3903" w:type="dxa"/>
             <w:tcBorders>
               <w:top w:val="single" w:sz="4" w:space="0" w:color="auto"/>
               <w:left w:val="single" w:sz="4" w:space="0" w:color="auto"/>
@@ -2799,10 +3221,9 @@
             <w:pPr>
               <w:spacing w:line="440" w:lineRule="exact"/>
               <w:rPr>
-                <w:rFonts w:ascii="標楷體" w:eastAsia="標楷體" w:hAnsi="標楷體"/>
+                <w:rFonts w:eastAsia="標楷體"/>
                 <w:color w:val="000000" w:themeColor="text1"/>
                 <w:sz w:val="20"/>
-                <w:szCs w:val="20"/>
               </w:rPr>
             </w:pPr>
           </w:p>
@@ -2825,10 +3246,9 @@
             <w:pPr>
               <w:spacing w:line="440" w:lineRule="exact"/>
               <w:rPr>
-                <w:rFonts w:ascii="標楷體" w:eastAsia="標楷體" w:hAnsi="標楷體"/>
+                <w:rFonts w:eastAsia="標楷體"/>
                 <w:color w:val="000000" w:themeColor="text1"/>
                 <w:sz w:val="20"/>
-                <w:szCs w:val="20"/>
               </w:rPr>
             </w:pPr>
           </w:p>
@@ -2847,17 +3267,16 @@
             <w:pPr>
               <w:spacing w:line="440" w:lineRule="exact"/>
               <w:rPr>
-                <w:rFonts w:ascii="標楷體" w:eastAsia="標楷體" w:hAnsi="標楷體"/>
+                <w:rFonts w:eastAsia="標楷體"/>
                 <w:color w:val="000000" w:themeColor="text1"/>
                 <w:sz w:val="20"/>
-                <w:szCs w:val="20"/>
               </w:rPr>
             </w:pPr>
           </w:p>
         </w:tc>
         <w:tc>
           <w:tcPr>
-            <w:tcW w:w="3080" w:type="dxa"/>
+            <w:tcW w:w="3903" w:type="dxa"/>
             <w:tcBorders>
               <w:top w:val="single" w:sz="4" w:space="0" w:color="auto"/>
               <w:left w:val="single" w:sz="4" w:space="0" w:color="auto"/>
@@ -2868,10 +3287,9 @@
             <w:pPr>
               <w:spacing w:line="440" w:lineRule="exact"/>
               <w:rPr>
-                <w:rFonts w:ascii="標楷體" w:eastAsia="標楷體" w:hAnsi="標楷體"/>
+                <w:rFonts w:eastAsia="標楷體"/>
                 <w:color w:val="000000" w:themeColor="text1"/>
                 <w:sz w:val="20"/>
-                <w:szCs w:val="20"/>
               </w:rPr>
             </w:pPr>
           </w:p>
@@ -2893,10 +3311,9 @@
             <w:pPr>
               <w:spacing w:line="440" w:lineRule="exact"/>
               <w:rPr>
-                <w:rFonts w:ascii="標楷體" w:eastAsia="標楷體" w:hAnsi="標楷體"/>
+                <w:rFonts w:eastAsia="標楷體"/>
                 <w:color w:val="000000" w:themeColor="text1"/>
                 <w:sz w:val="20"/>
-                <w:szCs w:val="20"/>
               </w:rPr>
             </w:pPr>
           </w:p>
@@ -2914,17 +3331,16 @@
             <w:pPr>
               <w:spacing w:line="440" w:lineRule="exact"/>
               <w:rPr>
-                <w:rFonts w:ascii="標楷體" w:eastAsia="標楷體" w:hAnsi="標楷體"/>
+                <w:rFonts w:eastAsia="標楷體"/>
                 <w:color w:val="000000" w:themeColor="text1"/>
                 <w:sz w:val="20"/>
-                <w:szCs w:val="20"/>
               </w:rPr>
             </w:pPr>
           </w:p>
         </w:tc>
         <w:tc>
           <w:tcPr>
-            <w:tcW w:w="3080" w:type="dxa"/>
+            <w:tcW w:w="3903" w:type="dxa"/>
             <w:tcBorders>
               <w:top w:val="single" w:sz="4" w:space="0" w:color="auto"/>
               <w:left w:val="single" w:sz="4" w:space="0" w:color="auto"/>
@@ -2934,10 +3350,9 @@
             <w:pPr>
               <w:spacing w:line="440" w:lineRule="exact"/>
               <w:rPr>
-                <w:rFonts w:ascii="標楷體" w:eastAsia="標楷體" w:hAnsi="標楷體"/>
+                <w:rFonts w:eastAsia="標楷體"/>
                 <w:color w:val="000000" w:themeColor="text1"/>
                 <w:sz w:val="20"/>
-                <w:szCs w:val="20"/>
               </w:rPr>
             </w:pPr>
           </w:p>
@@ -2949,18 +3364,16 @@
         <w:spacing w:line="380" w:lineRule="exact"/>
         <w:jc w:val="both"/>
         <w:rPr>
-          <w:rFonts w:ascii="標楷體" w:eastAsia="標楷體" w:hAnsi="標楷體"/>
+          <w:rFonts w:eastAsia="標楷體"/>
           <w:color w:val="000000" w:themeColor="text1"/>
           <w:sz w:val="20"/>
-          <w:szCs w:val="20"/>
         </w:rPr>
       </w:pPr>
       <w:r>
         <w:rPr>
-          <w:rFonts w:ascii="標楷體" w:eastAsia="標楷體" w:hAnsi="標楷體" w:cs="標楷體" w:hint="eastAsia"/>
+          <w:rFonts w:eastAsia="標楷體" w:hint="eastAsia"/>
           <w:color w:val="000000" w:themeColor="text1"/>
           <w:sz w:val="20"/>
-          <w:szCs w:val="20"/>
         </w:rPr>
         <w:t>六、承攬商工作人員除應遵守第五項座談內容外，並應遵守依職業安全衛生法令規定應注意事項，以防止職</w:t>
       </w:r>
@@ -2970,18 +3383,16 @@
         <w:spacing w:line="380" w:lineRule="exact"/>
         <w:jc w:val="both"/>
         <w:rPr>
-          <w:rFonts w:ascii="標楷體" w:eastAsia="標楷體" w:hAnsi="標楷體"/>
+          <w:rFonts w:eastAsia="標楷體"/>
           <w:color w:val="000000" w:themeColor="text1"/>
           <w:sz w:val="20"/>
-          <w:szCs w:val="20"/>
         </w:rPr>
       </w:pPr>
       <w:r>
         <w:rPr>
-          <w:rFonts w:ascii="標楷體" w:eastAsia="標楷體" w:hAnsi="標楷體" w:cs="標楷體" w:hint="eastAsia"/>
+          <w:rFonts w:eastAsia="標楷體" w:hint="eastAsia"/>
           <w:color w:val="000000" w:themeColor="text1"/>
           <w:sz w:val="20"/>
-          <w:szCs w:val="20"/>
         </w:rPr>
         <w:t>業災害之發生。</w:t>
       </w:r>
@@ -2991,27 +3402,24 @@
         <w:spacing w:line="380" w:lineRule="exact"/>
         <w:jc w:val="both"/>
         <w:rPr>
-          <w:rFonts w:ascii="標楷體" w:eastAsia="標楷體" w:hAnsi="標楷體"/>
+          <w:rFonts w:eastAsia="標楷體"/>
           <w:color w:val="000000" w:themeColor="text1"/>
           <w:sz w:val="20"/>
-          <w:szCs w:val="20"/>
         </w:rPr>
       </w:pPr>
       <w:r>
         <w:rPr>
-          <w:rFonts w:ascii="標楷體" w:eastAsia="標楷體" w:hAnsi="標楷體" w:cs="標楷體" w:hint="eastAsia"/>
+          <w:rFonts w:eastAsia="標楷體" w:hint="eastAsia"/>
           <w:color w:val="000000" w:themeColor="text1"/>
           <w:sz w:val="20"/>
-          <w:szCs w:val="20"/>
         </w:rPr>
         <w:t>【備註】：本紀錄表主辦組自存備查。</w:t>
       </w:r>
       <w:r>
         <w:rPr>
-          <w:rFonts w:ascii="標楷體" w:eastAsia="標楷體" w:hAnsi="標楷體"/>
+          <w:rFonts w:eastAsia="標楷體"/>
           <w:color w:val="000000" w:themeColor="text1"/>
           <w:sz w:val="20"/>
-          <w:szCs w:val="20"/>
         </w:rPr>
         <w:t xml:space="preserve">      </w:t>
       </w:r>
@@ -3019,77 +3427,56 @@
     <w:p>
       <w:pPr>
         <w:spacing w:line="380" w:lineRule="exact"/>
-        <w:jc w:val="both"/>
+        <w:jc w:val="center"/>
         <w:rPr>
-          <w:rFonts w:ascii="標楷體" w:eastAsia="標楷體" w:hAnsi="標楷體"/>
+          <w:rFonts w:eastAsia="標楷體"/>
+          <w:color w:val="000000" w:themeColor="text1"/>
+          <w:sz w:val="32"/>
+        </w:rPr>
+      </w:pPr>
+      <w:r>
+        <w:rPr>
+          <w:rFonts w:eastAsia="標楷體" w:hint="eastAsia"/>
           <w:color w:val="000000" w:themeColor="text1"/>
           <w:sz w:val="20"/>
-          <w:szCs w:val="20"/>
-        </w:rPr>
-      </w:pPr>
-    </w:p>
-    <w:p>
-      <w:pPr>
-        <w:spacing w:line="380" w:lineRule="exact"/>
-        <w:jc w:val="center"/>
-        <w:rPr>
-          <w:rFonts w:ascii="標楷體" w:eastAsia="標楷體" w:hAnsi="標楷體"/>
-          <w:color w:val="000000" w:themeColor="text1"/>
-          <w:sz w:val="32"/>
-          <w:szCs w:val="32"/>
-        </w:rPr>
-      </w:pPr>
-      <w:r>
-        <w:rPr>
-          <w:rFonts w:ascii="標楷體" w:eastAsia="標楷體" w:hAnsi="標楷體" w:cs="標楷體" w:hint="eastAsia"/>
-          <w:color w:val="000000" w:themeColor="text1"/>
-          <w:sz w:val="20"/>
-          <w:szCs w:val="20"/>
         </w:rPr>
         <w:t>表格</w:t>
       </w:r>
       <w:r>
         <w:rPr>
-          <w:rFonts w:ascii="標楷體" w:eastAsia="標楷體" w:hAnsi="標楷體"/>
+          <w:rFonts w:eastAsia="標楷體"/>
           <w:color w:val="000000" w:themeColor="text1"/>
           <w:sz w:val="20"/>
-          <w:szCs w:val="20"/>
         </w:rPr>
         <w:t xml:space="preserve">CP-7.4-F16  </w:t>
       </w:r>
       <w:r>
         <w:rPr>
-          <w:rFonts w:ascii="標楷體" w:eastAsia="標楷體" w:hAnsi="標楷體" w:cs="標楷體" w:hint="eastAsia"/>
+          <w:rFonts w:eastAsia="標楷體" w:hint="eastAsia"/>
           <w:color w:val="000000" w:themeColor="text1"/>
           <w:sz w:val="20"/>
-          <w:szCs w:val="20"/>
         </w:rPr>
         <w:t>版次：</w:t>
       </w:r>
       <w:r>
         <w:rPr>
-          <w:rFonts w:ascii="標楷體" w:eastAsia="標楷體" w:hAnsi="標楷體" w:hint="eastAsia"/>
-          <w:color w:val="000000" w:themeColor="text1"/>
+          <w:rFonts w:eastAsia="標楷體" w:hint="eastAsia"/>
+          <w:color w:val="FF0000"/>
           <w:sz w:val="20"/>
-          <w:szCs w:val="20"/>
         </w:rPr>
-        <w:t>1</w:t>
+        <w:t>2</w:t>
       </w:r>
       <w:r>
         <w:rPr>
-          <w:rFonts w:ascii="標楷體" w:eastAsia="標楷體" w:hAnsi="標楷體"/>
+          <w:rFonts w:eastAsia="標楷體"/>
           <w:color w:val="000000" w:themeColor="text1"/>
           <w:sz w:val="32"/>
-          <w:szCs w:val="32"/>
         </w:rPr>
-        <w:br w:type="page"/>
       </w:r>
     </w:p>
     <w:sectPr>
-      <w:headerReference w:type="default" r:id="rId8"/>
       <w:pgSz w:w="11907" w:h="16840" w:code="9"/>
-      <w:pgMar w:top="709" w:right="851" w:bottom="680" w:left="595" w:header="284" w:footer="284" w:gutter="397"/>
-      <w:pgNumType w:start="1"/>
+      <w:pgMar w:top="510" w:right="851" w:bottom="510" w:left="595" w:header="284" w:footer="340" w:gutter="397"/>
       <w:cols w:space="425"/>
       <w:docGrid w:type="lines" w:linePitch="360"/>
     </w:sectPr>
@@ -3113,6 +3500,9 @@
       </w:r>
     </w:p>
   </w:endnote>
+  <w:endnote w:type="continuationNotice" w:id="1">
+    <w:p/>
+  </w:endnote>
 </w:endnotes>
 </file>
 
@@ -3132,17 +3522,10 @@
       </w:r>
     </w:p>
   </w:footnote>
+  <w:footnote w:type="continuationNotice" w:id="1">
+    <w:p/>
+  </w:footnote>
 </w:footnotes>
-</file>
-
-<file path=word/header1.xml><?xml version="1.0" encoding="utf-8"?>
-<w:hdr xmlns:wpc="http://schemas.microsoft.com/office/word/2010/wordprocessingCanvas" xmlns:cx="http://schemas.microsoft.com/office/drawing/2014/chartex" xmlns:cx1="http://schemas.microsoft.com/office/drawing/2015/9/8/chartex" xmlns:cx2="http://schemas.microsoft.com/office/drawing/2015/10/21/chartex" xmlns:cx3="http://schemas.microsoft.com/office/drawing/2016/5/9/chartex" xmlns:cx4="http://schemas.microsoft.com/office/drawing/2016/5/10/chartex" xmlns:cx5="http://schemas.microsoft.com/office/drawing/2016/5/11/chartex" xmlns:cx6="http://schemas.microsoft.com/office/drawing/2016/5/12/chartex" xmlns:cx7="http://schemas.microsoft.com/office/drawing/2016/5/13/chartex" xmlns:cx8="http://schemas.microsoft.com/office/drawing/2016/5/14/chartex" xmlns:mc="http://schemas.openxmlformats.org/markup-compatibility/2006" xmlns:aink="http://schemas.microsoft.com/office/drawing/2016/ink" xmlns:am3d="http://schemas.microsoft.com/office/drawing/2017/model3d" xmlns:o="urn:schemas-microsoft-com:office:office" xmlns:oel="http://schemas.microsoft.com/office/2019/extlst" xmlns:r="http://schemas.openxmlformats.org/officeDocument/2006/relationships" xmlns:m="http://schemas.openxmlformats.org/officeDocument/2006/math" xmlns:v="urn:schemas-microsoft-com:vml" xmlns:wp14="http://schemas.microsoft.com/office/word/2010/wordprocessingDrawing" xmlns:wp="http://schemas.openxmlformats.org/drawingml/2006/wordprocessingDrawing" xmlns:w10="urn:schemas-microsoft-com:office:word" xmlns:w="http://schemas.openxmlformats.org/wordprocessingml/2006/main" xmlns:w14="http://schemas.microsoft.com/office/word/2010/wordml" xmlns:w15="http://schemas.microsoft.com/office/word/2012/wordml" xmlns:w16cex="http://schemas.microsoft.com/office/word/2018/wordml/cex" xmlns:w16cid="http://schemas.microsoft.com/office/word/2016/wordml/cid" xmlns:w16="http://schemas.microsoft.com/office/word/2018/wordml" xmlns:w16sdtdh="http://schemas.microsoft.com/office/word/2020/wordml/sdtdatahash" xmlns:w16se="http://schemas.microsoft.com/office/word/2015/wordml/symex" xmlns:wpg="http://schemas.microsoft.com/office/word/2010/wordprocessingGroup" xmlns:wpi="http://schemas.microsoft.com/office/word/2010/wordprocessingInk" xmlns:wne="http://schemas.microsoft.com/office/word/2006/wordml" xmlns:wps="http://schemas.microsoft.com/office/word/2010/wordprocessingShape" mc:Ignorable="w14 w15 w16se w16cid w16 w16cex w16sdtdh wp14">
-  <w:p>
-    <w:pPr>
-      <w:pStyle w:val="af7"/>
-    </w:pPr>
-  </w:p>
-</w:hdr>
 </file>
 
 <file path=word/numbering.xml><?xml version="1.0" encoding="utf-8"?>
@@ -3168,7 +3551,7 @@
         <v:path o:extrusionok="f" gradientshapeok="t" o:connecttype="rect"/>
         <o:lock v:ext="edit" aspectratio="t"/>
       </v:shapetype>
-      <v:shape id="_x0000_i1034" type="#_x0000_t75" style="width:11.25pt;height:11.25pt" o:bullet="t">
+      <v:shape id="_x0000_i1043" type="#_x0000_t75" style="width:11.25pt;height:11.25pt" o:bullet="t">
         <v:imagedata r:id="rId1" o:title="msoE1C5"/>
       </v:shape>
     </w:pict>
@@ -4900,6 +5283,96 @@
     </w:lvl>
   </w:abstractNum>
   <w:abstractNum w:abstractNumId="19" w15:restartNumberingAfterBreak="0">
+    <w:nsid w:val="22C3443D"/>
+    <w:multiLevelType w:val="hybridMultilevel"/>
+    <w:tmpl w:val="494A1FFA"/>
+    <w:lvl w:ilvl="0" w:tplc="5ED0A95C">
+      <w:start w:val="1"/>
+      <w:numFmt w:val="decimal"/>
+      <w:lvlText w:val="%1."/>
+      <w:lvlJc w:val="left"/>
+      <w:pPr>
+        <w:ind w:left="600" w:hanging="600"/>
+      </w:pPr>
+      <w:rPr>
+        <w:rFonts w:hint="eastAsia"/>
+        <w:b/>
+      </w:rPr>
+    </w:lvl>
+    <w:lvl w:ilvl="1" w:tplc="04090019" w:tentative="1">
+      <w:start w:val="1"/>
+      <w:numFmt w:val="ideographTraditional"/>
+      <w:lvlText w:val="%2、"/>
+      <w:lvlJc w:val="left"/>
+      <w:pPr>
+        <w:ind w:left="960" w:hanging="480"/>
+      </w:pPr>
+    </w:lvl>
+    <w:lvl w:ilvl="2" w:tplc="0409001B" w:tentative="1">
+      <w:start w:val="1"/>
+      <w:numFmt w:val="lowerRoman"/>
+      <w:lvlText w:val="%3."/>
+      <w:lvlJc w:val="right"/>
+      <w:pPr>
+        <w:ind w:left="1440" w:hanging="480"/>
+      </w:pPr>
+    </w:lvl>
+    <w:lvl w:ilvl="3" w:tplc="0409000F" w:tentative="1">
+      <w:start w:val="1"/>
+      <w:numFmt w:val="decimal"/>
+      <w:lvlText w:val="%4."/>
+      <w:lvlJc w:val="left"/>
+      <w:pPr>
+        <w:ind w:left="1920" w:hanging="480"/>
+      </w:pPr>
+    </w:lvl>
+    <w:lvl w:ilvl="4" w:tplc="04090019" w:tentative="1">
+      <w:start w:val="1"/>
+      <w:numFmt w:val="ideographTraditional"/>
+      <w:lvlText w:val="%5、"/>
+      <w:lvlJc w:val="left"/>
+      <w:pPr>
+        <w:ind w:left="2400" w:hanging="480"/>
+      </w:pPr>
+    </w:lvl>
+    <w:lvl w:ilvl="5" w:tplc="0409001B" w:tentative="1">
+      <w:start w:val="1"/>
+      <w:numFmt w:val="lowerRoman"/>
+      <w:lvlText w:val="%6."/>
+      <w:lvlJc w:val="right"/>
+      <w:pPr>
+        <w:ind w:left="2880" w:hanging="480"/>
+      </w:pPr>
+    </w:lvl>
+    <w:lvl w:ilvl="6" w:tplc="0409000F" w:tentative="1">
+      <w:start w:val="1"/>
+      <w:numFmt w:val="decimal"/>
+      <w:lvlText w:val="%7."/>
+      <w:lvlJc w:val="left"/>
+      <w:pPr>
+        <w:ind w:left="3360" w:hanging="480"/>
+      </w:pPr>
+    </w:lvl>
+    <w:lvl w:ilvl="7" w:tplc="04090019" w:tentative="1">
+      <w:start w:val="1"/>
+      <w:numFmt w:val="ideographTraditional"/>
+      <w:lvlText w:val="%8、"/>
+      <w:lvlJc w:val="left"/>
+      <w:pPr>
+        <w:ind w:left="3840" w:hanging="480"/>
+      </w:pPr>
+    </w:lvl>
+    <w:lvl w:ilvl="8" w:tplc="0409001B" w:tentative="1">
+      <w:start w:val="1"/>
+      <w:numFmt w:val="lowerRoman"/>
+      <w:lvlText w:val="%9."/>
+      <w:lvlJc w:val="right"/>
+      <w:pPr>
+        <w:ind w:left="4320" w:hanging="480"/>
+      </w:pPr>
+    </w:lvl>
+  </w:abstractNum>
+  <w:abstractNum w:abstractNumId="20" w15:restartNumberingAfterBreak="0">
     <w:nsid w:val="24E52728"/>
     <w:multiLevelType w:val="singleLevel"/>
     <w:tmpl w:val="74DA451A"/>
@@ -4919,7 +5392,7 @@
       </w:rPr>
     </w:lvl>
   </w:abstractNum>
-  <w:abstractNum w:abstractNumId="20" w15:restartNumberingAfterBreak="0">
+  <w:abstractNum w:abstractNumId="21" w15:restartNumberingAfterBreak="0">
     <w:nsid w:val="251265D8"/>
     <w:multiLevelType w:val="hybridMultilevel"/>
     <w:tmpl w:val="399692A4"/>
@@ -5035,7 +5508,96 @@
       </w:pPr>
     </w:lvl>
   </w:abstractNum>
-  <w:abstractNum w:abstractNumId="21" w15:restartNumberingAfterBreak="0">
+  <w:abstractNum w:abstractNumId="22" w15:restartNumberingAfterBreak="0">
+    <w:nsid w:val="280D246E"/>
+    <w:multiLevelType w:val="hybridMultilevel"/>
+    <w:tmpl w:val="893E9DF0"/>
+    <w:lvl w:ilvl="0" w:tplc="1602C91C">
+      <w:start w:val="6"/>
+      <w:numFmt w:val="taiwaneseCountingThousand"/>
+      <w:lvlText w:val="(%1)"/>
+      <w:lvlJc w:val="left"/>
+      <w:pPr>
+        <w:ind w:left="720" w:hanging="480"/>
+      </w:pPr>
+      <w:rPr>
+        <w:rFonts w:hint="eastAsia"/>
+      </w:rPr>
+    </w:lvl>
+    <w:lvl w:ilvl="1" w:tplc="04090019" w:tentative="1">
+      <w:start w:val="1"/>
+      <w:numFmt w:val="ideographTraditional"/>
+      <w:lvlText w:val="%2、"/>
+      <w:lvlJc w:val="left"/>
+      <w:pPr>
+        <w:ind w:left="960" w:hanging="480"/>
+      </w:pPr>
+    </w:lvl>
+    <w:lvl w:ilvl="2" w:tplc="0409001B" w:tentative="1">
+      <w:start w:val="1"/>
+      <w:numFmt w:val="lowerRoman"/>
+      <w:lvlText w:val="%3."/>
+      <w:lvlJc w:val="right"/>
+      <w:pPr>
+        <w:ind w:left="1440" w:hanging="480"/>
+      </w:pPr>
+    </w:lvl>
+    <w:lvl w:ilvl="3" w:tplc="0409000F" w:tentative="1">
+      <w:start w:val="1"/>
+      <w:numFmt w:val="decimal"/>
+      <w:lvlText w:val="%4."/>
+      <w:lvlJc w:val="left"/>
+      <w:pPr>
+        <w:ind w:left="1920" w:hanging="480"/>
+      </w:pPr>
+    </w:lvl>
+    <w:lvl w:ilvl="4" w:tplc="04090019" w:tentative="1">
+      <w:start w:val="1"/>
+      <w:numFmt w:val="ideographTraditional"/>
+      <w:lvlText w:val="%5、"/>
+      <w:lvlJc w:val="left"/>
+      <w:pPr>
+        <w:ind w:left="2400" w:hanging="480"/>
+      </w:pPr>
+    </w:lvl>
+    <w:lvl w:ilvl="5" w:tplc="0409001B" w:tentative="1">
+      <w:start w:val="1"/>
+      <w:numFmt w:val="lowerRoman"/>
+      <w:lvlText w:val="%6."/>
+      <w:lvlJc w:val="right"/>
+      <w:pPr>
+        <w:ind w:left="2880" w:hanging="480"/>
+      </w:pPr>
+    </w:lvl>
+    <w:lvl w:ilvl="6" w:tplc="0409000F" w:tentative="1">
+      <w:start w:val="1"/>
+      <w:numFmt w:val="decimal"/>
+      <w:lvlText w:val="%7."/>
+      <w:lvlJc w:val="left"/>
+      <w:pPr>
+        <w:ind w:left="3360" w:hanging="480"/>
+      </w:pPr>
+    </w:lvl>
+    <w:lvl w:ilvl="7" w:tplc="04090019" w:tentative="1">
+      <w:start w:val="1"/>
+      <w:numFmt w:val="ideographTraditional"/>
+      <w:lvlText w:val="%8、"/>
+      <w:lvlJc w:val="left"/>
+      <w:pPr>
+        <w:ind w:left="3840" w:hanging="480"/>
+      </w:pPr>
+    </w:lvl>
+    <w:lvl w:ilvl="8" w:tplc="0409001B" w:tentative="1">
+      <w:start w:val="1"/>
+      <w:numFmt w:val="lowerRoman"/>
+      <w:lvlText w:val="%9."/>
+      <w:lvlJc w:val="right"/>
+      <w:pPr>
+        <w:ind w:left="4320" w:hanging="480"/>
+      </w:pPr>
+    </w:lvl>
+  </w:abstractNum>
+  <w:abstractNum w:abstractNumId="23" w15:restartNumberingAfterBreak="0">
     <w:nsid w:val="2983433A"/>
     <w:multiLevelType w:val="hybridMultilevel"/>
     <w:tmpl w:val="B05C2B22"/>
@@ -5121,7 +5683,7 @@
       </w:pPr>
     </w:lvl>
   </w:abstractNum>
-  <w:abstractNum w:abstractNumId="22" w15:restartNumberingAfterBreak="0">
+  <w:abstractNum w:abstractNumId="24" w15:restartNumberingAfterBreak="0">
     <w:nsid w:val="2B383B12"/>
     <w:multiLevelType w:val="hybridMultilevel"/>
     <w:tmpl w:val="7592FA44"/>
@@ -5237,7 +5799,7 @@
       </w:pPr>
     </w:lvl>
   </w:abstractNum>
-  <w:abstractNum w:abstractNumId="23" w15:restartNumberingAfterBreak="0">
+  <w:abstractNum w:abstractNumId="25" w15:restartNumberingAfterBreak="0">
     <w:nsid w:val="2F382E66"/>
     <w:multiLevelType w:val="hybridMultilevel"/>
     <w:tmpl w:val="00587956"/>
@@ -5327,7 +5889,7 @@
       </w:pPr>
     </w:lvl>
   </w:abstractNum>
-  <w:abstractNum w:abstractNumId="24" w15:restartNumberingAfterBreak="0">
+  <w:abstractNum w:abstractNumId="26" w15:restartNumberingAfterBreak="0">
     <w:nsid w:val="301419CE"/>
     <w:multiLevelType w:val="hybridMultilevel"/>
     <w:tmpl w:val="A13E6368"/>
@@ -5451,7 +6013,7 @@
       </w:pPr>
     </w:lvl>
   </w:abstractNum>
-  <w:abstractNum w:abstractNumId="25" w15:restartNumberingAfterBreak="0">
+  <w:abstractNum w:abstractNumId="27" w15:restartNumberingAfterBreak="0">
     <w:nsid w:val="321B6533"/>
     <w:multiLevelType w:val="hybridMultilevel"/>
     <w:tmpl w:val="1B944A46"/>
@@ -5567,7 +6129,7 @@
       </w:pPr>
     </w:lvl>
   </w:abstractNum>
-  <w:abstractNum w:abstractNumId="26" w15:restartNumberingAfterBreak="0">
+  <w:abstractNum w:abstractNumId="28" w15:restartNumberingAfterBreak="0">
     <w:nsid w:val="386B24C9"/>
     <w:multiLevelType w:val="hybridMultilevel"/>
     <w:tmpl w:val="7C6CC628"/>
@@ -5658,7 +6220,7 @@
       </w:pPr>
     </w:lvl>
   </w:abstractNum>
-  <w:abstractNum w:abstractNumId="27" w15:restartNumberingAfterBreak="0">
+  <w:abstractNum w:abstractNumId="29" w15:restartNumberingAfterBreak="0">
     <w:nsid w:val="388A4EF6"/>
     <w:multiLevelType w:val="multilevel"/>
     <w:tmpl w:val="1848E9DE"/>
@@ -5751,7 +6313,7 @@
       </w:pPr>
     </w:lvl>
   </w:abstractNum>
-  <w:abstractNum w:abstractNumId="28" w15:restartNumberingAfterBreak="0">
+  <w:abstractNum w:abstractNumId="30" w15:restartNumberingAfterBreak="0">
     <w:nsid w:val="38EC624C"/>
     <w:multiLevelType w:val="hybridMultilevel"/>
     <w:tmpl w:val="8CFE7C86"/>
@@ -5840,7 +6402,147 @@
       </w:pPr>
     </w:lvl>
   </w:abstractNum>
-  <w:abstractNum w:abstractNumId="29" w15:restartNumberingAfterBreak="0">
+  <w:abstractNum w:abstractNumId="31" w15:restartNumberingAfterBreak="0">
+    <w:nsid w:val="3B1B37E1"/>
+    <w:multiLevelType w:val="hybridMultilevel"/>
+    <w:tmpl w:val="FC225698"/>
+    <w:lvl w:ilvl="0" w:tplc="7C9CEEFC">
+      <w:start w:val="1"/>
+      <w:numFmt w:val="bullet"/>
+      <w:lvlText w:val="※"/>
+      <w:lvlJc w:val="left"/>
+      <w:pPr>
+        <w:tabs>
+          <w:tab w:val="num" w:pos="360"/>
+        </w:tabs>
+        <w:ind w:left="360" w:hanging="360"/>
+      </w:pPr>
+      <w:rPr>
+        <w:rFonts w:ascii="標楷體" w:eastAsia="標楷體" w:hAnsi="標楷體" w:cs="Times New Roman" w:hint="eastAsia"/>
+      </w:rPr>
+    </w:lvl>
+    <w:lvl w:ilvl="1" w:tplc="04090003">
+      <w:start w:val="1"/>
+      <w:numFmt w:val="bullet"/>
+      <w:lvlText w:val=""/>
+      <w:lvlJc w:val="left"/>
+      <w:pPr>
+        <w:tabs>
+          <w:tab w:val="num" w:pos="960"/>
+        </w:tabs>
+        <w:ind w:left="960" w:hanging="480"/>
+      </w:pPr>
+      <w:rPr>
+        <w:rFonts w:ascii="Wingdings" w:hAnsi="Wingdings" w:hint="default"/>
+      </w:rPr>
+    </w:lvl>
+    <w:lvl w:ilvl="2" w:tplc="04090005">
+      <w:start w:val="1"/>
+      <w:numFmt w:val="bullet"/>
+      <w:lvlText w:val=""/>
+      <w:lvlJc w:val="left"/>
+      <w:pPr>
+        <w:tabs>
+          <w:tab w:val="num" w:pos="1440"/>
+        </w:tabs>
+        <w:ind w:left="1440" w:hanging="480"/>
+      </w:pPr>
+      <w:rPr>
+        <w:rFonts w:ascii="Wingdings" w:hAnsi="Wingdings" w:hint="default"/>
+      </w:rPr>
+    </w:lvl>
+    <w:lvl w:ilvl="3" w:tplc="04090001">
+      <w:start w:val="1"/>
+      <w:numFmt w:val="bullet"/>
+      <w:lvlText w:val=""/>
+      <w:lvlJc w:val="left"/>
+      <w:pPr>
+        <w:tabs>
+          <w:tab w:val="num" w:pos="1920"/>
+        </w:tabs>
+        <w:ind w:left="1920" w:hanging="480"/>
+      </w:pPr>
+      <w:rPr>
+        <w:rFonts w:ascii="Wingdings" w:hAnsi="Wingdings" w:hint="default"/>
+      </w:rPr>
+    </w:lvl>
+    <w:lvl w:ilvl="4" w:tplc="04090003">
+      <w:start w:val="1"/>
+      <w:numFmt w:val="bullet"/>
+      <w:lvlText w:val=""/>
+      <w:lvlJc w:val="left"/>
+      <w:pPr>
+        <w:tabs>
+          <w:tab w:val="num" w:pos="2400"/>
+        </w:tabs>
+        <w:ind w:left="2400" w:hanging="480"/>
+      </w:pPr>
+      <w:rPr>
+        <w:rFonts w:ascii="Wingdings" w:hAnsi="Wingdings" w:hint="default"/>
+      </w:rPr>
+    </w:lvl>
+    <w:lvl w:ilvl="5" w:tplc="04090005">
+      <w:start w:val="1"/>
+      <w:numFmt w:val="bullet"/>
+      <w:lvlText w:val=""/>
+      <w:lvlJc w:val="left"/>
+      <w:pPr>
+        <w:tabs>
+          <w:tab w:val="num" w:pos="2880"/>
+        </w:tabs>
+        <w:ind w:left="2880" w:hanging="480"/>
+      </w:pPr>
+      <w:rPr>
+        <w:rFonts w:ascii="Wingdings" w:hAnsi="Wingdings" w:hint="default"/>
+      </w:rPr>
+    </w:lvl>
+    <w:lvl w:ilvl="6" w:tplc="04090001">
+      <w:start w:val="1"/>
+      <w:numFmt w:val="bullet"/>
+      <w:lvlText w:val=""/>
+      <w:lvlJc w:val="left"/>
+      <w:pPr>
+        <w:tabs>
+          <w:tab w:val="num" w:pos="3360"/>
+        </w:tabs>
+        <w:ind w:left="3360" w:hanging="480"/>
+      </w:pPr>
+      <w:rPr>
+        <w:rFonts w:ascii="Wingdings" w:hAnsi="Wingdings" w:hint="default"/>
+      </w:rPr>
+    </w:lvl>
+    <w:lvl w:ilvl="7" w:tplc="04090003">
+      <w:start w:val="1"/>
+      <w:numFmt w:val="bullet"/>
+      <w:lvlText w:val=""/>
+      <w:lvlJc w:val="left"/>
+      <w:pPr>
+        <w:tabs>
+          <w:tab w:val="num" w:pos="3840"/>
+        </w:tabs>
+        <w:ind w:left="3840" w:hanging="480"/>
+      </w:pPr>
+      <w:rPr>
+        <w:rFonts w:ascii="Wingdings" w:hAnsi="Wingdings" w:hint="default"/>
+      </w:rPr>
+    </w:lvl>
+    <w:lvl w:ilvl="8" w:tplc="04090005">
+      <w:start w:val="1"/>
+      <w:numFmt w:val="bullet"/>
+      <w:lvlText w:val=""/>
+      <w:lvlJc w:val="left"/>
+      <w:pPr>
+        <w:tabs>
+          <w:tab w:val="num" w:pos="4320"/>
+        </w:tabs>
+        <w:ind w:left="4320" w:hanging="480"/>
+      </w:pPr>
+      <w:rPr>
+        <w:rFonts w:ascii="Wingdings" w:hAnsi="Wingdings" w:hint="default"/>
+      </w:rPr>
+    </w:lvl>
+  </w:abstractNum>
+  <w:abstractNum w:abstractNumId="32" w15:restartNumberingAfterBreak="0">
     <w:nsid w:val="3B211B80"/>
     <w:multiLevelType w:val="hybridMultilevel"/>
     <w:tmpl w:val="6B704878"/>
@@ -5929,7 +6631,7 @@
       </w:pPr>
     </w:lvl>
   </w:abstractNum>
-  <w:abstractNum w:abstractNumId="30" w15:restartNumberingAfterBreak="0">
+  <w:abstractNum w:abstractNumId="33" w15:restartNumberingAfterBreak="0">
     <w:nsid w:val="3BED37F4"/>
     <w:multiLevelType w:val="hybridMultilevel"/>
     <w:tmpl w:val="982AF3EC"/>
@@ -6018,7 +6720,7 @@
       </w:pPr>
     </w:lvl>
   </w:abstractNum>
-  <w:abstractNum w:abstractNumId="31" w15:restartNumberingAfterBreak="0">
+  <w:abstractNum w:abstractNumId="34" w15:restartNumberingAfterBreak="0">
     <w:nsid w:val="3CA36BCB"/>
     <w:multiLevelType w:val="hybridMultilevel"/>
     <w:tmpl w:val="65F62CC8"/>
@@ -6110,7 +6812,7 @@
       </w:pPr>
     </w:lvl>
   </w:abstractNum>
-  <w:abstractNum w:abstractNumId="32" w15:restartNumberingAfterBreak="0">
+  <w:abstractNum w:abstractNumId="35" w15:restartNumberingAfterBreak="0">
     <w:nsid w:val="3F14197C"/>
     <w:multiLevelType w:val="hybridMultilevel"/>
     <w:tmpl w:val="15E68AF8"/>
@@ -6224,7 +6926,7 @@
       </w:rPr>
     </w:lvl>
   </w:abstractNum>
-  <w:abstractNum w:abstractNumId="33" w15:restartNumberingAfterBreak="0">
+  <w:abstractNum w:abstractNumId="36" w15:restartNumberingAfterBreak="0">
     <w:nsid w:val="40ED7E36"/>
     <w:multiLevelType w:val="hybridMultilevel"/>
     <w:tmpl w:val="4878B304"/>
@@ -6313,7 +7015,7 @@
       </w:pPr>
     </w:lvl>
   </w:abstractNum>
-  <w:abstractNum w:abstractNumId="34" w15:restartNumberingAfterBreak="0">
+  <w:abstractNum w:abstractNumId="37" w15:restartNumberingAfterBreak="0">
     <w:nsid w:val="41935A4F"/>
     <w:multiLevelType w:val="hybridMultilevel"/>
     <w:tmpl w:val="DCF689F4"/>
@@ -6402,7 +7104,7 @@
       </w:pPr>
     </w:lvl>
   </w:abstractNum>
-  <w:abstractNum w:abstractNumId="35" w15:restartNumberingAfterBreak="0">
+  <w:abstractNum w:abstractNumId="38" w15:restartNumberingAfterBreak="0">
     <w:nsid w:val="455D37DA"/>
     <w:multiLevelType w:val="hybridMultilevel"/>
     <w:tmpl w:val="8182F490"/>
@@ -6493,7 +7195,7 @@
       </w:pPr>
     </w:lvl>
   </w:abstractNum>
-  <w:abstractNum w:abstractNumId="36" w15:restartNumberingAfterBreak="0">
+  <w:abstractNum w:abstractNumId="39" w15:restartNumberingAfterBreak="0">
     <w:nsid w:val="489E131F"/>
     <w:multiLevelType w:val="singleLevel"/>
     <w:tmpl w:val="5ED0A95C"/>
@@ -6513,7 +7215,7 @@
       </w:rPr>
     </w:lvl>
   </w:abstractNum>
-  <w:abstractNum w:abstractNumId="37" w15:restartNumberingAfterBreak="0">
+  <w:abstractNum w:abstractNumId="40" w15:restartNumberingAfterBreak="0">
     <w:nsid w:val="48BD50CB"/>
     <w:multiLevelType w:val="hybridMultilevel"/>
     <w:tmpl w:val="7EF4FE28"/>
@@ -6602,7 +7304,7 @@
       </w:pPr>
     </w:lvl>
   </w:abstractNum>
-  <w:abstractNum w:abstractNumId="38" w15:restartNumberingAfterBreak="0">
+  <w:abstractNum w:abstractNumId="41" w15:restartNumberingAfterBreak="0">
     <w:nsid w:val="4AD22E57"/>
     <w:multiLevelType w:val="hybridMultilevel"/>
     <w:tmpl w:val="65F62CC8"/>
@@ -6694,7 +7396,7 @@
       </w:pPr>
     </w:lvl>
   </w:abstractNum>
-  <w:abstractNum w:abstractNumId="39" w15:restartNumberingAfterBreak="0">
+  <w:abstractNum w:abstractNumId="42" w15:restartNumberingAfterBreak="0">
     <w:nsid w:val="4B360CB3"/>
     <w:multiLevelType w:val="hybridMultilevel"/>
     <w:tmpl w:val="DCF689F4"/>
@@ -6783,7 +7485,7 @@
       </w:pPr>
     </w:lvl>
   </w:abstractNum>
-  <w:abstractNum w:abstractNumId="40" w15:restartNumberingAfterBreak="0">
+  <w:abstractNum w:abstractNumId="43" w15:restartNumberingAfterBreak="0">
     <w:nsid w:val="4D3531D8"/>
     <w:multiLevelType w:val="hybridMultilevel"/>
     <w:tmpl w:val="76FE925E"/>
@@ -6924,7 +7626,7 @@
       </w:rPr>
     </w:lvl>
   </w:abstractNum>
-  <w:abstractNum w:abstractNumId="41" w15:restartNumberingAfterBreak="0">
+  <w:abstractNum w:abstractNumId="44" w15:restartNumberingAfterBreak="0">
     <w:nsid w:val="4F801EAD"/>
     <w:multiLevelType w:val="hybridMultilevel"/>
     <w:tmpl w:val="072ED336"/>
@@ -7010,11 +7712,11 @@
       </w:pPr>
     </w:lvl>
   </w:abstractNum>
-  <w:abstractNum w:abstractNumId="42" w15:restartNumberingAfterBreak="0">
+  <w:abstractNum w:abstractNumId="45" w15:restartNumberingAfterBreak="0">
     <w:nsid w:val="515D2019"/>
     <w:multiLevelType w:val="hybridMultilevel"/>
-    <w:tmpl w:val="8BBC24B4"/>
-    <w:lvl w:ilvl="0" w:tplc="807ECC26">
+    <w:tmpl w:val="C36453A6"/>
+    <w:lvl w:ilvl="0" w:tplc="955A0530">
       <w:start w:val="1"/>
       <w:numFmt w:val="decimal"/>
       <w:lvlText w:val="%1."/>
@@ -7024,7 +7726,7 @@
       </w:pPr>
       <w:rPr>
         <w:rFonts w:hint="default"/>
-        <w:color w:val="FF0000"/>
+        <w:color w:val="auto"/>
       </w:rPr>
     </w:lvl>
     <w:lvl w:ilvl="1" w:tplc="04090019" w:tentative="1">
@@ -7100,7 +7802,7 @@
       </w:pPr>
     </w:lvl>
   </w:abstractNum>
-  <w:abstractNum w:abstractNumId="43" w15:restartNumberingAfterBreak="0">
+  <w:abstractNum w:abstractNumId="46" w15:restartNumberingAfterBreak="0">
     <w:nsid w:val="532504FF"/>
     <w:multiLevelType w:val="hybridMultilevel"/>
     <w:tmpl w:val="DCF689F4"/>
@@ -7189,7 +7891,7 @@
       </w:pPr>
     </w:lvl>
   </w:abstractNum>
-  <w:abstractNum w:abstractNumId="44" w15:restartNumberingAfterBreak="0">
+  <w:abstractNum w:abstractNumId="47" w15:restartNumberingAfterBreak="0">
     <w:nsid w:val="536811BF"/>
     <w:multiLevelType w:val="hybridMultilevel"/>
     <w:tmpl w:val="6F58FE96"/>
@@ -7278,7 +7980,7 @@
       </w:pPr>
     </w:lvl>
   </w:abstractNum>
-  <w:abstractNum w:abstractNumId="45" w15:restartNumberingAfterBreak="0">
+  <w:abstractNum w:abstractNumId="48" w15:restartNumberingAfterBreak="0">
     <w:nsid w:val="536F0229"/>
     <w:multiLevelType w:val="hybridMultilevel"/>
     <w:tmpl w:val="BDB2F76E"/>
@@ -7394,7 +8096,7 @@
       </w:pPr>
     </w:lvl>
   </w:abstractNum>
-  <w:abstractNum w:abstractNumId="46" w15:restartNumberingAfterBreak="0">
+  <w:abstractNum w:abstractNumId="49" w15:restartNumberingAfterBreak="0">
     <w:nsid w:val="537447CD"/>
     <w:multiLevelType w:val="hybridMultilevel"/>
     <w:tmpl w:val="DCF689F4"/>
@@ -7483,19 +8185,134 @@
       </w:pPr>
     </w:lvl>
   </w:abstractNum>
-  <w:abstractNum w:abstractNumId="47" w15:restartNumberingAfterBreak="0">
+  <w:abstractNum w:abstractNumId="50" w15:restartNumberingAfterBreak="0">
+    <w:nsid w:val="538E2664"/>
+    <w:multiLevelType w:val="hybridMultilevel"/>
+    <w:tmpl w:val="B07CFA7E"/>
+    <w:lvl w:ilvl="0" w:tplc="7D46806A">
+      <w:start w:val="1"/>
+      <w:numFmt w:val="taiwaneseCountingThousand"/>
+      <w:lvlText w:val="%1、"/>
+      <w:lvlJc w:val="left"/>
+      <w:pPr>
+        <w:tabs>
+          <w:tab w:val="num" w:pos="480"/>
+        </w:tabs>
+        <w:ind w:left="480" w:hanging="480"/>
+      </w:pPr>
+      <w:rPr>
+        <w:sz w:val="28"/>
+        <w:szCs w:val="28"/>
+      </w:rPr>
+    </w:lvl>
+    <w:lvl w:ilvl="1" w:tplc="04090019">
+      <w:start w:val="1"/>
+      <w:numFmt w:val="ideographTraditional"/>
+      <w:lvlText w:val="%2、"/>
+      <w:lvlJc w:val="left"/>
+      <w:pPr>
+        <w:tabs>
+          <w:tab w:val="num" w:pos="960"/>
+        </w:tabs>
+        <w:ind w:left="960" w:hanging="480"/>
+      </w:pPr>
+    </w:lvl>
+    <w:lvl w:ilvl="2" w:tplc="0409001B">
+      <w:start w:val="1"/>
+      <w:numFmt w:val="lowerRoman"/>
+      <w:lvlText w:val="%3."/>
+      <w:lvlJc w:val="right"/>
+      <w:pPr>
+        <w:tabs>
+          <w:tab w:val="num" w:pos="1440"/>
+        </w:tabs>
+        <w:ind w:left="1440" w:hanging="480"/>
+      </w:pPr>
+    </w:lvl>
+    <w:lvl w:ilvl="3" w:tplc="0409000F">
+      <w:start w:val="1"/>
+      <w:numFmt w:val="decimal"/>
+      <w:lvlText w:val="%4."/>
+      <w:lvlJc w:val="left"/>
+      <w:pPr>
+        <w:tabs>
+          <w:tab w:val="num" w:pos="1920"/>
+        </w:tabs>
+        <w:ind w:left="1920" w:hanging="480"/>
+      </w:pPr>
+    </w:lvl>
+    <w:lvl w:ilvl="4" w:tplc="04090019">
+      <w:start w:val="1"/>
+      <w:numFmt w:val="ideographTraditional"/>
+      <w:lvlText w:val="%5、"/>
+      <w:lvlJc w:val="left"/>
+      <w:pPr>
+        <w:tabs>
+          <w:tab w:val="num" w:pos="2400"/>
+        </w:tabs>
+        <w:ind w:left="2400" w:hanging="480"/>
+      </w:pPr>
+    </w:lvl>
+    <w:lvl w:ilvl="5" w:tplc="0409001B">
+      <w:start w:val="1"/>
+      <w:numFmt w:val="lowerRoman"/>
+      <w:lvlText w:val="%6."/>
+      <w:lvlJc w:val="right"/>
+      <w:pPr>
+        <w:tabs>
+          <w:tab w:val="num" w:pos="2880"/>
+        </w:tabs>
+        <w:ind w:left="2880" w:hanging="480"/>
+      </w:pPr>
+    </w:lvl>
+    <w:lvl w:ilvl="6" w:tplc="0409000F">
+      <w:start w:val="1"/>
+      <w:numFmt w:val="decimal"/>
+      <w:lvlText w:val="%7."/>
+      <w:lvlJc w:val="left"/>
+      <w:pPr>
+        <w:tabs>
+          <w:tab w:val="num" w:pos="3360"/>
+        </w:tabs>
+        <w:ind w:left="3360" w:hanging="480"/>
+      </w:pPr>
+    </w:lvl>
+    <w:lvl w:ilvl="7" w:tplc="04090019">
+      <w:start w:val="1"/>
+      <w:numFmt w:val="ideographTraditional"/>
+      <w:lvlText w:val="%8、"/>
+      <w:lvlJc w:val="left"/>
+      <w:pPr>
+        <w:tabs>
+          <w:tab w:val="num" w:pos="3840"/>
+        </w:tabs>
+        <w:ind w:left="3840" w:hanging="480"/>
+      </w:pPr>
+    </w:lvl>
+    <w:lvl w:ilvl="8" w:tplc="0409001B">
+      <w:start w:val="1"/>
+      <w:numFmt w:val="lowerRoman"/>
+      <w:lvlText w:val="%9."/>
+      <w:lvlJc w:val="right"/>
+      <w:pPr>
+        <w:tabs>
+          <w:tab w:val="num" w:pos="4320"/>
+        </w:tabs>
+        <w:ind w:left="4320" w:hanging="480"/>
+      </w:pPr>
+    </w:lvl>
+  </w:abstractNum>
+  <w:abstractNum w:abstractNumId="51" w15:restartNumberingAfterBreak="0">
     <w:nsid w:val="541E4EF2"/>
     <w:multiLevelType w:val="singleLevel"/>
-    <w:tmpl w:val="E56CFA1A"/>
+    <w:tmpl w:val="A86470E6"/>
     <w:lvl w:ilvl="0">
       <w:start w:val="1"/>
       <w:numFmt w:val="taiwaneseCountingThousand"/>
+      <w:suff w:val="nothing"/>
       <w:lvlText w:val="%1、"/>
       <w:lvlJc w:val="left"/>
       <w:pPr>
-        <w:tabs>
-          <w:tab w:val="num" w:pos="480"/>
-        </w:tabs>
         <w:ind w:left="480" w:hanging="480"/>
       </w:pPr>
       <w:rPr>
@@ -7503,7 +8320,7 @@
       </w:rPr>
     </w:lvl>
   </w:abstractNum>
-  <w:abstractNum w:abstractNumId="48" w15:restartNumberingAfterBreak="0">
+  <w:abstractNum w:abstractNumId="52" w15:restartNumberingAfterBreak="0">
     <w:nsid w:val="55607F23"/>
     <w:multiLevelType w:val="hybridMultilevel"/>
     <w:tmpl w:val="C144C364"/>
@@ -7592,7 +8409,7 @@
       </w:pPr>
     </w:lvl>
   </w:abstractNum>
-  <w:abstractNum w:abstractNumId="49" w15:restartNumberingAfterBreak="0">
+  <w:abstractNum w:abstractNumId="53" w15:restartNumberingAfterBreak="0">
     <w:nsid w:val="57F10696"/>
     <w:multiLevelType w:val="hybridMultilevel"/>
     <w:tmpl w:val="1B944A46"/>
@@ -7708,7 +8525,7 @@
       </w:pPr>
     </w:lvl>
   </w:abstractNum>
-  <w:abstractNum w:abstractNumId="50" w15:restartNumberingAfterBreak="0">
+  <w:abstractNum w:abstractNumId="54" w15:restartNumberingAfterBreak="0">
     <w:nsid w:val="5AA23888"/>
     <w:multiLevelType w:val="hybridMultilevel"/>
     <w:tmpl w:val="03C63550"/>
@@ -7794,7 +8611,7 @@
       </w:pPr>
     </w:lvl>
   </w:abstractNum>
-  <w:abstractNum w:abstractNumId="51" w15:restartNumberingAfterBreak="0">
+  <w:abstractNum w:abstractNumId="55" w15:restartNumberingAfterBreak="0">
     <w:nsid w:val="5BCA2E40"/>
     <w:multiLevelType w:val="hybridMultilevel"/>
     <w:tmpl w:val="2E8C052C"/>
@@ -7883,7 +8700,7 @@
       </w:pPr>
     </w:lvl>
   </w:abstractNum>
-  <w:abstractNum w:abstractNumId="52" w15:restartNumberingAfterBreak="0">
+  <w:abstractNum w:abstractNumId="56" w15:restartNumberingAfterBreak="0">
     <w:nsid w:val="5CB6761F"/>
     <w:multiLevelType w:val="hybridMultilevel"/>
     <w:tmpl w:val="3E56FDB0"/>
@@ -7973,7 +8790,7 @@
       </w:pPr>
     </w:lvl>
   </w:abstractNum>
-  <w:abstractNum w:abstractNumId="53" w15:restartNumberingAfterBreak="0">
+  <w:abstractNum w:abstractNumId="57" w15:restartNumberingAfterBreak="0">
     <w:nsid w:val="5D8B5BB4"/>
     <w:multiLevelType w:val="hybridMultilevel"/>
     <w:tmpl w:val="B3265FA2"/>
@@ -8088,7 +8905,7 @@
       </w:rPr>
     </w:lvl>
   </w:abstractNum>
-  <w:abstractNum w:abstractNumId="54" w15:restartNumberingAfterBreak="0">
+  <w:abstractNum w:abstractNumId="58" w15:restartNumberingAfterBreak="0">
     <w:nsid w:val="5F4D5249"/>
     <w:multiLevelType w:val="hybridMultilevel"/>
     <w:tmpl w:val="DF9A9100"/>
@@ -8205,7 +9022,7 @@
       </w:pPr>
     </w:lvl>
   </w:abstractNum>
-  <w:abstractNum w:abstractNumId="55" w15:restartNumberingAfterBreak="0">
+  <w:abstractNum w:abstractNumId="59" w15:restartNumberingAfterBreak="0">
     <w:nsid w:val="5F644DB1"/>
     <w:multiLevelType w:val="hybridMultilevel"/>
     <w:tmpl w:val="A6906EDE"/>
@@ -8320,7 +9137,7 @@
       </w:rPr>
     </w:lvl>
   </w:abstractNum>
-  <w:abstractNum w:abstractNumId="56" w15:restartNumberingAfterBreak="0">
+  <w:abstractNum w:abstractNumId="60" w15:restartNumberingAfterBreak="0">
     <w:nsid w:val="61CB62B5"/>
     <w:multiLevelType w:val="hybridMultilevel"/>
     <w:tmpl w:val="DCF689F4"/>
@@ -8409,7 +9226,96 @@
       </w:pPr>
     </w:lvl>
   </w:abstractNum>
-  <w:abstractNum w:abstractNumId="57" w15:restartNumberingAfterBreak="0">
+  <w:abstractNum w:abstractNumId="61" w15:restartNumberingAfterBreak="0">
+    <w:nsid w:val="66E47415"/>
+    <w:multiLevelType w:val="hybridMultilevel"/>
+    <w:tmpl w:val="3F3EA072"/>
+    <w:lvl w:ilvl="0" w:tplc="5E88FD5C">
+      <w:start w:val="1"/>
+      <w:numFmt w:val="taiwaneseCountingThousand"/>
+      <w:lvlText w:val="(%1)"/>
+      <w:lvlJc w:val="left"/>
+      <w:pPr>
+        <w:ind w:left="720" w:hanging="480"/>
+      </w:pPr>
+      <w:rPr>
+        <w:rFonts w:hint="eastAsia"/>
+      </w:rPr>
+    </w:lvl>
+    <w:lvl w:ilvl="1" w:tplc="04090019" w:tentative="1">
+      <w:start w:val="1"/>
+      <w:numFmt w:val="ideographTraditional"/>
+      <w:lvlText w:val="%2、"/>
+      <w:lvlJc w:val="left"/>
+      <w:pPr>
+        <w:ind w:left="1200" w:hanging="480"/>
+      </w:pPr>
+    </w:lvl>
+    <w:lvl w:ilvl="2" w:tplc="0409001B" w:tentative="1">
+      <w:start w:val="1"/>
+      <w:numFmt w:val="lowerRoman"/>
+      <w:lvlText w:val="%3."/>
+      <w:lvlJc w:val="right"/>
+      <w:pPr>
+        <w:ind w:left="1680" w:hanging="480"/>
+      </w:pPr>
+    </w:lvl>
+    <w:lvl w:ilvl="3" w:tplc="0409000F" w:tentative="1">
+      <w:start w:val="1"/>
+      <w:numFmt w:val="decimal"/>
+      <w:lvlText w:val="%4."/>
+      <w:lvlJc w:val="left"/>
+      <w:pPr>
+        <w:ind w:left="2160" w:hanging="480"/>
+      </w:pPr>
+    </w:lvl>
+    <w:lvl w:ilvl="4" w:tplc="04090019" w:tentative="1">
+      <w:start w:val="1"/>
+      <w:numFmt w:val="ideographTraditional"/>
+      <w:lvlText w:val="%5、"/>
+      <w:lvlJc w:val="left"/>
+      <w:pPr>
+        <w:ind w:left="2640" w:hanging="480"/>
+      </w:pPr>
+    </w:lvl>
+    <w:lvl w:ilvl="5" w:tplc="0409001B" w:tentative="1">
+      <w:start w:val="1"/>
+      <w:numFmt w:val="lowerRoman"/>
+      <w:lvlText w:val="%6."/>
+      <w:lvlJc w:val="right"/>
+      <w:pPr>
+        <w:ind w:left="3120" w:hanging="480"/>
+      </w:pPr>
+    </w:lvl>
+    <w:lvl w:ilvl="6" w:tplc="0409000F" w:tentative="1">
+      <w:start w:val="1"/>
+      <w:numFmt w:val="decimal"/>
+      <w:lvlText w:val="%7."/>
+      <w:lvlJc w:val="left"/>
+      <w:pPr>
+        <w:ind w:left="3600" w:hanging="480"/>
+      </w:pPr>
+    </w:lvl>
+    <w:lvl w:ilvl="7" w:tplc="04090019" w:tentative="1">
+      <w:start w:val="1"/>
+      <w:numFmt w:val="ideographTraditional"/>
+      <w:lvlText w:val="%8、"/>
+      <w:lvlJc w:val="left"/>
+      <w:pPr>
+        <w:ind w:left="4080" w:hanging="480"/>
+      </w:pPr>
+    </w:lvl>
+    <w:lvl w:ilvl="8" w:tplc="0409001B" w:tentative="1">
+      <w:start w:val="1"/>
+      <w:numFmt w:val="lowerRoman"/>
+      <w:lvlText w:val="%9."/>
+      <w:lvlJc w:val="right"/>
+      <w:pPr>
+        <w:ind w:left="4560" w:hanging="480"/>
+      </w:pPr>
+    </w:lvl>
+  </w:abstractNum>
+  <w:abstractNum w:abstractNumId="62" w15:restartNumberingAfterBreak="0">
     <w:nsid w:val="67C95A70"/>
     <w:multiLevelType w:val="multilevel"/>
     <w:tmpl w:val="870A2A9A"/>
@@ -8498,7 +9404,7 @@
       </w:pPr>
     </w:lvl>
   </w:abstractNum>
-  <w:abstractNum w:abstractNumId="58" w15:restartNumberingAfterBreak="0">
+  <w:abstractNum w:abstractNumId="63" w15:restartNumberingAfterBreak="0">
     <w:nsid w:val="68BA67E2"/>
     <w:multiLevelType w:val="hybridMultilevel"/>
     <w:tmpl w:val="244E2C38"/>
@@ -8587,7 +9493,7 @@
       </w:pPr>
     </w:lvl>
   </w:abstractNum>
-  <w:abstractNum w:abstractNumId="59" w15:restartNumberingAfterBreak="0">
+  <w:abstractNum w:abstractNumId="64" w15:restartNumberingAfterBreak="0">
     <w:nsid w:val="6A865A0D"/>
     <w:multiLevelType w:val="hybridMultilevel"/>
     <w:tmpl w:val="7442675E"/>
@@ -8676,7 +9582,7 @@
       </w:pPr>
     </w:lvl>
   </w:abstractNum>
-  <w:abstractNum w:abstractNumId="60" w15:restartNumberingAfterBreak="0">
+  <w:abstractNum w:abstractNumId="65" w15:restartNumberingAfterBreak="0">
     <w:nsid w:val="6B0571AA"/>
     <w:multiLevelType w:val="hybridMultilevel"/>
     <w:tmpl w:val="79EE36BC"/>
@@ -8792,7 +9698,7 @@
       </w:pPr>
     </w:lvl>
   </w:abstractNum>
-  <w:abstractNum w:abstractNumId="61" w15:restartNumberingAfterBreak="0">
+  <w:abstractNum w:abstractNumId="66" w15:restartNumberingAfterBreak="0">
     <w:nsid w:val="6C1F3FD5"/>
     <w:multiLevelType w:val="hybridMultilevel"/>
     <w:tmpl w:val="C692485C"/>
@@ -8908,7 +9814,7 @@
       </w:pPr>
     </w:lvl>
   </w:abstractNum>
-  <w:abstractNum w:abstractNumId="62" w15:restartNumberingAfterBreak="0">
+  <w:abstractNum w:abstractNumId="67" w15:restartNumberingAfterBreak="0">
     <w:nsid w:val="6C9D0E84"/>
     <w:multiLevelType w:val="hybridMultilevel"/>
     <w:tmpl w:val="B05C2B22"/>
@@ -8994,7 +9900,7 @@
       </w:pPr>
     </w:lvl>
   </w:abstractNum>
-  <w:abstractNum w:abstractNumId="63" w15:restartNumberingAfterBreak="0">
+  <w:abstractNum w:abstractNumId="68" w15:restartNumberingAfterBreak="0">
     <w:nsid w:val="70E4294E"/>
     <w:multiLevelType w:val="hybridMultilevel"/>
     <w:tmpl w:val="21CA86EC"/>
@@ -9110,7 +10016,7 @@
       </w:pPr>
     </w:lvl>
   </w:abstractNum>
-  <w:abstractNum w:abstractNumId="64" w15:restartNumberingAfterBreak="0">
+  <w:abstractNum w:abstractNumId="69" w15:restartNumberingAfterBreak="0">
     <w:nsid w:val="73042D5E"/>
     <w:multiLevelType w:val="hybridMultilevel"/>
     <w:tmpl w:val="1B944A46"/>
@@ -9226,7 +10132,7 @@
       </w:pPr>
     </w:lvl>
   </w:abstractNum>
-  <w:abstractNum w:abstractNumId="65" w15:restartNumberingAfterBreak="0">
+  <w:abstractNum w:abstractNumId="70" w15:restartNumberingAfterBreak="0">
     <w:nsid w:val="76BB2B30"/>
     <w:multiLevelType w:val="hybridMultilevel"/>
     <w:tmpl w:val="165AC012"/>
@@ -9339,7 +10245,7 @@
       </w:rPr>
     </w:lvl>
   </w:abstractNum>
-  <w:abstractNum w:abstractNumId="66" w15:restartNumberingAfterBreak="0">
+  <w:abstractNum w:abstractNumId="71" w15:restartNumberingAfterBreak="0">
     <w:nsid w:val="77670589"/>
     <w:multiLevelType w:val="hybridMultilevel"/>
     <w:tmpl w:val="3EDA81A0"/>
@@ -9428,7 +10334,7 @@
       </w:pPr>
     </w:lvl>
   </w:abstractNum>
-  <w:abstractNum w:abstractNumId="67" w15:restartNumberingAfterBreak="0">
+  <w:abstractNum w:abstractNumId="72" w15:restartNumberingAfterBreak="0">
     <w:nsid w:val="7D920C24"/>
     <w:multiLevelType w:val="hybridMultilevel"/>
     <w:tmpl w:val="F560009A"/>
@@ -9515,40 +10421,40 @@
     </w:lvl>
   </w:abstractNum>
   <w:num w:numId="1" w16cid:durableId="175653044">
-    <w:abstractNumId w:val="47"/>
+    <w:abstractNumId w:val="51"/>
   </w:num>
   <w:num w:numId="2" w16cid:durableId="1193373969">
     <w:abstractNumId w:val="10"/>
   </w:num>
   <w:num w:numId="3" w16cid:durableId="507256770">
-    <w:abstractNumId w:val="19"/>
+    <w:abstractNumId w:val="20"/>
   </w:num>
   <w:num w:numId="4" w16cid:durableId="2037727094">
-    <w:abstractNumId w:val="36"/>
+    <w:abstractNumId w:val="39"/>
   </w:num>
   <w:num w:numId="5" w16cid:durableId="2048723498">
-    <w:abstractNumId w:val="49"/>
+    <w:abstractNumId w:val="53"/>
   </w:num>
   <w:num w:numId="6" w16cid:durableId="591671294">
-    <w:abstractNumId w:val="60"/>
+    <w:abstractNumId w:val="65"/>
   </w:num>
   <w:num w:numId="7" w16cid:durableId="1147629086">
-    <w:abstractNumId w:val="22"/>
+    <w:abstractNumId w:val="24"/>
   </w:num>
   <w:num w:numId="8" w16cid:durableId="610164983">
-    <w:abstractNumId w:val="54"/>
+    <w:abstractNumId w:val="58"/>
   </w:num>
   <w:num w:numId="9" w16cid:durableId="242955285">
     <w:abstractNumId w:val="18"/>
   </w:num>
   <w:num w:numId="10" w16cid:durableId="1082988873">
-    <w:abstractNumId w:val="45"/>
+    <w:abstractNumId w:val="48"/>
   </w:num>
   <w:num w:numId="11" w16cid:durableId="1802380794">
-    <w:abstractNumId w:val="61"/>
+    <w:abstractNumId w:val="66"/>
   </w:num>
   <w:num w:numId="12" w16cid:durableId="149953142">
-    <w:abstractNumId w:val="24"/>
+    <w:abstractNumId w:val="26"/>
     <w:lvlOverride w:ilvl="0">
       <w:startOverride w:val="1"/>
     </w:lvlOverride>
@@ -9574,19 +10480,19 @@
     </w:lvlOverride>
   </w:num>
   <w:num w:numId="13" w16cid:durableId="1295253846">
-    <w:abstractNumId w:val="55"/>
+    <w:abstractNumId w:val="59"/>
   </w:num>
   <w:num w:numId="14" w16cid:durableId="1737824327">
-    <w:abstractNumId w:val="53"/>
+    <w:abstractNumId w:val="57"/>
   </w:num>
   <w:num w:numId="15" w16cid:durableId="193924544">
-    <w:abstractNumId w:val="40"/>
+    <w:abstractNumId w:val="43"/>
   </w:num>
   <w:num w:numId="16" w16cid:durableId="2117943530">
     <w:abstractNumId w:val="13"/>
   </w:num>
   <w:num w:numId="17" w16cid:durableId="490872939">
-    <w:abstractNumId w:val="34"/>
+    <w:abstractNumId w:val="37"/>
   </w:num>
   <w:num w:numId="18" w16cid:durableId="1539705565">
     <w:abstractNumId w:val="3"/>
@@ -9595,43 +10501,43 @@
     <w:abstractNumId w:val="6"/>
   </w:num>
   <w:num w:numId="20" w16cid:durableId="2133591484">
-    <w:abstractNumId w:val="39"/>
+    <w:abstractNumId w:val="42"/>
   </w:num>
   <w:num w:numId="21" w16cid:durableId="1755931734">
+    <w:abstractNumId w:val="49"/>
+  </w:num>
+  <w:num w:numId="22" w16cid:durableId="870918023">
     <w:abstractNumId w:val="46"/>
   </w:num>
-  <w:num w:numId="22" w16cid:durableId="870918023">
-    <w:abstractNumId w:val="43"/>
-  </w:num>
   <w:num w:numId="23" w16cid:durableId="2020085105">
-    <w:abstractNumId w:val="56"/>
+    <w:abstractNumId w:val="60"/>
   </w:num>
   <w:num w:numId="24" w16cid:durableId="416365350">
-    <w:abstractNumId w:val="28"/>
+    <w:abstractNumId w:val="30"/>
   </w:num>
   <w:num w:numId="25" w16cid:durableId="669717176">
-    <w:abstractNumId w:val="42"/>
+    <w:abstractNumId w:val="45"/>
   </w:num>
   <w:num w:numId="26" w16cid:durableId="1266303625">
-    <w:abstractNumId w:val="29"/>
+    <w:abstractNumId w:val="32"/>
   </w:num>
   <w:num w:numId="27" w16cid:durableId="1475102072">
-    <w:abstractNumId w:val="20"/>
+    <w:abstractNumId w:val="21"/>
   </w:num>
   <w:num w:numId="28" w16cid:durableId="1146124917">
+    <w:abstractNumId w:val="44"/>
+  </w:num>
+  <w:num w:numId="29" w16cid:durableId="1954089041">
+    <w:abstractNumId w:val="62"/>
+  </w:num>
+  <w:num w:numId="30" w16cid:durableId="224801921">
+    <w:abstractNumId w:val="67"/>
+  </w:num>
+  <w:num w:numId="31" w16cid:durableId="1776053006">
     <w:abstractNumId w:val="41"/>
   </w:num>
-  <w:num w:numId="29" w16cid:durableId="1954089041">
-    <w:abstractNumId w:val="57"/>
-  </w:num>
-  <w:num w:numId="30" w16cid:durableId="224801921">
-    <w:abstractNumId w:val="62"/>
-  </w:num>
-  <w:num w:numId="31" w16cid:durableId="1776053006">
-    <w:abstractNumId w:val="38"/>
-  </w:num>
   <w:num w:numId="32" w16cid:durableId="1133058853">
-    <w:abstractNumId w:val="66"/>
+    <w:abstractNumId w:val="71"/>
   </w:num>
   <w:num w:numId="33" w16cid:durableId="1636448663">
     <w:abstractNumId w:val="7"/>
@@ -9649,37 +10555,37 @@
     <w:abstractNumId w:val="0"/>
   </w:num>
   <w:num w:numId="38" w16cid:durableId="1856308743">
-    <w:abstractNumId w:val="67"/>
+    <w:abstractNumId w:val="72"/>
   </w:num>
   <w:num w:numId="39" w16cid:durableId="133255702">
     <w:abstractNumId w:val="9"/>
   </w:num>
   <w:num w:numId="40" w16cid:durableId="1057627295">
-    <w:abstractNumId w:val="48"/>
+    <w:abstractNumId w:val="52"/>
   </w:num>
   <w:num w:numId="41" w16cid:durableId="1422676808">
-    <w:abstractNumId w:val="21"/>
+    <w:abstractNumId w:val="23"/>
   </w:num>
   <w:num w:numId="42" w16cid:durableId="513616112">
-    <w:abstractNumId w:val="51"/>
+    <w:abstractNumId w:val="55"/>
   </w:num>
   <w:num w:numId="43" w16cid:durableId="1527408862">
-    <w:abstractNumId w:val="31"/>
+    <w:abstractNumId w:val="34"/>
   </w:num>
   <w:num w:numId="44" w16cid:durableId="1031422146">
-    <w:abstractNumId w:val="35"/>
+    <w:abstractNumId w:val="38"/>
   </w:num>
   <w:num w:numId="45" w16cid:durableId="86269860">
     <w:abstractNumId w:val="14"/>
   </w:num>
   <w:num w:numId="46" w16cid:durableId="1094593007">
-    <w:abstractNumId w:val="26"/>
+    <w:abstractNumId w:val="28"/>
   </w:num>
   <w:num w:numId="47" w16cid:durableId="756172649">
-    <w:abstractNumId w:val="23"/>
+    <w:abstractNumId w:val="25"/>
   </w:num>
   <w:num w:numId="48" w16cid:durableId="1992902560">
-    <w:abstractNumId w:val="44"/>
+    <w:abstractNumId w:val="47"/>
   </w:num>
   <w:num w:numId="49" w16cid:durableId="1970168133">
     <w:abstractNumId w:val="4"/>
@@ -9694,7 +10600,7 @@
     <w:abstractNumId w:val="16"/>
   </w:num>
   <w:num w:numId="53" w16cid:durableId="1180041987">
-    <w:abstractNumId w:val="27"/>
+    <w:abstractNumId w:val="29"/>
   </w:num>
   <w:num w:numId="54" w16cid:durableId="1095251859">
     <w:abstractNumId w:val="17"/>
@@ -9709,13 +10615,13 @@
     </w:lvlOverride>
   </w:num>
   <w:num w:numId="56" w16cid:durableId="1094935886">
-    <w:abstractNumId w:val="27"/>
+    <w:abstractNumId w:val="29"/>
     <w:lvlOverride w:ilvl="0">
       <w:startOverride w:val="1"/>
     </w:lvlOverride>
   </w:num>
   <w:num w:numId="57" w16cid:durableId="358900644">
-    <w:abstractNumId w:val="50"/>
+    <w:abstractNumId w:val="54"/>
   </w:num>
   <w:num w:numId="58" w16cid:durableId="744298289">
     <w:abstractNumId w:val="5"/>
@@ -9724,43 +10630,93 @@
     <w:abstractNumId w:val="1"/>
   </w:num>
   <w:num w:numId="60" w16cid:durableId="855267421">
-    <w:abstractNumId w:val="25"/>
+    <w:abstractNumId w:val="27"/>
   </w:num>
   <w:num w:numId="61" w16cid:durableId="827090063">
-    <w:abstractNumId w:val="64"/>
+    <w:abstractNumId w:val="69"/>
   </w:num>
   <w:num w:numId="62" w16cid:durableId="198906490">
-    <w:abstractNumId w:val="63"/>
+    <w:abstractNumId w:val="68"/>
   </w:num>
   <w:num w:numId="63" w16cid:durableId="72548656">
-    <w:abstractNumId w:val="52"/>
+    <w:abstractNumId w:val="56"/>
   </w:num>
   <w:num w:numId="64" w16cid:durableId="18819939">
-    <w:abstractNumId w:val="32"/>
+    <w:abstractNumId w:val="35"/>
   </w:num>
   <w:num w:numId="65" w16cid:durableId="1658220592">
-    <w:abstractNumId w:val="33"/>
+    <w:abstractNumId w:val="36"/>
   </w:num>
   <w:num w:numId="66" w16cid:durableId="240264181">
     <w:abstractNumId w:val="12"/>
   </w:num>
   <w:num w:numId="67" w16cid:durableId="1537234060">
-    <w:abstractNumId w:val="59"/>
+    <w:abstractNumId w:val="64"/>
   </w:num>
   <w:num w:numId="68" w16cid:durableId="1758936540">
-    <w:abstractNumId w:val="30"/>
+    <w:abstractNumId w:val="33"/>
   </w:num>
   <w:num w:numId="69" w16cid:durableId="1873028174">
-    <w:abstractNumId w:val="65"/>
+    <w:abstractNumId w:val="70"/>
   </w:num>
   <w:num w:numId="70" w16cid:durableId="1418137412">
-    <w:abstractNumId w:val="37"/>
+    <w:abstractNumId w:val="40"/>
   </w:num>
   <w:num w:numId="71" w16cid:durableId="434054275">
-    <w:abstractNumId w:val="58"/>
+    <w:abstractNumId w:val="63"/>
+  </w:num>
+  <w:num w:numId="72" w16cid:durableId="1221937143">
+    <w:abstractNumId w:val="19"/>
+  </w:num>
+  <w:num w:numId="73" w16cid:durableId="14159865">
+    <w:abstractNumId w:val="61"/>
+  </w:num>
+  <w:num w:numId="74" w16cid:durableId="2032220708">
+    <w:abstractNumId w:val="22"/>
+  </w:num>
+  <w:num w:numId="75" w16cid:durableId="2057659452">
+    <w:abstractNumId w:val="50"/>
+    <w:lvlOverride w:ilvl="0">
+      <w:startOverride w:val="1"/>
+    </w:lvlOverride>
+    <w:lvlOverride w:ilvl="1">
+      <w:startOverride w:val="1"/>
+    </w:lvlOverride>
+    <w:lvlOverride w:ilvl="2">
+      <w:startOverride w:val="1"/>
+    </w:lvlOverride>
+    <w:lvlOverride w:ilvl="3">
+      <w:startOverride w:val="1"/>
+    </w:lvlOverride>
+    <w:lvlOverride w:ilvl="4">
+      <w:startOverride w:val="1"/>
+    </w:lvlOverride>
+    <w:lvlOverride w:ilvl="5">
+      <w:startOverride w:val="1"/>
+    </w:lvlOverride>
+    <w:lvlOverride w:ilvl="6">
+      <w:startOverride w:val="1"/>
+    </w:lvlOverride>
+    <w:lvlOverride w:ilvl="7">
+      <w:startOverride w:val="1"/>
+    </w:lvlOverride>
+    <w:lvlOverride w:ilvl="8">
+      <w:startOverride w:val="1"/>
+    </w:lvlOverride>
+  </w:num>
+  <w:num w:numId="76" w16cid:durableId="1560819934">
+    <w:abstractNumId w:val="31"/>
   </w:num>
   <w:numIdMacAtCleanup w:val="64"/>
 </w:numbering>
+</file>
+
+<file path=word/people.xml><?xml version="1.0" encoding="utf-8"?>
+<w15:people xmlns:wpc="http://schemas.microsoft.com/office/word/2010/wordprocessingCanvas" xmlns:cx="http://schemas.microsoft.com/office/drawing/2014/chartex" xmlns:cx1="http://schemas.microsoft.com/office/drawing/2015/9/8/chartex" xmlns:cx2="http://schemas.microsoft.com/office/drawing/2015/10/21/chartex" xmlns:cx3="http://schemas.microsoft.com/office/drawing/2016/5/9/chartex" xmlns:cx4="http://schemas.microsoft.com/office/drawing/2016/5/10/chartex" xmlns:cx5="http://schemas.microsoft.com/office/drawing/2016/5/11/chartex" xmlns:cx6="http://schemas.microsoft.com/office/drawing/2016/5/12/chartex" xmlns:cx7="http://schemas.microsoft.com/office/drawing/2016/5/13/chartex" xmlns:cx8="http://schemas.microsoft.com/office/drawing/2016/5/14/chartex" xmlns:mc="http://schemas.openxmlformats.org/markup-compatibility/2006" xmlns:aink="http://schemas.microsoft.com/office/drawing/2016/ink" xmlns:am3d="http://schemas.microsoft.com/office/drawing/2017/model3d" xmlns:o="urn:schemas-microsoft-com:office:office" xmlns:oel="http://schemas.microsoft.com/office/2019/extlst" xmlns:r="http://schemas.openxmlformats.org/officeDocument/2006/relationships" xmlns:m="http://schemas.openxmlformats.org/officeDocument/2006/math" xmlns:v="urn:schemas-microsoft-com:vml" xmlns:wp14="http://schemas.microsoft.com/office/word/2010/wordprocessingDrawing" xmlns:wp="http://schemas.openxmlformats.org/drawingml/2006/wordprocessingDrawing" xmlns:w10="urn:schemas-microsoft-com:office:word" xmlns:w="http://schemas.openxmlformats.org/wordprocessingml/2006/main" xmlns:w14="http://schemas.microsoft.com/office/word/2010/wordml" xmlns:w15="http://schemas.microsoft.com/office/word/2012/wordml" xmlns:w16cex="http://schemas.microsoft.com/office/word/2018/wordml/cex" xmlns:w16cid="http://schemas.microsoft.com/office/word/2016/wordml/cid" xmlns:w16="http://schemas.microsoft.com/office/word/2018/wordml" xmlns:w16sdtdh="http://schemas.microsoft.com/office/word/2020/wordml/sdtdatahash" xmlns:w16se="http://schemas.microsoft.com/office/word/2015/wordml/symex" xmlns:wpg="http://schemas.microsoft.com/office/word/2010/wordprocessingGroup" xmlns:wpi="http://schemas.microsoft.com/office/word/2010/wordprocessingInk" xmlns:wne="http://schemas.microsoft.com/office/word/2006/wordml" xmlns:wps="http://schemas.microsoft.com/office/word/2010/wordprocessingShape" mc:Ignorable="w14 w15 w16se w16cid w16 w16cex w16sdtdh wp14">
+  <w15:person w15:author="郁敏 許">
+    <w15:presenceInfo w15:providerId="Windows Live" w15:userId="5aa517eba68fbe1e"/>
+  </w15:person>
+</w15:people>
 </file>
 
 <file path=word/styles.xml><?xml version="1.0" encoding="utf-8"?>
@@ -9800,12 +10756,12 @@
     <w:lsdException w:name="toc 1" w:locked="1" w:uiPriority="39"/>
     <w:lsdException w:name="toc 2" w:locked="1" w:uiPriority="39"/>
     <w:lsdException w:name="toc 3" w:locked="1" w:uiPriority="39"/>
-    <w:lsdException w:name="toc 4" w:locked="1" w:uiPriority="0"/>
-    <w:lsdException w:name="toc 5" w:locked="1" w:uiPriority="0"/>
-    <w:lsdException w:name="toc 6" w:locked="1" w:uiPriority="0"/>
-    <w:lsdException w:name="toc 7" w:locked="1" w:uiPriority="0"/>
-    <w:lsdException w:name="toc 8" w:locked="1" w:uiPriority="0"/>
-    <w:lsdException w:name="toc 9" w:locked="1" w:uiPriority="0"/>
+    <w:lsdException w:name="toc 4" w:locked="1" w:uiPriority="39"/>
+    <w:lsdException w:name="toc 5" w:locked="1" w:uiPriority="39"/>
+    <w:lsdException w:name="toc 6" w:locked="1" w:uiPriority="39"/>
+    <w:lsdException w:name="toc 7" w:locked="1" w:uiPriority="39"/>
+    <w:lsdException w:name="toc 8" w:locked="1" w:uiPriority="39"/>
+    <w:lsdException w:name="toc 9" w:locked="1" w:uiPriority="39"/>
     <w:lsdException w:name="Normal Indent" w:semiHidden="1" w:unhideWhenUsed="1"/>
     <w:lsdException w:name="footnote text" w:semiHidden="1" w:unhideWhenUsed="1"/>
     <w:lsdException w:name="annotation text" w:semiHidden="1" w:uiPriority="0" w:unhideWhenUsed="1"/>
@@ -12823,13 +13779,13 @@
     <w:uiPriority w:val="39"/>
     <w:unhideWhenUsed/>
     <w:locked/>
-    <w:rsid w:val="001D5033"/>
+    <w:rsid w:val="002A0631"/>
     <w:pPr>
       <w:widowControl/>
       <w:spacing w:after="100" w:line="259" w:lineRule="auto"/>
     </w:pPr>
     <w:rPr>
-      <w:rFonts w:asciiTheme="minorHAnsi" w:eastAsiaTheme="minorEastAsia" w:hAnsiTheme="minorHAnsi"/>
+      <w:rFonts w:asciiTheme="minorHAnsi" w:eastAsia="標楷體" w:hAnsiTheme="minorHAnsi"/>
       <w:kern w:val="0"/>
       <w:sz w:val="22"/>
       <w:szCs w:val="22"/>
@@ -12854,6 +13810,114 @@
       <w:kern w:val="0"/>
       <w:sz w:val="22"/>
       <w:szCs w:val="22"/>
+    </w:rPr>
+  </w:style>
+  <w:style w:type="paragraph" w:styleId="4">
+    <w:name w:val="toc 4"/>
+    <w:basedOn w:val="a"/>
+    <w:next w:val="a"/>
+    <w:autoRedefine/>
+    <w:uiPriority w:val="39"/>
+    <w:unhideWhenUsed/>
+    <w:locked/>
+    <w:rsid w:val="00270163"/>
+    <w:pPr>
+      <w:spacing w:after="160" w:line="278" w:lineRule="auto"/>
+      <w:ind w:leftChars="600" w:left="1440"/>
+    </w:pPr>
+    <w:rPr>
+      <w:rFonts w:asciiTheme="minorHAnsi" w:eastAsiaTheme="minorEastAsia" w:hAnsiTheme="minorHAnsi" w:cstheme="minorBidi"/>
+      <w14:ligatures w14:val="standardContextual"/>
+    </w:rPr>
+  </w:style>
+  <w:style w:type="paragraph" w:styleId="5">
+    <w:name w:val="toc 5"/>
+    <w:basedOn w:val="a"/>
+    <w:next w:val="a"/>
+    <w:autoRedefine/>
+    <w:uiPriority w:val="39"/>
+    <w:unhideWhenUsed/>
+    <w:locked/>
+    <w:rsid w:val="00270163"/>
+    <w:pPr>
+      <w:spacing w:after="160" w:line="278" w:lineRule="auto"/>
+      <w:ind w:leftChars="800" w:left="1920"/>
+    </w:pPr>
+    <w:rPr>
+      <w:rFonts w:asciiTheme="minorHAnsi" w:eastAsiaTheme="minorEastAsia" w:hAnsiTheme="minorHAnsi" w:cstheme="minorBidi"/>
+      <w14:ligatures w14:val="standardContextual"/>
+    </w:rPr>
+  </w:style>
+  <w:style w:type="paragraph" w:styleId="6">
+    <w:name w:val="toc 6"/>
+    <w:basedOn w:val="a"/>
+    <w:next w:val="a"/>
+    <w:autoRedefine/>
+    <w:uiPriority w:val="39"/>
+    <w:unhideWhenUsed/>
+    <w:locked/>
+    <w:rsid w:val="00270163"/>
+    <w:pPr>
+      <w:spacing w:after="160" w:line="278" w:lineRule="auto"/>
+      <w:ind w:leftChars="1000" w:left="2400"/>
+    </w:pPr>
+    <w:rPr>
+      <w:rFonts w:asciiTheme="minorHAnsi" w:eastAsiaTheme="minorEastAsia" w:hAnsiTheme="minorHAnsi" w:cstheme="minorBidi"/>
+      <w14:ligatures w14:val="standardContextual"/>
+    </w:rPr>
+  </w:style>
+  <w:style w:type="paragraph" w:styleId="7">
+    <w:name w:val="toc 7"/>
+    <w:basedOn w:val="a"/>
+    <w:next w:val="a"/>
+    <w:autoRedefine/>
+    <w:uiPriority w:val="39"/>
+    <w:unhideWhenUsed/>
+    <w:locked/>
+    <w:rsid w:val="00270163"/>
+    <w:pPr>
+      <w:spacing w:after="160" w:line="278" w:lineRule="auto"/>
+      <w:ind w:leftChars="1200" w:left="2880"/>
+    </w:pPr>
+    <w:rPr>
+      <w:rFonts w:asciiTheme="minorHAnsi" w:eastAsiaTheme="minorEastAsia" w:hAnsiTheme="minorHAnsi" w:cstheme="minorBidi"/>
+      <w14:ligatures w14:val="standardContextual"/>
+    </w:rPr>
+  </w:style>
+  <w:style w:type="paragraph" w:styleId="8">
+    <w:name w:val="toc 8"/>
+    <w:basedOn w:val="a"/>
+    <w:next w:val="a"/>
+    <w:autoRedefine/>
+    <w:uiPriority w:val="39"/>
+    <w:unhideWhenUsed/>
+    <w:locked/>
+    <w:rsid w:val="00270163"/>
+    <w:pPr>
+      <w:spacing w:after="160" w:line="278" w:lineRule="auto"/>
+      <w:ind w:leftChars="1400" w:left="3360"/>
+    </w:pPr>
+    <w:rPr>
+      <w:rFonts w:asciiTheme="minorHAnsi" w:eastAsiaTheme="minorEastAsia" w:hAnsiTheme="minorHAnsi" w:cstheme="minorBidi"/>
+      <w14:ligatures w14:val="standardContextual"/>
+    </w:rPr>
+  </w:style>
+  <w:style w:type="paragraph" w:styleId="9">
+    <w:name w:val="toc 9"/>
+    <w:basedOn w:val="a"/>
+    <w:next w:val="a"/>
+    <w:autoRedefine/>
+    <w:uiPriority w:val="39"/>
+    <w:unhideWhenUsed/>
+    <w:locked/>
+    <w:rsid w:val="00270163"/>
+    <w:pPr>
+      <w:spacing w:after="160" w:line="278" w:lineRule="auto"/>
+      <w:ind w:leftChars="1600" w:left="3840"/>
+    </w:pPr>
+    <w:rPr>
+      <w:rFonts w:asciiTheme="minorHAnsi" w:eastAsiaTheme="minorEastAsia" w:hAnsiTheme="minorHAnsi" w:cstheme="minorBidi"/>
+      <w14:ligatures w14:val="standardContextual"/>
     </w:rPr>
   </w:style>
 </w:styles>
